--- a/cover_prilo.docx
+++ b/cover_prilo.docx
@@ -163,8 +163,6 @@
                       </mc:Fallback>
                     </mc:AlternateContent>
                   </w:r>
-                  <w:bookmarkStart w:id="0" w:name="_GoBack"/>
-                  <w:bookmarkEnd w:id="0"/>
                 </w:p>
               </w:tc>
               <w:tc>
@@ -1764,10 +1762,70 @@
                   <w:pPr>
                     <w:rPr>
                       <w:rFonts w:ascii="Times New Roman" w:hAnsi="Times New Roman" w:cs="Times New Roman"/>
-                      <w:sz w:val="18"/>
-                      <w:szCs w:val="18"/>
-                    </w:rPr>
-                  </w:pPr>
+                      <w:noProof/>
+                      <w:sz w:val="18"/>
+                      <w:szCs w:val="18"/>
+                    </w:rPr>
+                  </w:pPr>
+                  <w:r>
+                    <w:rPr>
+                      <w:rFonts w:ascii="Times New Roman" w:hAnsi="Times New Roman" w:cs="Times New Roman"/>
+                      <w:sz w:val="18"/>
+                      <w:szCs w:val="18"/>
+                    </w:rPr>
+                    <w:fldChar w:fldCharType="begin"/>
+                  </w:r>
+                  <w:r>
+                    <w:rPr>
+                      <w:rFonts w:ascii="Times New Roman" w:hAnsi="Times New Roman" w:cs="Times New Roman"/>
+                      <w:sz w:val="18"/>
+                      <w:szCs w:val="18"/>
+                    </w:rPr>
+                    <w:instrText xml:space="preserve"> MERGEFIELD уп_вид_д </w:instrText>
+                  </w:r>
+                  <w:r>
+                    <w:rPr>
+                      <w:rFonts w:ascii="Times New Roman" w:hAnsi="Times New Roman" w:cs="Times New Roman"/>
+                      <w:sz w:val="18"/>
+                      <w:szCs w:val="18"/>
+                    </w:rPr>
+                    <w:fldChar w:fldCharType="separate"/>
+                  </w:r>
+                  <w:r>
+                    <w:rPr>
+                      <w:rFonts w:ascii="Times New Roman" w:hAnsi="Times New Roman" w:cs="Times New Roman"/>
+                      <w:noProof/>
+                      <w:sz w:val="18"/>
+                      <w:szCs w:val="18"/>
+                    </w:rPr>
+                    <w:t>1. Правоохранительная деятельность</w:t>
+                  </w:r>
+                </w:p>
+                <w:p>
+                  <w:pPr>
+                    <w:rPr>
+                      <w:rFonts w:ascii="Times New Roman" w:hAnsi="Times New Roman" w:cs="Times New Roman"/>
+                      <w:sz w:val="18"/>
+                      <w:szCs w:val="18"/>
+                    </w:rPr>
+                  </w:pPr>
+                  <w:r>
+                    <w:rPr>
+                      <w:rFonts w:ascii="Times New Roman" w:hAnsi="Times New Roman" w:cs="Times New Roman"/>
+                      <w:noProof/>
+                      <w:sz w:val="18"/>
+                      <w:szCs w:val="18"/>
+                    </w:rPr>
+                    <w:t>2. Обеспечение реализации прав граждан в сфере пенсионного обеспечения и социальной защиты</w:t>
+                  </w:r>
+                  <w:r>
+                    <w:rPr>
+                      <w:rFonts w:ascii="Times New Roman" w:hAnsi="Times New Roman" w:cs="Times New Roman"/>
+                      <w:sz w:val="18"/>
+                      <w:szCs w:val="18"/>
+                    </w:rPr>
+                    <w:fldChar w:fldCharType="end"/>
+                  </w:r>
                 </w:p>
               </w:tc>
               <w:tc>
@@ -1778,10 +1836,89 @@
                   <w:pPr>
                     <w:rPr>
                       <w:rFonts w:ascii="Times New Roman" w:hAnsi="Times New Roman" w:cs="Times New Roman"/>
-                      <w:sz w:val="18"/>
-                      <w:szCs w:val="18"/>
-                    </w:rPr>
-                  </w:pPr>
+                      <w:noProof/>
+                      <w:sz w:val="18"/>
+                      <w:szCs w:val="18"/>
+                    </w:rPr>
+                  </w:pPr>
+                  <w:r>
+                    <w:rPr>
+                      <w:rFonts w:ascii="Times New Roman" w:hAnsi="Times New Roman" w:cs="Times New Roman"/>
+                      <w:sz w:val="18"/>
+                      <w:szCs w:val="18"/>
+                    </w:rPr>
+                    <w:fldChar w:fldCharType="begin"/>
+                  </w:r>
+                  <w:r>
+                    <w:rPr>
+                      <w:rFonts w:ascii="Times New Roman" w:hAnsi="Times New Roman" w:cs="Times New Roman"/>
+                      <w:sz w:val="18"/>
+                      <w:szCs w:val="18"/>
+                    </w:rPr>
+                    <w:instrText xml:space="preserve"> MERGEFIELD уп_исп_ср </w:instrText>
+                  </w:r>
+                  <w:r>
+                    <w:rPr>
+                      <w:rFonts w:ascii="Times New Roman" w:hAnsi="Times New Roman" w:cs="Times New Roman"/>
+                      <w:sz w:val="18"/>
+                      <w:szCs w:val="18"/>
+                    </w:rPr>
+                    <w:fldChar w:fldCharType="separate"/>
+                  </w:r>
+                  <w:r>
+                    <w:rPr>
+                      <w:rFonts w:ascii="Times New Roman" w:hAnsi="Times New Roman" w:cs="Times New Roman"/>
+                      <w:noProof/>
+                      <w:sz w:val="18"/>
+                      <w:szCs w:val="18"/>
+                    </w:rPr>
+                    <w:t xml:space="preserve">1. Автоматизированное рабочее место (АРМ) в комплекте: системный блок – ОЗУ , HDD, монитор, клавиатура, мышь, звуковые колонки, офисный пакет приложений, операционная система, специализированное ПО. </w:t>
+                  </w:r>
+                </w:p>
+                <w:p>
+                  <w:pPr>
+                    <w:rPr>
+                      <w:rFonts w:ascii="Times New Roman" w:hAnsi="Times New Roman" w:cs="Times New Roman"/>
+                      <w:noProof/>
+                      <w:sz w:val="18"/>
+                      <w:szCs w:val="18"/>
+                    </w:rPr>
+                  </w:pPr>
+                  <w:r>
+                    <w:rPr>
+                      <w:rFonts w:ascii="Times New Roman" w:hAnsi="Times New Roman" w:cs="Times New Roman"/>
+                      <w:noProof/>
+                      <w:sz w:val="18"/>
+                      <w:szCs w:val="18"/>
+                    </w:rPr>
+                    <w:t xml:space="preserve">2. Многофункциональный интерактивный комплекс. </w:t>
+                  </w:r>
+                </w:p>
+                <w:p>
+                  <w:pPr>
+                    <w:rPr>
+                      <w:rFonts w:ascii="Times New Roman" w:hAnsi="Times New Roman" w:cs="Times New Roman"/>
+                      <w:sz w:val="18"/>
+                      <w:szCs w:val="18"/>
+                    </w:rPr>
+                  </w:pPr>
+                  <w:r>
+                    <w:rPr>
+                      <w:rFonts w:ascii="Times New Roman" w:hAnsi="Times New Roman" w:cs="Times New Roman"/>
+                      <w:noProof/>
+                      <w:sz w:val="18"/>
+                      <w:szCs w:val="18"/>
+                    </w:rPr>
+                    <w:t>3. Организационная техника.</w:t>
+                  </w:r>
+                  <w:r>
+                    <w:rPr>
+                      <w:rFonts w:ascii="Times New Roman" w:hAnsi="Times New Roman" w:cs="Times New Roman"/>
+                      <w:sz w:val="18"/>
+                      <w:szCs w:val="18"/>
+                    </w:rPr>
+                    <w:fldChar w:fldCharType="end"/>
+                  </w:r>
                 </w:p>
               </w:tc>
               <w:tc>
@@ -1796,9 +1933,51 @@
                       <w:szCs w:val="18"/>
                     </w:rPr>
                   </w:pPr>
+                  <w:r>
+                    <w:rPr>
+                      <w:rFonts w:ascii="Times New Roman" w:hAnsi="Times New Roman" w:cs="Times New Roman"/>
+                      <w:sz w:val="18"/>
+                      <w:szCs w:val="18"/>
+                    </w:rPr>
+                    <w:fldChar w:fldCharType="begin"/>
+                  </w:r>
+                  <w:r>
+                    <w:rPr>
+                      <w:rFonts w:ascii="Times New Roman" w:hAnsi="Times New Roman" w:cs="Times New Roman"/>
+                      <w:sz w:val="18"/>
+                      <w:szCs w:val="18"/>
+                    </w:rPr>
+                    <w:instrText xml:space="preserve"> MERGEFIELD уп_место </w:instrText>
+                  </w:r>
+                  <w:r>
+                    <w:rPr>
+                      <w:rFonts w:ascii="Times New Roman" w:hAnsi="Times New Roman" w:cs="Times New Roman"/>
+                      <w:sz w:val="18"/>
+                      <w:szCs w:val="18"/>
+                    </w:rPr>
+                    <w:fldChar w:fldCharType="separate"/>
+                  </w:r>
+                  <w:r>
+                    <w:rPr>
+                      <w:rFonts w:ascii="Times New Roman" w:hAnsi="Times New Roman" w:cs="Times New Roman"/>
+                      <w:noProof/>
+                      <w:sz w:val="18"/>
+                      <w:szCs w:val="18"/>
+                    </w:rPr>
+                    <w:t>Государственное бюджетное профессиональное образовательное учреждение «Кабардино-Балкарский гуманитарно-технический колледж»</w:t>
+                  </w:r>
+                  <w:r>
+                    <w:rPr>
+                      <w:rFonts w:ascii="Times New Roman" w:hAnsi="Times New Roman" w:cs="Times New Roman"/>
+                      <w:sz w:val="18"/>
+                      <w:szCs w:val="18"/>
+                    </w:rPr>
+                    <w:fldChar w:fldCharType="end"/>
+                  </w:r>
                 </w:p>
               </w:tc>
             </w:tr>
+            <w:bookmarkStart w:id="0" w:name="_GoBack" w:colFirst="0" w:colLast="0"/>
             <w:tr>
               <w:trPr>
                 <w:trHeight w:val="315"/>
@@ -1811,10 +1990,108 @@
                   <w:pPr>
                     <w:rPr>
                       <w:rFonts w:ascii="Times New Roman" w:hAnsi="Times New Roman" w:cs="Times New Roman"/>
-                      <w:sz w:val="18"/>
-                      <w:szCs w:val="18"/>
-                    </w:rPr>
-                  </w:pPr>
+                      <w:noProof/>
+                      <w:sz w:val="18"/>
+                      <w:szCs w:val="18"/>
+                    </w:rPr>
+                  </w:pPr>
+                  <w:r>
+                    <w:rPr>
+                      <w:rFonts w:ascii="Times New Roman" w:hAnsi="Times New Roman" w:cs="Times New Roman"/>
+                      <w:sz w:val="18"/>
+                      <w:szCs w:val="18"/>
+                    </w:rPr>
+                    <w:fldChar w:fldCharType="begin"/>
+                  </w:r>
+                  <w:r>
+                    <w:rPr>
+                      <w:rFonts w:ascii="Times New Roman" w:hAnsi="Times New Roman" w:cs="Times New Roman"/>
+                      <w:sz w:val="18"/>
+                      <w:szCs w:val="18"/>
+                    </w:rPr>
+                    <w:instrText xml:space="preserve"> MERGEFIELD пп_вид_д </w:instrText>
+                  </w:r>
+                  <w:r>
+                    <w:rPr>
+                      <w:rFonts w:ascii="Times New Roman" w:hAnsi="Times New Roman" w:cs="Times New Roman"/>
+                      <w:sz w:val="18"/>
+                      <w:szCs w:val="18"/>
+                    </w:rPr>
+                    <w:fldChar w:fldCharType="separate"/>
+                  </w:r>
+                  <w:r>
+                    <w:rPr>
+                      <w:rFonts w:ascii="Times New Roman" w:hAnsi="Times New Roman" w:cs="Times New Roman"/>
+                      <w:noProof/>
+                      <w:sz w:val="18"/>
+                      <w:szCs w:val="18"/>
+                    </w:rPr>
+                    <w:t>1. Правоприменительная деятельность</w:t>
+                  </w:r>
+                </w:p>
+                <w:p>
+                  <w:pPr>
+                    <w:rPr>
+                      <w:rFonts w:ascii="Times New Roman" w:hAnsi="Times New Roman" w:cs="Times New Roman"/>
+                      <w:noProof/>
+                      <w:sz w:val="18"/>
+                      <w:szCs w:val="18"/>
+                    </w:rPr>
+                  </w:pPr>
+                  <w:r>
+                    <w:rPr>
+                      <w:rFonts w:ascii="Times New Roman" w:hAnsi="Times New Roman" w:cs="Times New Roman"/>
+                      <w:noProof/>
+                      <w:sz w:val="18"/>
+                      <w:szCs w:val="18"/>
+                    </w:rPr>
+                    <w:t>2. Правоохранительная деятельность</w:t>
+                  </w:r>
+                </w:p>
+                <w:p>
+                  <w:pPr>
+                    <w:rPr>
+                      <w:rFonts w:ascii="Times New Roman" w:hAnsi="Times New Roman" w:cs="Times New Roman"/>
+                      <w:noProof/>
+                      <w:sz w:val="18"/>
+                      <w:szCs w:val="18"/>
+                    </w:rPr>
+                  </w:pPr>
+                  <w:r>
+                    <w:rPr>
+                      <w:rFonts w:ascii="Times New Roman" w:hAnsi="Times New Roman" w:cs="Times New Roman"/>
+                      <w:noProof/>
+                      <w:sz w:val="18"/>
+                      <w:szCs w:val="18"/>
+                    </w:rPr>
+                    <w:t>3. Организационно-техническое обеспечение работы судов</w:t>
+                  </w:r>
+                </w:p>
+                <w:p>
+                  <w:pPr>
+                    <w:rPr>
+                      <w:rFonts w:ascii="Times New Roman" w:hAnsi="Times New Roman" w:cs="Times New Roman"/>
+                      <w:sz w:val="18"/>
+                      <w:szCs w:val="18"/>
+                    </w:rPr>
+                  </w:pPr>
+                  <w:r>
+                    <w:rPr>
+                      <w:rFonts w:ascii="Times New Roman" w:hAnsi="Times New Roman" w:cs="Times New Roman"/>
+                      <w:noProof/>
+                      <w:sz w:val="18"/>
+                      <w:szCs w:val="18"/>
+                    </w:rPr>
+                    <w:t>4. Обеспечение реализации прав граждан в сфере пенсионного обеспечения и социальной защиты</w:t>
+                  </w:r>
+                  <w:r>
+                    <w:rPr>
+                      <w:rFonts w:ascii="Times New Roman" w:hAnsi="Times New Roman" w:cs="Times New Roman"/>
+                      <w:sz w:val="18"/>
+                      <w:szCs w:val="18"/>
+                    </w:rPr>
+                    <w:fldChar w:fldCharType="end"/>
+                  </w:r>
                 </w:p>
               </w:tc>
               <w:tc>
@@ -1825,10 +2102,89 @@
                   <w:pPr>
                     <w:rPr>
                       <w:rFonts w:ascii="Times New Roman" w:hAnsi="Times New Roman" w:cs="Times New Roman"/>
-                      <w:sz w:val="18"/>
-                      <w:szCs w:val="18"/>
-                    </w:rPr>
-                  </w:pPr>
+                      <w:noProof/>
+                      <w:sz w:val="18"/>
+                      <w:szCs w:val="18"/>
+                    </w:rPr>
+                  </w:pPr>
+                  <w:r>
+                    <w:rPr>
+                      <w:rFonts w:ascii="Times New Roman" w:hAnsi="Times New Roman" w:cs="Times New Roman"/>
+                      <w:sz w:val="18"/>
+                      <w:szCs w:val="18"/>
+                    </w:rPr>
+                    <w:fldChar w:fldCharType="begin"/>
+                  </w:r>
+                  <w:r>
+                    <w:rPr>
+                      <w:rFonts w:ascii="Times New Roman" w:hAnsi="Times New Roman" w:cs="Times New Roman"/>
+                      <w:sz w:val="18"/>
+                      <w:szCs w:val="18"/>
+                    </w:rPr>
+                    <w:instrText xml:space="preserve"> MERGEFIELD пп_исп_ср </w:instrText>
+                  </w:r>
+                  <w:r>
+                    <w:rPr>
+                      <w:rFonts w:ascii="Times New Roman" w:hAnsi="Times New Roman" w:cs="Times New Roman"/>
+                      <w:sz w:val="18"/>
+                      <w:szCs w:val="18"/>
+                    </w:rPr>
+                    <w:fldChar w:fldCharType="separate"/>
+                  </w:r>
+                  <w:r>
+                    <w:rPr>
+                      <w:rFonts w:ascii="Times New Roman" w:hAnsi="Times New Roman" w:cs="Times New Roman"/>
+                      <w:noProof/>
+                      <w:sz w:val="18"/>
+                      <w:szCs w:val="18"/>
+                    </w:rPr>
+                    <w:t xml:space="preserve">1. Автоматизированное рабочее место (АРМ) в комплекте: системный блок – ОЗУ , HDD, монитор, клавиатура, мышь, звуковые колонки, офисный пакет приложений, операционная система, специализированное ПО. </w:t>
+                  </w:r>
+                </w:p>
+                <w:p>
+                  <w:pPr>
+                    <w:rPr>
+                      <w:rFonts w:ascii="Times New Roman" w:hAnsi="Times New Roman" w:cs="Times New Roman"/>
+                      <w:noProof/>
+                      <w:sz w:val="18"/>
+                      <w:szCs w:val="18"/>
+                    </w:rPr>
+                  </w:pPr>
+                  <w:r>
+                    <w:rPr>
+                      <w:rFonts w:ascii="Times New Roman" w:hAnsi="Times New Roman" w:cs="Times New Roman"/>
+                      <w:noProof/>
+                      <w:sz w:val="18"/>
+                      <w:szCs w:val="18"/>
+                    </w:rPr>
+                    <w:t xml:space="preserve">2. Многофункциональный интерактивный комплекс. </w:t>
+                  </w:r>
+                </w:p>
+                <w:p>
+                  <w:pPr>
+                    <w:rPr>
+                      <w:rFonts w:ascii="Times New Roman" w:hAnsi="Times New Roman" w:cs="Times New Roman"/>
+                      <w:sz w:val="18"/>
+                      <w:szCs w:val="18"/>
+                    </w:rPr>
+                  </w:pPr>
+                  <w:r>
+                    <w:rPr>
+                      <w:rFonts w:ascii="Times New Roman" w:hAnsi="Times New Roman" w:cs="Times New Roman"/>
+                      <w:noProof/>
+                      <w:sz w:val="18"/>
+                      <w:szCs w:val="18"/>
+                    </w:rPr>
+                    <w:t>3. Организационная техника</w:t>
+                  </w:r>
+                  <w:r>
+                    <w:rPr>
+                      <w:rFonts w:ascii="Times New Roman" w:hAnsi="Times New Roman" w:cs="Times New Roman"/>
+                      <w:sz w:val="18"/>
+                      <w:szCs w:val="18"/>
+                    </w:rPr>
+                    <w:fldChar w:fldCharType="end"/>
+                  </w:r>
                 </w:p>
               </w:tc>
               <w:tc>
@@ -1843,9 +2199,51 @@
                       <w:szCs w:val="18"/>
                     </w:rPr>
                   </w:pPr>
+                  <w:r>
+                    <w:rPr>
+                      <w:rFonts w:ascii="Times New Roman" w:hAnsi="Times New Roman" w:cs="Times New Roman"/>
+                      <w:sz w:val="18"/>
+                      <w:szCs w:val="18"/>
+                    </w:rPr>
+                    <w:fldChar w:fldCharType="begin"/>
+                  </w:r>
+                  <w:r>
+                    <w:rPr>
+                      <w:rFonts w:ascii="Times New Roman" w:hAnsi="Times New Roman" w:cs="Times New Roman"/>
+                      <w:sz w:val="18"/>
+                      <w:szCs w:val="18"/>
+                    </w:rPr>
+                    <w:instrText xml:space="preserve"> MERGEFIELD пп_место </w:instrText>
+                  </w:r>
+                  <w:r>
+                    <w:rPr>
+                      <w:rFonts w:ascii="Times New Roman" w:hAnsi="Times New Roman" w:cs="Times New Roman"/>
+                      <w:sz w:val="18"/>
+                      <w:szCs w:val="18"/>
+                    </w:rPr>
+                    <w:fldChar w:fldCharType="separate"/>
+                  </w:r>
+                  <w:r>
+                    <w:rPr>
+                      <w:rFonts w:ascii="Times New Roman" w:hAnsi="Times New Roman" w:cs="Times New Roman"/>
+                      <w:noProof/>
+                      <w:sz w:val="18"/>
+                      <w:szCs w:val="18"/>
+                    </w:rPr>
+                    <w:t>Кабардино-Балкарская республиканская коллегия адвокатов (КБРКА)</w:t>
+                  </w:r>
+                  <w:r>
+                    <w:rPr>
+                      <w:rFonts w:ascii="Times New Roman" w:hAnsi="Times New Roman" w:cs="Times New Roman"/>
+                      <w:sz w:val="18"/>
+                      <w:szCs w:val="18"/>
+                    </w:rPr>
+                    <w:fldChar w:fldCharType="end"/>
+                  </w:r>
                 </w:p>
               </w:tc>
             </w:tr>
+            <w:bookmarkEnd w:id="0"/>
           </w:tbl>
           <w:p>
             <w:pPr>
@@ -1895,7 +2293,6 @@
                 </w:tcPr>
                 <w:p>
                   <w:pPr>
-                    <w:spacing w:line="180" w:lineRule="exact"/>
                     <w:rPr>
                       <w:rFonts w:ascii="Times New Roman" w:hAnsi="Times New Roman" w:cs="Times New Roman"/>
                       <w:noProof/>
@@ -1937,7 +2334,6 @@
                 </w:p>
                 <w:p>
                   <w:pPr>
-                    <w:spacing w:line="180" w:lineRule="exact"/>
                     <w:rPr>
                       <w:rFonts w:ascii="Times New Roman" w:hAnsi="Times New Roman" w:cs="Times New Roman"/>
                       <w:noProof/>
@@ -1957,7 +2353,6 @@
                 </w:p>
                 <w:p>
                   <w:pPr>
-                    <w:spacing w:line="180" w:lineRule="exact"/>
                     <w:rPr>
                       <w:rFonts w:ascii="Times New Roman" w:hAnsi="Times New Roman" w:cs="Times New Roman"/>
                       <w:noProof/>
@@ -1977,7 +2372,6 @@
                 </w:p>
                 <w:p>
                   <w:pPr>
-                    <w:spacing w:line="180" w:lineRule="exact"/>
                     <w:rPr>
                       <w:rFonts w:ascii="Times New Roman" w:hAnsi="Times New Roman" w:cs="Times New Roman"/>
                       <w:noProof/>
@@ -1997,7 +2391,6 @@
                 </w:p>
                 <w:p>
                   <w:pPr>
-                    <w:spacing w:line="180" w:lineRule="exact"/>
                     <w:rPr>
                       <w:rFonts w:ascii="Times New Roman" w:hAnsi="Times New Roman" w:cs="Times New Roman"/>
                       <w:noProof/>
@@ -2017,7 +2410,6 @@
                 </w:p>
                 <w:p>
                   <w:pPr>
-                    <w:spacing w:line="180" w:lineRule="exact"/>
                     <w:rPr>
                       <w:rFonts w:ascii="Times New Roman" w:hAnsi="Times New Roman" w:cs="Times New Roman"/>
                       <w:noProof/>
@@ -2037,7 +2429,6 @@
                 </w:p>
                 <w:p>
                   <w:pPr>
-                    <w:spacing w:line="180" w:lineRule="exact"/>
                     <w:rPr>
                       <w:rFonts w:ascii="Times New Roman" w:hAnsi="Times New Roman" w:cs="Times New Roman"/>
                       <w:noProof/>
@@ -2057,7 +2448,6 @@
                 </w:p>
                 <w:p>
                   <w:pPr>
-                    <w:spacing w:line="180" w:lineRule="exact"/>
                     <w:rPr>
                       <w:rFonts w:ascii="Times New Roman" w:hAnsi="Times New Roman" w:cs="Times New Roman"/>
                       <w:noProof/>
@@ -2077,7 +2467,6 @@
                 </w:p>
                 <w:p>
                   <w:pPr>
-                    <w:spacing w:line="180" w:lineRule="exact"/>
                     <w:rPr>
                       <w:rFonts w:ascii="Times New Roman" w:hAnsi="Times New Roman" w:cs="Times New Roman"/>
                       <w:noProof/>
@@ -2097,7 +2486,6 @@
                 </w:p>
                 <w:p>
                   <w:pPr>
-                    <w:spacing w:line="180" w:lineRule="exact"/>
                     <w:rPr>
                       <w:rFonts w:ascii="Times New Roman" w:hAnsi="Times New Roman" w:cs="Times New Roman"/>
                       <w:noProof/>
@@ -2117,7 +2505,6 @@
                 </w:p>
                 <w:p>
                   <w:pPr>
-                    <w:spacing w:line="180" w:lineRule="exact"/>
                     <w:rPr>
                       <w:rFonts w:ascii="Times New Roman" w:hAnsi="Times New Roman" w:cs="Times New Roman"/>
                       <w:noProof/>
@@ -2137,7 +2524,6 @@
                 </w:p>
                 <w:p>
                   <w:pPr>
-                    <w:spacing w:line="180" w:lineRule="exact"/>
                     <w:rPr>
                       <w:rFonts w:ascii="Times New Roman" w:hAnsi="Times New Roman" w:cs="Times New Roman"/>
                       <w:noProof/>
@@ -2157,7 +2543,6 @@
                 </w:p>
                 <w:p>
                   <w:pPr>
-                    <w:spacing w:line="180" w:lineRule="exact"/>
                     <w:rPr>
                       <w:rFonts w:ascii="Times New Roman" w:hAnsi="Times New Roman" w:cs="Times New Roman"/>
                       <w:noProof/>
@@ -2177,7 +2562,6 @@
                 </w:p>
                 <w:p>
                   <w:pPr>
-                    <w:spacing w:line="180" w:lineRule="exact"/>
                     <w:rPr>
                       <w:rFonts w:ascii="Times New Roman" w:hAnsi="Times New Roman" w:cs="Times New Roman"/>
                       <w:noProof/>
@@ -2197,7 +2581,6 @@
                 </w:p>
                 <w:p>
                   <w:pPr>
-                    <w:spacing w:line="180" w:lineRule="exact"/>
                     <w:rPr>
                       <w:rFonts w:ascii="Times New Roman" w:hAnsi="Times New Roman" w:cs="Times New Roman"/>
                       <w:noProof/>
@@ -2217,7 +2600,6 @@
                 </w:p>
                 <w:p>
                   <w:pPr>
-                    <w:spacing w:line="180" w:lineRule="exact"/>
                     <w:rPr>
                       <w:rFonts w:ascii="Times New Roman" w:hAnsi="Times New Roman" w:cs="Times New Roman"/>
                       <w:noProof/>
@@ -2237,7 +2619,6 @@
                 </w:p>
                 <w:p>
                   <w:pPr>
-                    <w:spacing w:line="180" w:lineRule="exact"/>
                     <w:rPr>
                       <w:rFonts w:ascii="Times New Roman" w:hAnsi="Times New Roman" w:cs="Times New Roman"/>
                       <w:noProof/>
@@ -2257,7 +2638,6 @@
                 </w:p>
                 <w:p>
                   <w:pPr>
-                    <w:spacing w:line="180" w:lineRule="exact"/>
                     <w:rPr>
                       <w:rFonts w:ascii="Times New Roman" w:hAnsi="Times New Roman" w:cs="Times New Roman"/>
                       <w:noProof/>
@@ -2277,7 +2657,6 @@
                 </w:p>
                 <w:p>
                   <w:pPr>
-                    <w:spacing w:line="180" w:lineRule="exact"/>
                     <w:rPr>
                       <w:rFonts w:ascii="Times New Roman" w:hAnsi="Times New Roman" w:cs="Times New Roman"/>
                       <w:noProof/>
@@ -2297,7 +2676,6 @@
                 </w:p>
                 <w:p>
                   <w:pPr>
-                    <w:spacing w:line="180" w:lineRule="exact"/>
                     <w:rPr>
                       <w:rFonts w:ascii="Times New Roman" w:hAnsi="Times New Roman" w:cs="Times New Roman"/>
                       <w:noProof/>
@@ -2317,7 +2695,6 @@
                 </w:p>
                 <w:p>
                   <w:pPr>
-                    <w:spacing w:line="180" w:lineRule="exact"/>
                     <w:rPr>
                       <w:rFonts w:ascii="Times New Roman" w:hAnsi="Times New Roman" w:cs="Times New Roman"/>
                       <w:noProof/>
@@ -2337,7 +2714,6 @@
                 </w:p>
                 <w:p>
                   <w:pPr>
-                    <w:spacing w:line="180" w:lineRule="exact"/>
                     <w:rPr>
                       <w:rFonts w:ascii="Times New Roman" w:hAnsi="Times New Roman" w:cs="Times New Roman"/>
                       <w:noProof/>
@@ -2357,7 +2733,6 @@
                 </w:p>
                 <w:p>
                   <w:pPr>
-                    <w:spacing w:line="180" w:lineRule="exact"/>
                     <w:rPr>
                       <w:rFonts w:ascii="Times New Roman" w:hAnsi="Times New Roman" w:cs="Times New Roman"/>
                       <w:noProof/>
@@ -2377,7 +2752,6 @@
                 </w:p>
                 <w:p>
                   <w:pPr>
-                    <w:spacing w:line="180" w:lineRule="exact"/>
                     <w:rPr>
                       <w:rFonts w:ascii="Times New Roman" w:hAnsi="Times New Roman" w:cs="Times New Roman"/>
                       <w:noProof/>
@@ -2397,7 +2771,6 @@
                 </w:p>
                 <w:p>
                   <w:pPr>
-                    <w:spacing w:line="180" w:lineRule="exact"/>
                     <w:rPr>
                       <w:rFonts w:ascii="Times New Roman" w:hAnsi="Times New Roman" w:cs="Times New Roman"/>
                       <w:noProof/>
@@ -2417,7 +2790,6 @@
                 </w:p>
                 <w:p>
                   <w:pPr>
-                    <w:spacing w:line="180" w:lineRule="exact"/>
                     <w:rPr>
                       <w:rFonts w:ascii="Times New Roman" w:hAnsi="Times New Roman" w:cs="Times New Roman"/>
                       <w:noProof/>
@@ -2437,7 +2809,6 @@
                 </w:p>
                 <w:p>
                   <w:pPr>
-                    <w:spacing w:line="180" w:lineRule="exact"/>
                     <w:rPr>
                       <w:rFonts w:ascii="Times New Roman" w:hAnsi="Times New Roman" w:cs="Times New Roman"/>
                       <w:noProof/>
@@ -2457,7 +2828,6 @@
                 </w:p>
                 <w:p>
                   <w:pPr>
-                    <w:spacing w:line="180" w:lineRule="exact"/>
                     <w:rPr>
                       <w:rFonts w:ascii="Times New Roman" w:hAnsi="Times New Roman" w:cs="Times New Roman"/>
                       <w:noProof/>
@@ -2477,7 +2847,6 @@
                 </w:p>
                 <w:p>
                   <w:pPr>
-                    <w:spacing w:line="180" w:lineRule="exact"/>
                     <w:rPr>
                       <w:sz w:val="16"/>
                       <w:szCs w:val="16"/>
@@ -2507,17 +2876,18 @@
                 </w:tcPr>
                 <w:p>
                   <w:pPr>
-                    <w:spacing w:line="180" w:lineRule="exact"/>
-                    <w:jc w:val="center"/>
-                    <w:rPr>
-                      <w:rFonts w:ascii="Times New Roman" w:hAnsi="Times New Roman" w:cs="Times New Roman"/>
-                      <w:noProof/>
-                      <w:sz w:val="16"/>
-                    </w:rPr>
-                  </w:pPr>
-                  <w:r>
-                    <w:rPr>
-                      <w:sz w:val="16"/>
+                    <w:jc w:val="center"/>
+                    <w:rPr>
+                      <w:rFonts w:ascii="Times New Roman" w:hAnsi="Times New Roman" w:cs="Times New Roman"/>
+                      <w:noProof/>
+                      <w:sz w:val="16"/>
+                      <w:szCs w:val="16"/>
+                    </w:rPr>
+                  </w:pPr>
+                  <w:r>
+                    <w:rPr>
+                      <w:sz w:val="16"/>
+                      <w:szCs w:val="16"/>
                     </w:rPr>
                     <w:fldChar w:fldCharType="begin"/>
                   </w:r>
@@ -2525,12 +2895,14 @@
                     <w:rPr>
                       <w:rFonts w:ascii="Times New Roman" w:hAnsi="Times New Roman" w:cs="Times New Roman"/>
                       <w:sz w:val="16"/>
+                      <w:szCs w:val="16"/>
                     </w:rPr>
                     <w:instrText xml:space="preserve"> MERGEFIELD Часы </w:instrText>
                   </w:r>
                   <w:r>
                     <w:rPr>
                       <w:sz w:val="16"/>
+                      <w:szCs w:val="16"/>
                     </w:rPr>
                     <w:fldChar w:fldCharType="separate"/>
                   </w:r>
@@ -2539,543 +2911,573 @@
                       <w:rFonts w:ascii="Times New Roman" w:hAnsi="Times New Roman" w:cs="Times New Roman"/>
                       <w:noProof/>
                       <w:sz w:val="16"/>
+                      <w:szCs w:val="16"/>
                     </w:rPr>
                     <w:t>44</w:t>
                   </w:r>
                 </w:p>
                 <w:p>
                   <w:pPr>
-                    <w:spacing w:line="180" w:lineRule="exact"/>
-                    <w:jc w:val="center"/>
-                    <w:rPr>
-                      <w:rFonts w:ascii="Times New Roman" w:hAnsi="Times New Roman" w:cs="Times New Roman"/>
-                      <w:noProof/>
-                      <w:sz w:val="16"/>
-                    </w:rPr>
-                  </w:pPr>
-                  <w:r>
-                    <w:rPr>
-                      <w:rFonts w:ascii="Times New Roman" w:hAnsi="Times New Roman" w:cs="Times New Roman"/>
-                      <w:noProof/>
-                      <w:sz w:val="16"/>
+                    <w:jc w:val="center"/>
+                    <w:rPr>
+                      <w:rFonts w:ascii="Times New Roman" w:hAnsi="Times New Roman" w:cs="Times New Roman"/>
+                      <w:noProof/>
+                      <w:sz w:val="16"/>
+                      <w:szCs w:val="16"/>
+                    </w:rPr>
+                  </w:pPr>
+                  <w:r>
+                    <w:rPr>
+                      <w:rFonts w:ascii="Times New Roman" w:hAnsi="Times New Roman" w:cs="Times New Roman"/>
+                      <w:noProof/>
+                      <w:sz w:val="16"/>
+                      <w:szCs w:val="16"/>
                     </w:rPr>
                     <w:t>32</w:t>
                   </w:r>
                 </w:p>
                 <w:p>
                   <w:pPr>
-                    <w:spacing w:line="180" w:lineRule="exact"/>
-                    <w:jc w:val="center"/>
-                    <w:rPr>
-                      <w:rFonts w:ascii="Times New Roman" w:hAnsi="Times New Roman" w:cs="Times New Roman"/>
-                      <w:noProof/>
-                      <w:sz w:val="16"/>
-                    </w:rPr>
-                  </w:pPr>
-                  <w:r>
-                    <w:rPr>
-                      <w:rFonts w:ascii="Times New Roman" w:hAnsi="Times New Roman" w:cs="Times New Roman"/>
-                      <w:noProof/>
-                      <w:sz w:val="16"/>
+                    <w:jc w:val="center"/>
+                    <w:rPr>
+                      <w:rFonts w:ascii="Times New Roman" w:hAnsi="Times New Roman" w:cs="Times New Roman"/>
+                      <w:noProof/>
+                      <w:sz w:val="16"/>
+                      <w:szCs w:val="16"/>
+                    </w:rPr>
+                  </w:pPr>
+                  <w:r>
+                    <w:rPr>
+                      <w:rFonts w:ascii="Times New Roman" w:hAnsi="Times New Roman" w:cs="Times New Roman"/>
+                      <w:noProof/>
+                      <w:sz w:val="16"/>
+                      <w:szCs w:val="16"/>
                     </w:rPr>
                     <w:t>56</w:t>
                   </w:r>
                 </w:p>
                 <w:p>
                   <w:pPr>
-                    <w:spacing w:line="180" w:lineRule="exact"/>
-                    <w:jc w:val="center"/>
-                    <w:rPr>
-                      <w:rFonts w:ascii="Times New Roman" w:hAnsi="Times New Roman" w:cs="Times New Roman"/>
-                      <w:noProof/>
-                      <w:sz w:val="16"/>
-                    </w:rPr>
-                  </w:pPr>
-                  <w:r>
-                    <w:rPr>
-                      <w:rFonts w:ascii="Times New Roman" w:hAnsi="Times New Roman" w:cs="Times New Roman"/>
-                      <w:noProof/>
-                      <w:sz w:val="16"/>
+                    <w:jc w:val="center"/>
+                    <w:rPr>
+                      <w:rFonts w:ascii="Times New Roman" w:hAnsi="Times New Roman" w:cs="Times New Roman"/>
+                      <w:noProof/>
+                      <w:sz w:val="16"/>
+                      <w:szCs w:val="16"/>
+                    </w:rPr>
+                  </w:pPr>
+                  <w:r>
+                    <w:rPr>
+                      <w:rFonts w:ascii="Times New Roman" w:hAnsi="Times New Roman" w:cs="Times New Roman"/>
+                      <w:noProof/>
+                      <w:sz w:val="16"/>
+                      <w:szCs w:val="16"/>
                     </w:rPr>
                     <w:t>126</w:t>
                   </w:r>
                 </w:p>
                 <w:p>
                   <w:pPr>
-                    <w:spacing w:line="180" w:lineRule="exact"/>
-                    <w:jc w:val="center"/>
-                    <w:rPr>
-                      <w:rFonts w:ascii="Times New Roman" w:hAnsi="Times New Roman" w:cs="Times New Roman"/>
-                      <w:noProof/>
-                      <w:sz w:val="16"/>
-                    </w:rPr>
-                  </w:pPr>
-                  <w:r>
-                    <w:rPr>
-                      <w:rFonts w:ascii="Times New Roman" w:hAnsi="Times New Roman" w:cs="Times New Roman"/>
-                      <w:noProof/>
-                      <w:sz w:val="16"/>
+                    <w:jc w:val="center"/>
+                    <w:rPr>
+                      <w:rFonts w:ascii="Times New Roman" w:hAnsi="Times New Roman" w:cs="Times New Roman"/>
+                      <w:noProof/>
+                      <w:sz w:val="16"/>
+                      <w:szCs w:val="16"/>
+                    </w:rPr>
+                  </w:pPr>
+                  <w:r>
+                    <w:rPr>
+                      <w:rFonts w:ascii="Times New Roman" w:hAnsi="Times New Roman" w:cs="Times New Roman"/>
+                      <w:noProof/>
+                      <w:sz w:val="16"/>
+                      <w:szCs w:val="16"/>
                     </w:rPr>
                     <w:t>65</w:t>
                   </w:r>
                 </w:p>
                 <w:p>
                   <w:pPr>
-                    <w:spacing w:line="180" w:lineRule="exact"/>
-                    <w:jc w:val="center"/>
-                    <w:rPr>
-                      <w:rFonts w:ascii="Times New Roman" w:hAnsi="Times New Roman" w:cs="Times New Roman"/>
-                      <w:noProof/>
-                      <w:sz w:val="16"/>
-                    </w:rPr>
-                  </w:pPr>
-                  <w:r>
-                    <w:rPr>
-                      <w:rFonts w:ascii="Times New Roman" w:hAnsi="Times New Roman" w:cs="Times New Roman"/>
-                      <w:noProof/>
-                      <w:sz w:val="16"/>
+                    <w:jc w:val="center"/>
+                    <w:rPr>
+                      <w:rFonts w:ascii="Times New Roman" w:hAnsi="Times New Roman" w:cs="Times New Roman"/>
+                      <w:noProof/>
+                      <w:sz w:val="16"/>
+                      <w:szCs w:val="16"/>
+                    </w:rPr>
+                  </w:pPr>
+                  <w:r>
+                    <w:rPr>
+                      <w:rFonts w:ascii="Times New Roman" w:hAnsi="Times New Roman" w:cs="Times New Roman"/>
+                      <w:noProof/>
+                      <w:sz w:val="16"/>
+                      <w:szCs w:val="16"/>
                     </w:rPr>
                     <w:t>48</w:t>
                   </w:r>
                 </w:p>
                 <w:p>
                   <w:pPr>
-                    <w:spacing w:line="180" w:lineRule="exact"/>
-                    <w:jc w:val="center"/>
-                    <w:rPr>
-                      <w:rFonts w:ascii="Times New Roman" w:hAnsi="Times New Roman" w:cs="Times New Roman"/>
-                      <w:noProof/>
-                      <w:sz w:val="16"/>
-                    </w:rPr>
-                  </w:pPr>
-                  <w:r>
-                    <w:rPr>
-                      <w:rFonts w:ascii="Times New Roman" w:hAnsi="Times New Roman" w:cs="Times New Roman"/>
-                      <w:noProof/>
-                      <w:sz w:val="16"/>
+                    <w:jc w:val="center"/>
+                    <w:rPr>
+                      <w:rFonts w:ascii="Times New Roman" w:hAnsi="Times New Roman" w:cs="Times New Roman"/>
+                      <w:noProof/>
+                      <w:sz w:val="16"/>
+                      <w:szCs w:val="16"/>
+                    </w:rPr>
+                  </w:pPr>
+                  <w:r>
+                    <w:rPr>
+                      <w:rFonts w:ascii="Times New Roman" w:hAnsi="Times New Roman" w:cs="Times New Roman"/>
+                      <w:noProof/>
+                      <w:sz w:val="16"/>
+                      <w:szCs w:val="16"/>
                     </w:rPr>
                     <w:t>48</w:t>
                   </w:r>
                 </w:p>
                 <w:p>
                   <w:pPr>
-                    <w:spacing w:line="180" w:lineRule="exact"/>
-                    <w:jc w:val="center"/>
-                    <w:rPr>
-                      <w:rFonts w:ascii="Times New Roman" w:hAnsi="Times New Roman" w:cs="Times New Roman"/>
-                      <w:noProof/>
-                      <w:sz w:val="16"/>
-                    </w:rPr>
-                  </w:pPr>
-                  <w:r>
-                    <w:rPr>
-                      <w:rFonts w:ascii="Times New Roman" w:hAnsi="Times New Roman" w:cs="Times New Roman"/>
-                      <w:noProof/>
-                      <w:sz w:val="16"/>
+                    <w:jc w:val="center"/>
+                    <w:rPr>
+                      <w:rFonts w:ascii="Times New Roman" w:hAnsi="Times New Roman" w:cs="Times New Roman"/>
+                      <w:noProof/>
+                      <w:sz w:val="16"/>
+                      <w:szCs w:val="16"/>
+                    </w:rPr>
+                  </w:pPr>
+                  <w:r>
+                    <w:rPr>
+                      <w:rFonts w:ascii="Times New Roman" w:hAnsi="Times New Roman" w:cs="Times New Roman"/>
+                      <w:noProof/>
+                      <w:sz w:val="16"/>
+                      <w:szCs w:val="16"/>
                     </w:rPr>
                     <w:t>60</w:t>
                   </w:r>
                 </w:p>
                 <w:p>
                   <w:pPr>
-                    <w:spacing w:line="180" w:lineRule="exact"/>
-                    <w:jc w:val="center"/>
-                    <w:rPr>
-                      <w:rFonts w:ascii="Times New Roman" w:hAnsi="Times New Roman" w:cs="Times New Roman"/>
-                      <w:noProof/>
-                      <w:sz w:val="16"/>
-                    </w:rPr>
-                  </w:pPr>
-                  <w:r>
-                    <w:rPr>
-                      <w:rFonts w:ascii="Times New Roman" w:hAnsi="Times New Roman" w:cs="Times New Roman"/>
-                      <w:noProof/>
-                      <w:sz w:val="16"/>
+                    <w:jc w:val="center"/>
+                    <w:rPr>
+                      <w:rFonts w:ascii="Times New Roman" w:hAnsi="Times New Roman" w:cs="Times New Roman"/>
+                      <w:noProof/>
+                      <w:sz w:val="16"/>
+                      <w:szCs w:val="16"/>
+                    </w:rPr>
+                  </w:pPr>
+                  <w:r>
+                    <w:rPr>
+                      <w:rFonts w:ascii="Times New Roman" w:hAnsi="Times New Roman" w:cs="Times New Roman"/>
+                      <w:noProof/>
+                      <w:sz w:val="16"/>
+                      <w:szCs w:val="16"/>
                     </w:rPr>
                     <w:t>32</w:t>
                   </w:r>
                 </w:p>
                 <w:p>
                   <w:pPr>
-                    <w:spacing w:line="180" w:lineRule="exact"/>
-                    <w:jc w:val="center"/>
-                    <w:rPr>
-                      <w:rFonts w:ascii="Times New Roman" w:hAnsi="Times New Roman" w:cs="Times New Roman"/>
-                      <w:noProof/>
-                      <w:sz w:val="16"/>
-                    </w:rPr>
-                  </w:pPr>
-                  <w:r>
-                    <w:rPr>
-                      <w:rFonts w:ascii="Times New Roman" w:hAnsi="Times New Roman" w:cs="Times New Roman"/>
-                      <w:noProof/>
-                      <w:sz w:val="16"/>
+                    <w:jc w:val="center"/>
+                    <w:rPr>
+                      <w:rFonts w:ascii="Times New Roman" w:hAnsi="Times New Roman" w:cs="Times New Roman"/>
+                      <w:noProof/>
+                      <w:sz w:val="16"/>
+                      <w:szCs w:val="16"/>
+                    </w:rPr>
+                  </w:pPr>
+                  <w:r>
+                    <w:rPr>
+                      <w:rFonts w:ascii="Times New Roman" w:hAnsi="Times New Roman" w:cs="Times New Roman"/>
+                      <w:noProof/>
+                      <w:sz w:val="16"/>
+                      <w:szCs w:val="16"/>
                     </w:rPr>
                     <w:t>104</w:t>
                   </w:r>
                 </w:p>
                 <w:p>
                   <w:pPr>
-                    <w:spacing w:line="180" w:lineRule="exact"/>
-                    <w:jc w:val="center"/>
-                    <w:rPr>
-                      <w:rFonts w:ascii="Times New Roman" w:hAnsi="Times New Roman" w:cs="Times New Roman"/>
-                      <w:noProof/>
-                      <w:sz w:val="16"/>
-                    </w:rPr>
-                  </w:pPr>
-                  <w:r>
-                    <w:rPr>
-                      <w:rFonts w:ascii="Times New Roman" w:hAnsi="Times New Roman" w:cs="Times New Roman"/>
-                      <w:noProof/>
-                      <w:sz w:val="16"/>
+                    <w:jc w:val="center"/>
+                    <w:rPr>
+                      <w:rFonts w:ascii="Times New Roman" w:hAnsi="Times New Roman" w:cs="Times New Roman"/>
+                      <w:noProof/>
+                      <w:sz w:val="16"/>
+                      <w:szCs w:val="16"/>
+                    </w:rPr>
+                  </w:pPr>
+                  <w:r>
+                    <w:rPr>
+                      <w:rFonts w:ascii="Times New Roman" w:hAnsi="Times New Roman" w:cs="Times New Roman"/>
+                      <w:noProof/>
+                      <w:sz w:val="16"/>
+                      <w:szCs w:val="16"/>
                     </w:rPr>
                     <w:t>80</w:t>
                   </w:r>
                 </w:p>
                 <w:p>
                   <w:pPr>
-                    <w:spacing w:line="180" w:lineRule="exact"/>
-                    <w:jc w:val="center"/>
-                    <w:rPr>
-                      <w:rFonts w:ascii="Times New Roman" w:hAnsi="Times New Roman" w:cs="Times New Roman"/>
-                      <w:noProof/>
-                      <w:sz w:val="16"/>
-                    </w:rPr>
-                  </w:pPr>
-                  <w:r>
-                    <w:rPr>
-                      <w:rFonts w:ascii="Times New Roman" w:hAnsi="Times New Roman" w:cs="Times New Roman"/>
-                      <w:noProof/>
-                      <w:sz w:val="16"/>
+                    <w:jc w:val="center"/>
+                    <w:rPr>
+                      <w:rFonts w:ascii="Times New Roman" w:hAnsi="Times New Roman" w:cs="Times New Roman"/>
+                      <w:noProof/>
+                      <w:sz w:val="16"/>
+                      <w:szCs w:val="16"/>
+                    </w:rPr>
+                  </w:pPr>
+                  <w:r>
+                    <w:rPr>
+                      <w:rFonts w:ascii="Times New Roman" w:hAnsi="Times New Roman" w:cs="Times New Roman"/>
+                      <w:noProof/>
+                      <w:sz w:val="16"/>
+                      <w:szCs w:val="16"/>
                     </w:rPr>
                     <w:t>70</w:t>
                   </w:r>
                 </w:p>
                 <w:p>
                   <w:pPr>
-                    <w:spacing w:line="180" w:lineRule="exact"/>
-                    <w:jc w:val="center"/>
-                    <w:rPr>
-                      <w:rFonts w:ascii="Times New Roman" w:hAnsi="Times New Roman" w:cs="Times New Roman"/>
-                      <w:noProof/>
-                      <w:sz w:val="16"/>
-                    </w:rPr>
-                  </w:pPr>
-                  <w:r>
-                    <w:rPr>
-                      <w:rFonts w:ascii="Times New Roman" w:hAnsi="Times New Roman" w:cs="Times New Roman"/>
-                      <w:noProof/>
-                      <w:sz w:val="16"/>
+                    <w:jc w:val="center"/>
+                    <w:rPr>
+                      <w:rFonts w:ascii="Times New Roman" w:hAnsi="Times New Roman" w:cs="Times New Roman"/>
+                      <w:noProof/>
+                      <w:sz w:val="16"/>
+                      <w:szCs w:val="16"/>
+                    </w:rPr>
+                  </w:pPr>
+                  <w:r>
+                    <w:rPr>
+                      <w:rFonts w:ascii="Times New Roman" w:hAnsi="Times New Roman" w:cs="Times New Roman"/>
+                      <w:noProof/>
+                      <w:sz w:val="16"/>
+                      <w:szCs w:val="16"/>
                     </w:rPr>
                     <w:t>60</w:t>
                   </w:r>
                 </w:p>
                 <w:p>
                   <w:pPr>
-                    <w:spacing w:line="180" w:lineRule="exact"/>
-                    <w:jc w:val="center"/>
-                    <w:rPr>
-                      <w:rFonts w:ascii="Times New Roman" w:hAnsi="Times New Roman" w:cs="Times New Roman"/>
-                      <w:noProof/>
-                      <w:sz w:val="16"/>
-                    </w:rPr>
-                  </w:pPr>
-                  <w:r>
-                    <w:rPr>
-                      <w:rFonts w:ascii="Times New Roman" w:hAnsi="Times New Roman" w:cs="Times New Roman"/>
-                      <w:noProof/>
-                      <w:sz w:val="16"/>
+                    <w:jc w:val="center"/>
+                    <w:rPr>
+                      <w:rFonts w:ascii="Times New Roman" w:hAnsi="Times New Roman" w:cs="Times New Roman"/>
+                      <w:noProof/>
+                      <w:sz w:val="16"/>
+                      <w:szCs w:val="16"/>
+                    </w:rPr>
+                  </w:pPr>
+                  <w:r>
+                    <w:rPr>
+                      <w:rFonts w:ascii="Times New Roman" w:hAnsi="Times New Roman" w:cs="Times New Roman"/>
+                      <w:noProof/>
+                      <w:sz w:val="16"/>
+                      <w:szCs w:val="16"/>
                     </w:rPr>
                     <w:t>60</w:t>
                   </w:r>
                 </w:p>
                 <w:p>
                   <w:pPr>
-                    <w:spacing w:line="180" w:lineRule="exact"/>
-                    <w:jc w:val="center"/>
-                    <w:rPr>
-                      <w:rFonts w:ascii="Times New Roman" w:hAnsi="Times New Roman" w:cs="Times New Roman"/>
-                      <w:noProof/>
-                      <w:sz w:val="16"/>
-                    </w:rPr>
-                  </w:pPr>
-                  <w:r>
-                    <w:rPr>
-                      <w:rFonts w:ascii="Times New Roman" w:hAnsi="Times New Roman" w:cs="Times New Roman"/>
-                      <w:noProof/>
-                      <w:sz w:val="16"/>
+                    <w:jc w:val="center"/>
+                    <w:rPr>
+                      <w:rFonts w:ascii="Times New Roman" w:hAnsi="Times New Roman" w:cs="Times New Roman"/>
+                      <w:noProof/>
+                      <w:sz w:val="16"/>
+                      <w:szCs w:val="16"/>
+                    </w:rPr>
+                  </w:pPr>
+                  <w:r>
+                    <w:rPr>
+                      <w:rFonts w:ascii="Times New Roman" w:hAnsi="Times New Roman" w:cs="Times New Roman"/>
+                      <w:noProof/>
+                      <w:sz w:val="16"/>
+                      <w:szCs w:val="16"/>
                     </w:rPr>
                     <w:t>48</w:t>
                   </w:r>
                 </w:p>
                 <w:p>
                   <w:pPr>
-                    <w:spacing w:line="180" w:lineRule="exact"/>
-                    <w:jc w:val="center"/>
-                    <w:rPr>
-                      <w:rFonts w:ascii="Times New Roman" w:hAnsi="Times New Roman" w:cs="Times New Roman"/>
-                      <w:noProof/>
-                      <w:sz w:val="16"/>
-                    </w:rPr>
-                  </w:pPr>
-                  <w:r>
-                    <w:rPr>
-                      <w:rFonts w:ascii="Times New Roman" w:hAnsi="Times New Roman" w:cs="Times New Roman"/>
-                      <w:noProof/>
-                      <w:sz w:val="16"/>
+                    <w:jc w:val="center"/>
+                    <w:rPr>
+                      <w:rFonts w:ascii="Times New Roman" w:hAnsi="Times New Roman" w:cs="Times New Roman"/>
+                      <w:noProof/>
+                      <w:sz w:val="16"/>
+                      <w:szCs w:val="16"/>
+                    </w:rPr>
+                  </w:pPr>
+                  <w:r>
+                    <w:rPr>
+                      <w:rFonts w:ascii="Times New Roman" w:hAnsi="Times New Roman" w:cs="Times New Roman"/>
+                      <w:noProof/>
+                      <w:sz w:val="16"/>
+                      <w:szCs w:val="16"/>
                     </w:rPr>
                     <w:t>108</w:t>
                   </w:r>
                 </w:p>
                 <w:p>
                   <w:pPr>
-                    <w:spacing w:line="180" w:lineRule="exact"/>
-                    <w:jc w:val="center"/>
-                    <w:rPr>
-                      <w:rFonts w:ascii="Times New Roman" w:hAnsi="Times New Roman" w:cs="Times New Roman"/>
-                      <w:noProof/>
-                      <w:sz w:val="16"/>
-                    </w:rPr>
-                  </w:pPr>
-                  <w:r>
-                    <w:rPr>
-                      <w:rFonts w:ascii="Times New Roman" w:hAnsi="Times New Roman" w:cs="Times New Roman"/>
-                      <w:noProof/>
-                      <w:sz w:val="16"/>
+                    <w:jc w:val="center"/>
+                    <w:rPr>
+                      <w:rFonts w:ascii="Times New Roman" w:hAnsi="Times New Roman" w:cs="Times New Roman"/>
+                      <w:noProof/>
+                      <w:sz w:val="16"/>
+                      <w:szCs w:val="16"/>
+                    </w:rPr>
+                  </w:pPr>
+                  <w:r>
+                    <w:rPr>
+                      <w:rFonts w:ascii="Times New Roman" w:hAnsi="Times New Roman" w:cs="Times New Roman"/>
+                      <w:noProof/>
+                      <w:sz w:val="16"/>
+                      <w:szCs w:val="16"/>
                     </w:rPr>
                     <w:t>96</w:t>
                   </w:r>
                 </w:p>
                 <w:p>
                   <w:pPr>
-                    <w:spacing w:line="180" w:lineRule="exact"/>
-                    <w:jc w:val="center"/>
-                    <w:rPr>
-                      <w:rFonts w:ascii="Times New Roman" w:hAnsi="Times New Roman" w:cs="Times New Roman"/>
-                      <w:noProof/>
-                      <w:sz w:val="16"/>
-                    </w:rPr>
-                  </w:pPr>
-                  <w:r>
-                    <w:rPr>
-                      <w:rFonts w:ascii="Times New Roman" w:hAnsi="Times New Roman" w:cs="Times New Roman"/>
-                      <w:noProof/>
-                      <w:sz w:val="16"/>
+                    <w:jc w:val="center"/>
+                    <w:rPr>
+                      <w:rFonts w:ascii="Times New Roman" w:hAnsi="Times New Roman" w:cs="Times New Roman"/>
+                      <w:noProof/>
+                      <w:sz w:val="16"/>
+                      <w:szCs w:val="16"/>
+                    </w:rPr>
+                  </w:pPr>
+                  <w:r>
+                    <w:rPr>
+                      <w:rFonts w:ascii="Times New Roman" w:hAnsi="Times New Roman" w:cs="Times New Roman"/>
+                      <w:noProof/>
+                      <w:sz w:val="16"/>
+                      <w:szCs w:val="16"/>
                     </w:rPr>
                     <w:t>60</w:t>
                   </w:r>
                 </w:p>
                 <w:p>
                   <w:pPr>
-                    <w:spacing w:line="180" w:lineRule="exact"/>
-                    <w:jc w:val="center"/>
-                    <w:rPr>
-                      <w:rFonts w:ascii="Times New Roman" w:hAnsi="Times New Roman" w:cs="Times New Roman"/>
-                      <w:noProof/>
-                      <w:sz w:val="16"/>
-                    </w:rPr>
-                  </w:pPr>
-                  <w:r>
-                    <w:rPr>
-                      <w:rFonts w:ascii="Times New Roman" w:hAnsi="Times New Roman" w:cs="Times New Roman"/>
-                      <w:noProof/>
-                      <w:sz w:val="16"/>
+                    <w:jc w:val="center"/>
+                    <w:rPr>
+                      <w:rFonts w:ascii="Times New Roman" w:hAnsi="Times New Roman" w:cs="Times New Roman"/>
+                      <w:noProof/>
+                      <w:sz w:val="16"/>
+                      <w:szCs w:val="16"/>
+                    </w:rPr>
+                  </w:pPr>
+                  <w:r>
+                    <w:rPr>
+                      <w:rFonts w:ascii="Times New Roman" w:hAnsi="Times New Roman" w:cs="Times New Roman"/>
+                      <w:noProof/>
+                      <w:sz w:val="16"/>
+                      <w:szCs w:val="16"/>
                     </w:rPr>
                     <w:t>90</w:t>
                   </w:r>
                 </w:p>
                 <w:p>
                   <w:pPr>
-                    <w:spacing w:line="180" w:lineRule="exact"/>
-                    <w:jc w:val="center"/>
-                    <w:rPr>
-                      <w:rFonts w:ascii="Times New Roman" w:hAnsi="Times New Roman" w:cs="Times New Roman"/>
-                      <w:noProof/>
-                      <w:sz w:val="16"/>
-                    </w:rPr>
-                  </w:pPr>
-                  <w:r>
-                    <w:rPr>
-                      <w:rFonts w:ascii="Times New Roman" w:hAnsi="Times New Roman" w:cs="Times New Roman"/>
-                      <w:noProof/>
-                      <w:sz w:val="16"/>
+                    <w:jc w:val="center"/>
+                    <w:rPr>
+                      <w:rFonts w:ascii="Times New Roman" w:hAnsi="Times New Roman" w:cs="Times New Roman"/>
+                      <w:noProof/>
+                      <w:sz w:val="16"/>
+                      <w:szCs w:val="16"/>
+                    </w:rPr>
+                  </w:pPr>
+                  <w:r>
+                    <w:rPr>
+                      <w:rFonts w:ascii="Times New Roman" w:hAnsi="Times New Roman" w:cs="Times New Roman"/>
+                      <w:noProof/>
+                      <w:sz w:val="16"/>
+                      <w:szCs w:val="16"/>
                     </w:rPr>
                     <w:t>68</w:t>
                   </w:r>
                 </w:p>
                 <w:p>
                   <w:pPr>
-                    <w:spacing w:line="180" w:lineRule="exact"/>
-                    <w:jc w:val="center"/>
-                    <w:rPr>
-                      <w:rFonts w:ascii="Times New Roman" w:hAnsi="Times New Roman" w:cs="Times New Roman"/>
-                      <w:noProof/>
-                      <w:sz w:val="16"/>
-                    </w:rPr>
-                  </w:pPr>
-                  <w:r>
-                    <w:rPr>
-                      <w:rFonts w:ascii="Times New Roman" w:hAnsi="Times New Roman" w:cs="Times New Roman"/>
-                      <w:noProof/>
-                      <w:sz w:val="16"/>
+                    <w:jc w:val="center"/>
+                    <w:rPr>
+                      <w:rFonts w:ascii="Times New Roman" w:hAnsi="Times New Roman" w:cs="Times New Roman"/>
+                      <w:noProof/>
+                      <w:sz w:val="16"/>
+                      <w:szCs w:val="16"/>
+                    </w:rPr>
+                  </w:pPr>
+                  <w:r>
+                    <w:rPr>
+                      <w:rFonts w:ascii="Times New Roman" w:hAnsi="Times New Roman" w:cs="Times New Roman"/>
+                      <w:noProof/>
+                      <w:sz w:val="16"/>
+                      <w:szCs w:val="16"/>
                     </w:rPr>
                     <w:t>68</w:t>
                   </w:r>
                 </w:p>
                 <w:p>
                   <w:pPr>
-                    <w:spacing w:line="180" w:lineRule="exact"/>
-                    <w:jc w:val="center"/>
-                    <w:rPr>
-                      <w:rFonts w:ascii="Times New Roman" w:hAnsi="Times New Roman" w:cs="Times New Roman"/>
-                      <w:noProof/>
-                      <w:sz w:val="16"/>
-                    </w:rPr>
-                  </w:pPr>
-                  <w:r>
-                    <w:rPr>
-                      <w:rFonts w:ascii="Times New Roman" w:hAnsi="Times New Roman" w:cs="Times New Roman"/>
-                      <w:noProof/>
-                      <w:sz w:val="16"/>
+                    <w:jc w:val="center"/>
+                    <w:rPr>
+                      <w:rFonts w:ascii="Times New Roman" w:hAnsi="Times New Roman" w:cs="Times New Roman"/>
+                      <w:noProof/>
+                      <w:sz w:val="16"/>
+                      <w:szCs w:val="16"/>
+                    </w:rPr>
+                  </w:pPr>
+                  <w:r>
+                    <w:rPr>
+                      <w:rFonts w:ascii="Times New Roman" w:hAnsi="Times New Roman" w:cs="Times New Roman"/>
+                      <w:noProof/>
+                      <w:sz w:val="16"/>
+                      <w:szCs w:val="16"/>
                     </w:rPr>
                     <w:t>216</w:t>
                   </w:r>
                 </w:p>
                 <w:p>
                   <w:pPr>
-                    <w:spacing w:line="180" w:lineRule="exact"/>
-                    <w:jc w:val="center"/>
-                    <w:rPr>
-                      <w:rFonts w:ascii="Times New Roman" w:hAnsi="Times New Roman" w:cs="Times New Roman"/>
-                      <w:noProof/>
-                      <w:sz w:val="16"/>
-                    </w:rPr>
-                  </w:pPr>
-                  <w:r>
-                    <w:rPr>
-                      <w:rFonts w:ascii="Times New Roman" w:hAnsi="Times New Roman" w:cs="Times New Roman"/>
-                      <w:noProof/>
-                      <w:sz w:val="16"/>
+                    <w:jc w:val="center"/>
+                    <w:rPr>
+                      <w:rFonts w:ascii="Times New Roman" w:hAnsi="Times New Roman" w:cs="Times New Roman"/>
+                      <w:noProof/>
+                      <w:sz w:val="16"/>
+                      <w:szCs w:val="16"/>
+                    </w:rPr>
+                  </w:pPr>
+                  <w:r>
+                    <w:rPr>
+                      <w:rFonts w:ascii="Times New Roman" w:hAnsi="Times New Roman" w:cs="Times New Roman"/>
+                      <w:noProof/>
+                      <w:sz w:val="16"/>
+                      <w:szCs w:val="16"/>
                     </w:rPr>
                     <w:t>200</w:t>
                   </w:r>
                 </w:p>
                 <w:p>
                   <w:pPr>
-                    <w:spacing w:line="180" w:lineRule="exact"/>
-                    <w:jc w:val="center"/>
-                    <w:rPr>
-                      <w:rFonts w:ascii="Times New Roman" w:hAnsi="Times New Roman" w:cs="Times New Roman"/>
-                      <w:noProof/>
-                      <w:sz w:val="16"/>
-                    </w:rPr>
-                  </w:pPr>
-                  <w:r>
-                    <w:rPr>
-                      <w:rFonts w:ascii="Times New Roman" w:hAnsi="Times New Roman" w:cs="Times New Roman"/>
-                      <w:noProof/>
-                      <w:sz w:val="16"/>
+                    <w:jc w:val="center"/>
+                    <w:rPr>
+                      <w:rFonts w:ascii="Times New Roman" w:hAnsi="Times New Roman" w:cs="Times New Roman"/>
+                      <w:noProof/>
+                      <w:sz w:val="16"/>
+                      <w:szCs w:val="16"/>
+                    </w:rPr>
+                  </w:pPr>
+                  <w:r>
+                    <w:rPr>
+                      <w:rFonts w:ascii="Times New Roman" w:hAnsi="Times New Roman" w:cs="Times New Roman"/>
+                      <w:noProof/>
+                      <w:sz w:val="16"/>
+                      <w:szCs w:val="16"/>
                     </w:rPr>
                     <w:t>40</w:t>
                   </w:r>
                 </w:p>
                 <w:p>
                   <w:pPr>
-                    <w:spacing w:line="180" w:lineRule="exact"/>
-                    <w:jc w:val="center"/>
-                    <w:rPr>
-                      <w:rFonts w:ascii="Times New Roman" w:hAnsi="Times New Roman" w:cs="Times New Roman"/>
-                      <w:noProof/>
-                      <w:sz w:val="16"/>
-                    </w:rPr>
-                  </w:pPr>
-                  <w:r>
-                    <w:rPr>
-                      <w:rFonts w:ascii="Times New Roman" w:hAnsi="Times New Roman" w:cs="Times New Roman"/>
-                      <w:noProof/>
-                      <w:sz w:val="16"/>
+                    <w:jc w:val="center"/>
+                    <w:rPr>
+                      <w:rFonts w:ascii="Times New Roman" w:hAnsi="Times New Roman" w:cs="Times New Roman"/>
+                      <w:noProof/>
+                      <w:sz w:val="16"/>
+                      <w:szCs w:val="16"/>
+                    </w:rPr>
+                  </w:pPr>
+                  <w:r>
+                    <w:rPr>
+                      <w:rFonts w:ascii="Times New Roman" w:hAnsi="Times New Roman" w:cs="Times New Roman"/>
+                      <w:noProof/>
+                      <w:sz w:val="16"/>
+                      <w:szCs w:val="16"/>
                     </w:rPr>
                     <w:t>40</w:t>
                   </w:r>
                 </w:p>
                 <w:p>
                   <w:pPr>
-                    <w:spacing w:line="180" w:lineRule="exact"/>
-                    <w:jc w:val="center"/>
-                    <w:rPr>
-                      <w:rFonts w:ascii="Times New Roman" w:hAnsi="Times New Roman" w:cs="Times New Roman"/>
-                      <w:noProof/>
-                      <w:sz w:val="16"/>
-                    </w:rPr>
-                  </w:pPr>
-                  <w:r>
-                    <w:rPr>
-                      <w:rFonts w:ascii="Times New Roman" w:hAnsi="Times New Roman" w:cs="Times New Roman"/>
-                      <w:noProof/>
-                      <w:sz w:val="16"/>
+                    <w:jc w:val="center"/>
+                    <w:rPr>
+                      <w:rFonts w:ascii="Times New Roman" w:hAnsi="Times New Roman" w:cs="Times New Roman"/>
+                      <w:noProof/>
+                      <w:sz w:val="16"/>
+                      <w:szCs w:val="16"/>
+                    </w:rPr>
+                  </w:pPr>
+                  <w:r>
+                    <w:rPr>
+                      <w:rFonts w:ascii="Times New Roman" w:hAnsi="Times New Roman" w:cs="Times New Roman"/>
+                      <w:noProof/>
+                      <w:sz w:val="16"/>
+                      <w:szCs w:val="16"/>
                     </w:rPr>
                     <w:t>60</w:t>
                   </w:r>
                 </w:p>
                 <w:p>
                   <w:pPr>
-                    <w:spacing w:line="180" w:lineRule="exact"/>
-                    <w:jc w:val="center"/>
-                    <w:rPr>
-                      <w:rFonts w:ascii="Times New Roman" w:hAnsi="Times New Roman" w:cs="Times New Roman"/>
-                      <w:noProof/>
-                      <w:sz w:val="16"/>
-                    </w:rPr>
-                  </w:pPr>
-                  <w:r>
-                    <w:rPr>
-                      <w:rFonts w:ascii="Times New Roman" w:hAnsi="Times New Roman" w:cs="Times New Roman"/>
-                      <w:noProof/>
-                      <w:sz w:val="16"/>
+                    <w:jc w:val="center"/>
+                    <w:rPr>
+                      <w:rFonts w:ascii="Times New Roman" w:hAnsi="Times New Roman" w:cs="Times New Roman"/>
+                      <w:noProof/>
+                      <w:sz w:val="16"/>
+                      <w:szCs w:val="16"/>
+                    </w:rPr>
+                  </w:pPr>
+                  <w:r>
+                    <w:rPr>
+                      <w:rFonts w:ascii="Times New Roman" w:hAnsi="Times New Roman" w:cs="Times New Roman"/>
+                      <w:noProof/>
+                      <w:sz w:val="16"/>
+                      <w:szCs w:val="16"/>
                     </w:rPr>
                     <w:t>32</w:t>
                   </w:r>
                 </w:p>
                 <w:p>
                   <w:pPr>
-                    <w:spacing w:line="180" w:lineRule="exact"/>
-                    <w:jc w:val="center"/>
-                    <w:rPr>
-                      <w:rFonts w:ascii="Times New Roman" w:hAnsi="Times New Roman" w:cs="Times New Roman"/>
-                      <w:noProof/>
-                      <w:sz w:val="16"/>
-                    </w:rPr>
-                  </w:pPr>
-                  <w:r>
-                    <w:rPr>
-                      <w:rFonts w:ascii="Times New Roman" w:hAnsi="Times New Roman" w:cs="Times New Roman"/>
-                      <w:noProof/>
-                      <w:sz w:val="16"/>
+                    <w:jc w:val="center"/>
+                    <w:rPr>
+                      <w:rFonts w:ascii="Times New Roman" w:hAnsi="Times New Roman" w:cs="Times New Roman"/>
+                      <w:noProof/>
+                      <w:sz w:val="16"/>
+                      <w:szCs w:val="16"/>
+                    </w:rPr>
+                  </w:pPr>
+                  <w:r>
+                    <w:rPr>
+                      <w:rFonts w:ascii="Times New Roman" w:hAnsi="Times New Roman" w:cs="Times New Roman"/>
+                      <w:noProof/>
+                      <w:sz w:val="16"/>
+                      <w:szCs w:val="16"/>
                     </w:rPr>
                     <w:t>60</w:t>
                   </w:r>
                 </w:p>
                 <w:p>
                   <w:pPr>
-                    <w:spacing w:line="180" w:lineRule="exact"/>
-                    <w:jc w:val="center"/>
-                    <w:rPr>
-                      <w:rFonts w:ascii="Times New Roman" w:hAnsi="Times New Roman" w:cs="Times New Roman"/>
-                      <w:sz w:val="16"/>
-                    </w:rPr>
-                  </w:pPr>
-                  <w:r>
-                    <w:rPr>
-                      <w:rFonts w:ascii="Times New Roman" w:hAnsi="Times New Roman" w:cs="Times New Roman"/>
-                      <w:noProof/>
-                      <w:sz w:val="16"/>
+                    <w:jc w:val="center"/>
+                    <w:rPr>
+                      <w:rFonts w:ascii="Times New Roman" w:hAnsi="Times New Roman" w:cs="Times New Roman"/>
+                      <w:sz w:val="16"/>
+                      <w:szCs w:val="16"/>
+                    </w:rPr>
+                  </w:pPr>
+                  <w:r>
+                    <w:rPr>
+                      <w:rFonts w:ascii="Times New Roman" w:hAnsi="Times New Roman" w:cs="Times New Roman"/>
+                      <w:noProof/>
+                      <w:sz w:val="16"/>
+                      <w:szCs w:val="16"/>
                     </w:rPr>
                     <w:t>9 недель</w:t>
                   </w:r>
                   <w:r>
                     <w:rPr>
                       <w:sz w:val="16"/>
+                      <w:szCs w:val="16"/>
                     </w:rPr>
                     <w:fldChar w:fldCharType="end"/>
                   </w:r>
@@ -3087,17 +3489,18 @@
                 </w:tcPr>
                 <w:p>
                   <w:pPr>
-                    <w:spacing w:line="180" w:lineRule="exact"/>
-                    <w:jc w:val="center"/>
-                    <w:rPr>
-                      <w:rFonts w:ascii="Times New Roman" w:hAnsi="Times New Roman" w:cs="Times New Roman"/>
-                      <w:noProof/>
-                      <w:sz w:val="16"/>
-                    </w:rPr>
-                  </w:pPr>
-                  <w:r>
-                    <w:rPr>
-                      <w:sz w:val="16"/>
+                    <w:jc w:val="center"/>
+                    <w:rPr>
+                      <w:rFonts w:ascii="Times New Roman" w:hAnsi="Times New Roman" w:cs="Times New Roman"/>
+                      <w:noProof/>
+                      <w:sz w:val="16"/>
+                      <w:szCs w:val="16"/>
+                    </w:rPr>
+                  </w:pPr>
+                  <w:r>
+                    <w:rPr>
+                      <w:sz w:val="16"/>
+                      <w:szCs w:val="16"/>
                     </w:rPr>
                     <w:fldChar w:fldCharType="begin"/>
                   </w:r>
@@ -3105,12 +3508,14 @@
                     <w:rPr>
                       <w:rFonts w:ascii="Times New Roman" w:hAnsi="Times New Roman" w:cs="Times New Roman"/>
                       <w:sz w:val="16"/>
+                      <w:szCs w:val="16"/>
                     </w:rPr>
                     <w:instrText xml:space="preserve"> MERGEFIELD оценки </w:instrText>
                   </w:r>
                   <w:r>
                     <w:rPr>
                       <w:sz w:val="16"/>
+                      <w:szCs w:val="16"/>
                     </w:rPr>
                     <w:fldChar w:fldCharType="separate"/>
                   </w:r>
@@ -3119,543 +3524,573 @@
                       <w:rFonts w:ascii="Times New Roman" w:hAnsi="Times New Roman" w:cs="Times New Roman"/>
                       <w:noProof/>
                       <w:sz w:val="16"/>
+                      <w:szCs w:val="16"/>
                     </w:rPr>
                     <w:t>отлично</w:t>
                   </w:r>
                 </w:p>
                 <w:p>
                   <w:pPr>
-                    <w:spacing w:line="180" w:lineRule="exact"/>
-                    <w:jc w:val="center"/>
-                    <w:rPr>
-                      <w:rFonts w:ascii="Times New Roman" w:hAnsi="Times New Roman" w:cs="Times New Roman"/>
-                      <w:noProof/>
-                      <w:sz w:val="16"/>
-                    </w:rPr>
-                  </w:pPr>
-                  <w:r>
-                    <w:rPr>
-                      <w:rFonts w:ascii="Times New Roman" w:hAnsi="Times New Roman" w:cs="Times New Roman"/>
-                      <w:noProof/>
-                      <w:sz w:val="16"/>
+                    <w:jc w:val="center"/>
+                    <w:rPr>
+                      <w:rFonts w:ascii="Times New Roman" w:hAnsi="Times New Roman" w:cs="Times New Roman"/>
+                      <w:noProof/>
+                      <w:sz w:val="16"/>
+                      <w:szCs w:val="16"/>
+                    </w:rPr>
+                  </w:pPr>
+                  <w:r>
+                    <w:rPr>
+                      <w:rFonts w:ascii="Times New Roman" w:hAnsi="Times New Roman" w:cs="Times New Roman"/>
+                      <w:noProof/>
+                      <w:sz w:val="16"/>
+                      <w:szCs w:val="16"/>
                     </w:rPr>
                     <w:t>хорошо</w:t>
                   </w:r>
                 </w:p>
                 <w:p>
                   <w:pPr>
-                    <w:spacing w:line="180" w:lineRule="exact"/>
-                    <w:jc w:val="center"/>
-                    <w:rPr>
-                      <w:rFonts w:ascii="Times New Roman" w:hAnsi="Times New Roman" w:cs="Times New Roman"/>
-                      <w:noProof/>
-                      <w:sz w:val="16"/>
-                    </w:rPr>
-                  </w:pPr>
-                  <w:r>
-                    <w:rPr>
-                      <w:rFonts w:ascii="Times New Roman" w:hAnsi="Times New Roman" w:cs="Times New Roman"/>
-                      <w:noProof/>
-                      <w:sz w:val="16"/>
+                    <w:jc w:val="center"/>
+                    <w:rPr>
+                      <w:rFonts w:ascii="Times New Roman" w:hAnsi="Times New Roman" w:cs="Times New Roman"/>
+                      <w:noProof/>
+                      <w:sz w:val="16"/>
+                      <w:szCs w:val="16"/>
+                    </w:rPr>
+                  </w:pPr>
+                  <w:r>
+                    <w:rPr>
+                      <w:rFonts w:ascii="Times New Roman" w:hAnsi="Times New Roman" w:cs="Times New Roman"/>
+                      <w:noProof/>
+                      <w:sz w:val="16"/>
+                      <w:szCs w:val="16"/>
                     </w:rPr>
                     <w:t>отлично</w:t>
                   </w:r>
                 </w:p>
                 <w:p>
                   <w:pPr>
-                    <w:spacing w:line="180" w:lineRule="exact"/>
-                    <w:jc w:val="center"/>
-                    <w:rPr>
-                      <w:rFonts w:ascii="Times New Roman" w:hAnsi="Times New Roman" w:cs="Times New Roman"/>
-                      <w:noProof/>
-                      <w:sz w:val="16"/>
-                    </w:rPr>
-                  </w:pPr>
-                  <w:r>
-                    <w:rPr>
-                      <w:rFonts w:ascii="Times New Roman" w:hAnsi="Times New Roman" w:cs="Times New Roman"/>
-                      <w:noProof/>
-                      <w:sz w:val="16"/>
+                    <w:jc w:val="center"/>
+                    <w:rPr>
+                      <w:rFonts w:ascii="Times New Roman" w:hAnsi="Times New Roman" w:cs="Times New Roman"/>
+                      <w:noProof/>
+                      <w:sz w:val="16"/>
+                      <w:szCs w:val="16"/>
+                    </w:rPr>
+                  </w:pPr>
+                  <w:r>
+                    <w:rPr>
+                      <w:rFonts w:ascii="Times New Roman" w:hAnsi="Times New Roman" w:cs="Times New Roman"/>
+                      <w:noProof/>
+                      <w:sz w:val="16"/>
+                      <w:szCs w:val="16"/>
                     </w:rPr>
                     <w:t>хорошо</w:t>
                   </w:r>
                 </w:p>
                 <w:p>
                   <w:pPr>
-                    <w:spacing w:line="180" w:lineRule="exact"/>
-                    <w:jc w:val="center"/>
-                    <w:rPr>
-                      <w:rFonts w:ascii="Times New Roman" w:hAnsi="Times New Roman" w:cs="Times New Roman"/>
-                      <w:noProof/>
-                      <w:sz w:val="16"/>
-                    </w:rPr>
-                  </w:pPr>
-                  <w:r>
-                    <w:rPr>
-                      <w:rFonts w:ascii="Times New Roman" w:hAnsi="Times New Roman" w:cs="Times New Roman"/>
-                      <w:noProof/>
-                      <w:sz w:val="16"/>
+                    <w:jc w:val="center"/>
+                    <w:rPr>
+                      <w:rFonts w:ascii="Times New Roman" w:hAnsi="Times New Roman" w:cs="Times New Roman"/>
+                      <w:noProof/>
+                      <w:sz w:val="16"/>
+                      <w:szCs w:val="16"/>
+                    </w:rPr>
+                  </w:pPr>
+                  <w:r>
+                    <w:rPr>
+                      <w:rFonts w:ascii="Times New Roman" w:hAnsi="Times New Roman" w:cs="Times New Roman"/>
+                      <w:noProof/>
+                      <w:sz w:val="16"/>
+                      <w:szCs w:val="16"/>
                     </w:rPr>
                     <w:t>отлично</w:t>
                   </w:r>
                 </w:p>
                 <w:p>
                   <w:pPr>
-                    <w:spacing w:line="180" w:lineRule="exact"/>
-                    <w:jc w:val="center"/>
-                    <w:rPr>
-                      <w:rFonts w:ascii="Times New Roman" w:hAnsi="Times New Roman" w:cs="Times New Roman"/>
-                      <w:noProof/>
-                      <w:sz w:val="16"/>
-                    </w:rPr>
-                  </w:pPr>
-                  <w:r>
-                    <w:rPr>
-                      <w:rFonts w:ascii="Times New Roman" w:hAnsi="Times New Roman" w:cs="Times New Roman"/>
-                      <w:noProof/>
-                      <w:sz w:val="16"/>
+                    <w:jc w:val="center"/>
+                    <w:rPr>
+                      <w:rFonts w:ascii="Times New Roman" w:hAnsi="Times New Roman" w:cs="Times New Roman"/>
+                      <w:noProof/>
+                      <w:sz w:val="16"/>
+                      <w:szCs w:val="16"/>
+                    </w:rPr>
+                  </w:pPr>
+                  <w:r>
+                    <w:rPr>
+                      <w:rFonts w:ascii="Times New Roman" w:hAnsi="Times New Roman" w:cs="Times New Roman"/>
+                      <w:noProof/>
+                      <w:sz w:val="16"/>
+                      <w:szCs w:val="16"/>
                     </w:rPr>
                     <w:t>отлично</w:t>
                   </w:r>
                 </w:p>
                 <w:p>
                   <w:pPr>
-                    <w:spacing w:line="180" w:lineRule="exact"/>
-                    <w:jc w:val="center"/>
-                    <w:rPr>
-                      <w:rFonts w:ascii="Times New Roman" w:hAnsi="Times New Roman" w:cs="Times New Roman"/>
-                      <w:noProof/>
-                      <w:sz w:val="16"/>
-                    </w:rPr>
-                  </w:pPr>
-                  <w:r>
-                    <w:rPr>
-                      <w:rFonts w:ascii="Times New Roman" w:hAnsi="Times New Roman" w:cs="Times New Roman"/>
-                      <w:noProof/>
-                      <w:sz w:val="16"/>
+                    <w:jc w:val="center"/>
+                    <w:rPr>
+                      <w:rFonts w:ascii="Times New Roman" w:hAnsi="Times New Roman" w:cs="Times New Roman"/>
+                      <w:noProof/>
+                      <w:sz w:val="16"/>
+                      <w:szCs w:val="16"/>
+                    </w:rPr>
+                  </w:pPr>
+                  <w:r>
+                    <w:rPr>
+                      <w:rFonts w:ascii="Times New Roman" w:hAnsi="Times New Roman" w:cs="Times New Roman"/>
+                      <w:noProof/>
+                      <w:sz w:val="16"/>
+                      <w:szCs w:val="16"/>
                     </w:rPr>
                     <w:t>отлично</w:t>
                   </w:r>
                 </w:p>
                 <w:p>
                   <w:pPr>
-                    <w:spacing w:line="180" w:lineRule="exact"/>
-                    <w:jc w:val="center"/>
-                    <w:rPr>
-                      <w:rFonts w:ascii="Times New Roman" w:hAnsi="Times New Roman" w:cs="Times New Roman"/>
-                      <w:noProof/>
-                      <w:sz w:val="16"/>
-                    </w:rPr>
-                  </w:pPr>
-                  <w:r>
-                    <w:rPr>
-                      <w:rFonts w:ascii="Times New Roman" w:hAnsi="Times New Roman" w:cs="Times New Roman"/>
-                      <w:noProof/>
-                      <w:sz w:val="16"/>
+                    <w:jc w:val="center"/>
+                    <w:rPr>
+                      <w:rFonts w:ascii="Times New Roman" w:hAnsi="Times New Roman" w:cs="Times New Roman"/>
+                      <w:noProof/>
+                      <w:sz w:val="16"/>
+                      <w:szCs w:val="16"/>
+                    </w:rPr>
+                  </w:pPr>
+                  <w:r>
+                    <w:rPr>
+                      <w:rFonts w:ascii="Times New Roman" w:hAnsi="Times New Roman" w:cs="Times New Roman"/>
+                      <w:noProof/>
+                      <w:sz w:val="16"/>
+                      <w:szCs w:val="16"/>
                     </w:rPr>
                     <w:t>отлично</w:t>
                   </w:r>
                 </w:p>
                 <w:p>
                   <w:pPr>
-                    <w:spacing w:line="180" w:lineRule="exact"/>
-                    <w:jc w:val="center"/>
-                    <w:rPr>
-                      <w:rFonts w:ascii="Times New Roman" w:hAnsi="Times New Roman" w:cs="Times New Roman"/>
-                      <w:noProof/>
-                      <w:sz w:val="16"/>
-                    </w:rPr>
-                  </w:pPr>
-                  <w:r>
-                    <w:rPr>
-                      <w:rFonts w:ascii="Times New Roman" w:hAnsi="Times New Roman" w:cs="Times New Roman"/>
-                      <w:noProof/>
-                      <w:sz w:val="16"/>
+                    <w:jc w:val="center"/>
+                    <w:rPr>
+                      <w:rFonts w:ascii="Times New Roman" w:hAnsi="Times New Roman" w:cs="Times New Roman"/>
+                      <w:noProof/>
+                      <w:sz w:val="16"/>
+                      <w:szCs w:val="16"/>
+                    </w:rPr>
+                  </w:pPr>
+                  <w:r>
+                    <w:rPr>
+                      <w:rFonts w:ascii="Times New Roman" w:hAnsi="Times New Roman" w:cs="Times New Roman"/>
+                      <w:noProof/>
+                      <w:sz w:val="16"/>
+                      <w:szCs w:val="16"/>
                     </w:rPr>
                     <w:t>отлично</w:t>
                   </w:r>
                 </w:p>
                 <w:p>
                   <w:pPr>
-                    <w:spacing w:line="180" w:lineRule="exact"/>
-                    <w:jc w:val="center"/>
-                    <w:rPr>
-                      <w:rFonts w:ascii="Times New Roman" w:hAnsi="Times New Roman" w:cs="Times New Roman"/>
-                      <w:noProof/>
-                      <w:sz w:val="16"/>
-                    </w:rPr>
-                  </w:pPr>
-                  <w:r>
-                    <w:rPr>
-                      <w:rFonts w:ascii="Times New Roman" w:hAnsi="Times New Roman" w:cs="Times New Roman"/>
-                      <w:noProof/>
-                      <w:sz w:val="16"/>
+                    <w:jc w:val="center"/>
+                    <w:rPr>
+                      <w:rFonts w:ascii="Times New Roman" w:hAnsi="Times New Roman" w:cs="Times New Roman"/>
+                      <w:noProof/>
+                      <w:sz w:val="16"/>
+                      <w:szCs w:val="16"/>
+                    </w:rPr>
+                  </w:pPr>
+                  <w:r>
+                    <w:rPr>
+                      <w:rFonts w:ascii="Times New Roman" w:hAnsi="Times New Roman" w:cs="Times New Roman"/>
+                      <w:noProof/>
+                      <w:sz w:val="16"/>
+                      <w:szCs w:val="16"/>
                     </w:rPr>
                     <w:t>отлично</w:t>
                   </w:r>
                 </w:p>
                 <w:p>
                   <w:pPr>
-                    <w:spacing w:line="180" w:lineRule="exact"/>
-                    <w:jc w:val="center"/>
-                    <w:rPr>
-                      <w:rFonts w:ascii="Times New Roman" w:hAnsi="Times New Roman" w:cs="Times New Roman"/>
-                      <w:noProof/>
-                      <w:sz w:val="16"/>
-                    </w:rPr>
-                  </w:pPr>
-                  <w:r>
-                    <w:rPr>
-                      <w:rFonts w:ascii="Times New Roman" w:hAnsi="Times New Roman" w:cs="Times New Roman"/>
-                      <w:noProof/>
-                      <w:sz w:val="16"/>
+                    <w:jc w:val="center"/>
+                    <w:rPr>
+                      <w:rFonts w:ascii="Times New Roman" w:hAnsi="Times New Roman" w:cs="Times New Roman"/>
+                      <w:noProof/>
+                      <w:sz w:val="16"/>
+                      <w:szCs w:val="16"/>
+                    </w:rPr>
+                  </w:pPr>
+                  <w:r>
+                    <w:rPr>
+                      <w:rFonts w:ascii="Times New Roman" w:hAnsi="Times New Roman" w:cs="Times New Roman"/>
+                      <w:noProof/>
+                      <w:sz w:val="16"/>
+                      <w:szCs w:val="16"/>
                     </w:rPr>
                     <w:t>отлично</w:t>
                   </w:r>
                 </w:p>
                 <w:p>
                   <w:pPr>
-                    <w:spacing w:line="180" w:lineRule="exact"/>
-                    <w:jc w:val="center"/>
-                    <w:rPr>
-                      <w:rFonts w:ascii="Times New Roman" w:hAnsi="Times New Roman" w:cs="Times New Roman"/>
-                      <w:noProof/>
-                      <w:sz w:val="16"/>
-                    </w:rPr>
-                  </w:pPr>
-                  <w:r>
-                    <w:rPr>
-                      <w:rFonts w:ascii="Times New Roman" w:hAnsi="Times New Roman" w:cs="Times New Roman"/>
-                      <w:noProof/>
-                      <w:sz w:val="16"/>
+                    <w:jc w:val="center"/>
+                    <w:rPr>
+                      <w:rFonts w:ascii="Times New Roman" w:hAnsi="Times New Roman" w:cs="Times New Roman"/>
+                      <w:noProof/>
+                      <w:sz w:val="16"/>
+                      <w:szCs w:val="16"/>
+                    </w:rPr>
+                  </w:pPr>
+                  <w:r>
+                    <w:rPr>
+                      <w:rFonts w:ascii="Times New Roman" w:hAnsi="Times New Roman" w:cs="Times New Roman"/>
+                      <w:noProof/>
+                      <w:sz w:val="16"/>
+                      <w:szCs w:val="16"/>
                     </w:rPr>
                     <w:t>хорошо</w:t>
                   </w:r>
                 </w:p>
                 <w:p>
                   <w:pPr>
-                    <w:spacing w:line="180" w:lineRule="exact"/>
-                    <w:jc w:val="center"/>
-                    <w:rPr>
-                      <w:rFonts w:ascii="Times New Roman" w:hAnsi="Times New Roman" w:cs="Times New Roman"/>
-                      <w:noProof/>
-                      <w:sz w:val="16"/>
-                    </w:rPr>
-                  </w:pPr>
-                  <w:r>
-                    <w:rPr>
-                      <w:rFonts w:ascii="Times New Roman" w:hAnsi="Times New Roman" w:cs="Times New Roman"/>
-                      <w:noProof/>
-                      <w:sz w:val="16"/>
+                    <w:jc w:val="center"/>
+                    <w:rPr>
+                      <w:rFonts w:ascii="Times New Roman" w:hAnsi="Times New Roman" w:cs="Times New Roman"/>
+                      <w:noProof/>
+                      <w:sz w:val="16"/>
+                      <w:szCs w:val="16"/>
+                    </w:rPr>
+                  </w:pPr>
+                  <w:r>
+                    <w:rPr>
+                      <w:rFonts w:ascii="Times New Roman" w:hAnsi="Times New Roman" w:cs="Times New Roman"/>
+                      <w:noProof/>
+                      <w:sz w:val="16"/>
+                      <w:szCs w:val="16"/>
                     </w:rPr>
                     <w:t>отлично</w:t>
                   </w:r>
                 </w:p>
                 <w:p>
                   <w:pPr>
-                    <w:spacing w:line="180" w:lineRule="exact"/>
-                    <w:jc w:val="center"/>
-                    <w:rPr>
-                      <w:rFonts w:ascii="Times New Roman" w:hAnsi="Times New Roman" w:cs="Times New Roman"/>
-                      <w:noProof/>
-                      <w:sz w:val="16"/>
-                    </w:rPr>
-                  </w:pPr>
-                  <w:r>
-                    <w:rPr>
-                      <w:rFonts w:ascii="Times New Roman" w:hAnsi="Times New Roman" w:cs="Times New Roman"/>
-                      <w:noProof/>
-                      <w:sz w:val="16"/>
+                    <w:jc w:val="center"/>
+                    <w:rPr>
+                      <w:rFonts w:ascii="Times New Roman" w:hAnsi="Times New Roman" w:cs="Times New Roman"/>
+                      <w:noProof/>
+                      <w:sz w:val="16"/>
+                      <w:szCs w:val="16"/>
+                    </w:rPr>
+                  </w:pPr>
+                  <w:r>
+                    <w:rPr>
+                      <w:rFonts w:ascii="Times New Roman" w:hAnsi="Times New Roman" w:cs="Times New Roman"/>
+                      <w:noProof/>
+                      <w:sz w:val="16"/>
+                      <w:szCs w:val="16"/>
                     </w:rPr>
                     <w:t>отлично</w:t>
                   </w:r>
                 </w:p>
                 <w:p>
                   <w:pPr>
-                    <w:spacing w:line="180" w:lineRule="exact"/>
-                    <w:jc w:val="center"/>
-                    <w:rPr>
-                      <w:rFonts w:ascii="Times New Roman" w:hAnsi="Times New Roman" w:cs="Times New Roman"/>
-                      <w:noProof/>
-                      <w:sz w:val="16"/>
-                    </w:rPr>
-                  </w:pPr>
-                  <w:r>
-                    <w:rPr>
-                      <w:rFonts w:ascii="Times New Roman" w:hAnsi="Times New Roman" w:cs="Times New Roman"/>
-                      <w:noProof/>
-                      <w:sz w:val="16"/>
+                    <w:jc w:val="center"/>
+                    <w:rPr>
+                      <w:rFonts w:ascii="Times New Roman" w:hAnsi="Times New Roman" w:cs="Times New Roman"/>
+                      <w:noProof/>
+                      <w:sz w:val="16"/>
+                      <w:szCs w:val="16"/>
+                    </w:rPr>
+                  </w:pPr>
+                  <w:r>
+                    <w:rPr>
+                      <w:rFonts w:ascii="Times New Roman" w:hAnsi="Times New Roman" w:cs="Times New Roman"/>
+                      <w:noProof/>
+                      <w:sz w:val="16"/>
+                      <w:szCs w:val="16"/>
                     </w:rPr>
                     <w:t>хорошо</w:t>
                   </w:r>
                 </w:p>
                 <w:p>
                   <w:pPr>
-                    <w:spacing w:line="180" w:lineRule="exact"/>
-                    <w:jc w:val="center"/>
-                    <w:rPr>
-                      <w:rFonts w:ascii="Times New Roman" w:hAnsi="Times New Roman" w:cs="Times New Roman"/>
-                      <w:noProof/>
-                      <w:sz w:val="16"/>
-                    </w:rPr>
-                  </w:pPr>
-                  <w:r>
-                    <w:rPr>
-                      <w:rFonts w:ascii="Times New Roman" w:hAnsi="Times New Roman" w:cs="Times New Roman"/>
-                      <w:noProof/>
-                      <w:sz w:val="16"/>
+                    <w:jc w:val="center"/>
+                    <w:rPr>
+                      <w:rFonts w:ascii="Times New Roman" w:hAnsi="Times New Roman" w:cs="Times New Roman"/>
+                      <w:noProof/>
+                      <w:sz w:val="16"/>
+                      <w:szCs w:val="16"/>
+                    </w:rPr>
+                  </w:pPr>
+                  <w:r>
+                    <w:rPr>
+                      <w:rFonts w:ascii="Times New Roman" w:hAnsi="Times New Roman" w:cs="Times New Roman"/>
+                      <w:noProof/>
+                      <w:sz w:val="16"/>
+                      <w:szCs w:val="16"/>
                     </w:rPr>
                     <w:t>отлично</w:t>
                   </w:r>
                 </w:p>
                 <w:p>
                   <w:pPr>
-                    <w:spacing w:line="180" w:lineRule="exact"/>
-                    <w:jc w:val="center"/>
-                    <w:rPr>
-                      <w:rFonts w:ascii="Times New Roman" w:hAnsi="Times New Roman" w:cs="Times New Roman"/>
-                      <w:noProof/>
-                      <w:sz w:val="16"/>
-                    </w:rPr>
-                  </w:pPr>
-                  <w:r>
-                    <w:rPr>
-                      <w:rFonts w:ascii="Times New Roman" w:hAnsi="Times New Roman" w:cs="Times New Roman"/>
-                      <w:noProof/>
-                      <w:sz w:val="16"/>
+                    <w:jc w:val="center"/>
+                    <w:rPr>
+                      <w:rFonts w:ascii="Times New Roman" w:hAnsi="Times New Roman" w:cs="Times New Roman"/>
+                      <w:noProof/>
+                      <w:sz w:val="16"/>
+                      <w:szCs w:val="16"/>
+                    </w:rPr>
+                  </w:pPr>
+                  <w:r>
+                    <w:rPr>
+                      <w:rFonts w:ascii="Times New Roman" w:hAnsi="Times New Roman" w:cs="Times New Roman"/>
+                      <w:noProof/>
+                      <w:sz w:val="16"/>
+                      <w:szCs w:val="16"/>
                     </w:rPr>
                     <w:t>отлично</w:t>
                   </w:r>
                 </w:p>
                 <w:p>
                   <w:pPr>
-                    <w:spacing w:line="180" w:lineRule="exact"/>
-                    <w:jc w:val="center"/>
-                    <w:rPr>
-                      <w:rFonts w:ascii="Times New Roman" w:hAnsi="Times New Roman" w:cs="Times New Roman"/>
-                      <w:noProof/>
-                      <w:sz w:val="16"/>
-                    </w:rPr>
-                  </w:pPr>
-                  <w:r>
-                    <w:rPr>
-                      <w:rFonts w:ascii="Times New Roman" w:hAnsi="Times New Roman" w:cs="Times New Roman"/>
-                      <w:noProof/>
-                      <w:sz w:val="16"/>
+                    <w:jc w:val="center"/>
+                    <w:rPr>
+                      <w:rFonts w:ascii="Times New Roman" w:hAnsi="Times New Roman" w:cs="Times New Roman"/>
+                      <w:noProof/>
+                      <w:sz w:val="16"/>
+                      <w:szCs w:val="16"/>
+                    </w:rPr>
+                  </w:pPr>
+                  <w:r>
+                    <w:rPr>
+                      <w:rFonts w:ascii="Times New Roman" w:hAnsi="Times New Roman" w:cs="Times New Roman"/>
+                      <w:noProof/>
+                      <w:sz w:val="16"/>
+                      <w:szCs w:val="16"/>
                     </w:rPr>
                     <w:t>отлично</w:t>
                   </w:r>
                 </w:p>
                 <w:p>
                   <w:pPr>
-                    <w:spacing w:line="180" w:lineRule="exact"/>
-                    <w:jc w:val="center"/>
-                    <w:rPr>
-                      <w:rFonts w:ascii="Times New Roman" w:hAnsi="Times New Roman" w:cs="Times New Roman"/>
-                      <w:noProof/>
-                      <w:sz w:val="16"/>
-                    </w:rPr>
-                  </w:pPr>
-                  <w:r>
-                    <w:rPr>
-                      <w:rFonts w:ascii="Times New Roman" w:hAnsi="Times New Roman" w:cs="Times New Roman"/>
-                      <w:noProof/>
-                      <w:sz w:val="16"/>
+                    <w:jc w:val="center"/>
+                    <w:rPr>
+                      <w:rFonts w:ascii="Times New Roman" w:hAnsi="Times New Roman" w:cs="Times New Roman"/>
+                      <w:noProof/>
+                      <w:sz w:val="16"/>
+                      <w:szCs w:val="16"/>
+                    </w:rPr>
+                  </w:pPr>
+                  <w:r>
+                    <w:rPr>
+                      <w:rFonts w:ascii="Times New Roman" w:hAnsi="Times New Roman" w:cs="Times New Roman"/>
+                      <w:noProof/>
+                      <w:sz w:val="16"/>
+                      <w:szCs w:val="16"/>
                     </w:rPr>
                     <w:t>отлично</w:t>
                   </w:r>
                 </w:p>
                 <w:p>
                   <w:pPr>
-                    <w:spacing w:line="180" w:lineRule="exact"/>
-                    <w:jc w:val="center"/>
-                    <w:rPr>
-                      <w:rFonts w:ascii="Times New Roman" w:hAnsi="Times New Roman" w:cs="Times New Roman"/>
-                      <w:noProof/>
-                      <w:sz w:val="16"/>
-                    </w:rPr>
-                  </w:pPr>
-                  <w:r>
-                    <w:rPr>
-                      <w:rFonts w:ascii="Times New Roman" w:hAnsi="Times New Roman" w:cs="Times New Roman"/>
-                      <w:noProof/>
-                      <w:sz w:val="16"/>
+                    <w:jc w:val="center"/>
+                    <w:rPr>
+                      <w:rFonts w:ascii="Times New Roman" w:hAnsi="Times New Roman" w:cs="Times New Roman"/>
+                      <w:noProof/>
+                      <w:sz w:val="16"/>
+                      <w:szCs w:val="16"/>
+                    </w:rPr>
+                  </w:pPr>
+                  <w:r>
+                    <w:rPr>
+                      <w:rFonts w:ascii="Times New Roman" w:hAnsi="Times New Roman" w:cs="Times New Roman"/>
+                      <w:noProof/>
+                      <w:sz w:val="16"/>
+                      <w:szCs w:val="16"/>
                     </w:rPr>
                     <w:t>отлично</w:t>
                   </w:r>
                 </w:p>
                 <w:p>
                   <w:pPr>
-                    <w:spacing w:line="180" w:lineRule="exact"/>
-                    <w:jc w:val="center"/>
-                    <w:rPr>
-                      <w:rFonts w:ascii="Times New Roman" w:hAnsi="Times New Roman" w:cs="Times New Roman"/>
-                      <w:noProof/>
-                      <w:sz w:val="16"/>
-                    </w:rPr>
-                  </w:pPr>
-                  <w:r>
-                    <w:rPr>
-                      <w:rFonts w:ascii="Times New Roman" w:hAnsi="Times New Roman" w:cs="Times New Roman"/>
-                      <w:noProof/>
-                      <w:sz w:val="16"/>
+                    <w:jc w:val="center"/>
+                    <w:rPr>
+                      <w:rFonts w:ascii="Times New Roman" w:hAnsi="Times New Roman" w:cs="Times New Roman"/>
+                      <w:noProof/>
+                      <w:sz w:val="16"/>
+                      <w:szCs w:val="16"/>
+                    </w:rPr>
+                  </w:pPr>
+                  <w:r>
+                    <w:rPr>
+                      <w:rFonts w:ascii="Times New Roman" w:hAnsi="Times New Roman" w:cs="Times New Roman"/>
+                      <w:noProof/>
+                      <w:sz w:val="16"/>
+                      <w:szCs w:val="16"/>
                     </w:rPr>
                     <w:t>отлично</w:t>
                   </w:r>
                 </w:p>
                 <w:p>
                   <w:pPr>
-                    <w:spacing w:line="180" w:lineRule="exact"/>
-                    <w:jc w:val="center"/>
-                    <w:rPr>
-                      <w:rFonts w:ascii="Times New Roman" w:hAnsi="Times New Roman" w:cs="Times New Roman"/>
-                      <w:noProof/>
-                      <w:sz w:val="16"/>
-                    </w:rPr>
-                  </w:pPr>
-                  <w:r>
-                    <w:rPr>
-                      <w:rFonts w:ascii="Times New Roman" w:hAnsi="Times New Roman" w:cs="Times New Roman"/>
-                      <w:noProof/>
-                      <w:sz w:val="16"/>
+                    <w:jc w:val="center"/>
+                    <w:rPr>
+                      <w:rFonts w:ascii="Times New Roman" w:hAnsi="Times New Roman" w:cs="Times New Roman"/>
+                      <w:noProof/>
+                      <w:sz w:val="16"/>
+                      <w:szCs w:val="16"/>
+                    </w:rPr>
+                  </w:pPr>
+                  <w:r>
+                    <w:rPr>
+                      <w:rFonts w:ascii="Times New Roman" w:hAnsi="Times New Roman" w:cs="Times New Roman"/>
+                      <w:noProof/>
+                      <w:sz w:val="16"/>
+                      <w:szCs w:val="16"/>
                     </w:rPr>
                     <w:t>отлично</w:t>
                   </w:r>
                 </w:p>
                 <w:p>
                   <w:pPr>
-                    <w:spacing w:line="180" w:lineRule="exact"/>
-                    <w:jc w:val="center"/>
-                    <w:rPr>
-                      <w:rFonts w:ascii="Times New Roman" w:hAnsi="Times New Roman" w:cs="Times New Roman"/>
-                      <w:noProof/>
-                      <w:sz w:val="16"/>
-                    </w:rPr>
-                  </w:pPr>
-                  <w:r>
-                    <w:rPr>
-                      <w:rFonts w:ascii="Times New Roman" w:hAnsi="Times New Roman" w:cs="Times New Roman"/>
-                      <w:noProof/>
-                      <w:sz w:val="16"/>
+                    <w:jc w:val="center"/>
+                    <w:rPr>
+                      <w:rFonts w:ascii="Times New Roman" w:hAnsi="Times New Roman" w:cs="Times New Roman"/>
+                      <w:noProof/>
+                      <w:sz w:val="16"/>
+                      <w:szCs w:val="16"/>
+                    </w:rPr>
+                  </w:pPr>
+                  <w:r>
+                    <w:rPr>
+                      <w:rFonts w:ascii="Times New Roman" w:hAnsi="Times New Roman" w:cs="Times New Roman"/>
+                      <w:noProof/>
+                      <w:sz w:val="16"/>
+                      <w:szCs w:val="16"/>
                     </w:rPr>
                     <w:t>отлично</w:t>
                   </w:r>
                 </w:p>
                 <w:p>
                   <w:pPr>
-                    <w:spacing w:line="180" w:lineRule="exact"/>
-                    <w:jc w:val="center"/>
-                    <w:rPr>
-                      <w:rFonts w:ascii="Times New Roman" w:hAnsi="Times New Roman" w:cs="Times New Roman"/>
-                      <w:noProof/>
-                      <w:sz w:val="16"/>
-                    </w:rPr>
-                  </w:pPr>
-                  <w:r>
-                    <w:rPr>
-                      <w:rFonts w:ascii="Times New Roman" w:hAnsi="Times New Roman" w:cs="Times New Roman"/>
-                      <w:noProof/>
-                      <w:sz w:val="16"/>
+                    <w:jc w:val="center"/>
+                    <w:rPr>
+                      <w:rFonts w:ascii="Times New Roman" w:hAnsi="Times New Roman" w:cs="Times New Roman"/>
+                      <w:noProof/>
+                      <w:sz w:val="16"/>
+                      <w:szCs w:val="16"/>
+                    </w:rPr>
+                  </w:pPr>
+                  <w:r>
+                    <w:rPr>
+                      <w:rFonts w:ascii="Times New Roman" w:hAnsi="Times New Roman" w:cs="Times New Roman"/>
+                      <w:noProof/>
+                      <w:sz w:val="16"/>
+                      <w:szCs w:val="16"/>
                     </w:rPr>
                     <w:t>отлично</w:t>
                   </w:r>
                 </w:p>
                 <w:p>
                   <w:pPr>
-                    <w:spacing w:line="180" w:lineRule="exact"/>
-                    <w:jc w:val="center"/>
-                    <w:rPr>
-                      <w:rFonts w:ascii="Times New Roman" w:hAnsi="Times New Roman" w:cs="Times New Roman"/>
-                      <w:noProof/>
-                      <w:sz w:val="16"/>
-                    </w:rPr>
-                  </w:pPr>
-                  <w:r>
-                    <w:rPr>
-                      <w:rFonts w:ascii="Times New Roman" w:hAnsi="Times New Roman" w:cs="Times New Roman"/>
-                      <w:noProof/>
-                      <w:sz w:val="16"/>
+                    <w:jc w:val="center"/>
+                    <w:rPr>
+                      <w:rFonts w:ascii="Times New Roman" w:hAnsi="Times New Roman" w:cs="Times New Roman"/>
+                      <w:noProof/>
+                      <w:sz w:val="16"/>
+                      <w:szCs w:val="16"/>
+                    </w:rPr>
+                  </w:pPr>
+                  <w:r>
+                    <w:rPr>
+                      <w:rFonts w:ascii="Times New Roman" w:hAnsi="Times New Roman" w:cs="Times New Roman"/>
+                      <w:noProof/>
+                      <w:sz w:val="16"/>
+                      <w:szCs w:val="16"/>
                     </w:rPr>
                     <w:t>отлично</w:t>
                   </w:r>
                 </w:p>
                 <w:p>
                   <w:pPr>
-                    <w:spacing w:line="180" w:lineRule="exact"/>
-                    <w:jc w:val="center"/>
-                    <w:rPr>
-                      <w:rFonts w:ascii="Times New Roman" w:hAnsi="Times New Roman" w:cs="Times New Roman"/>
-                      <w:noProof/>
-                      <w:sz w:val="16"/>
-                    </w:rPr>
-                  </w:pPr>
-                  <w:r>
-                    <w:rPr>
-                      <w:rFonts w:ascii="Times New Roman" w:hAnsi="Times New Roman" w:cs="Times New Roman"/>
-                      <w:noProof/>
-                      <w:sz w:val="16"/>
+                    <w:jc w:val="center"/>
+                    <w:rPr>
+                      <w:rFonts w:ascii="Times New Roman" w:hAnsi="Times New Roman" w:cs="Times New Roman"/>
+                      <w:noProof/>
+                      <w:sz w:val="16"/>
+                      <w:szCs w:val="16"/>
+                    </w:rPr>
+                  </w:pPr>
+                  <w:r>
+                    <w:rPr>
+                      <w:rFonts w:ascii="Times New Roman" w:hAnsi="Times New Roman" w:cs="Times New Roman"/>
+                      <w:noProof/>
+                      <w:sz w:val="16"/>
+                      <w:szCs w:val="16"/>
                     </w:rPr>
                     <w:t>отлично</w:t>
                   </w:r>
                 </w:p>
                 <w:p>
                   <w:pPr>
-                    <w:spacing w:line="180" w:lineRule="exact"/>
-                    <w:jc w:val="center"/>
-                    <w:rPr>
-                      <w:rFonts w:ascii="Times New Roman" w:hAnsi="Times New Roman" w:cs="Times New Roman"/>
-                      <w:noProof/>
-                      <w:sz w:val="16"/>
-                    </w:rPr>
-                  </w:pPr>
-                  <w:r>
-                    <w:rPr>
-                      <w:rFonts w:ascii="Times New Roman" w:hAnsi="Times New Roman" w:cs="Times New Roman"/>
-                      <w:noProof/>
-                      <w:sz w:val="16"/>
+                    <w:jc w:val="center"/>
+                    <w:rPr>
+                      <w:rFonts w:ascii="Times New Roman" w:hAnsi="Times New Roman" w:cs="Times New Roman"/>
+                      <w:noProof/>
+                      <w:sz w:val="16"/>
+                      <w:szCs w:val="16"/>
+                    </w:rPr>
+                  </w:pPr>
+                  <w:r>
+                    <w:rPr>
+                      <w:rFonts w:ascii="Times New Roman" w:hAnsi="Times New Roman" w:cs="Times New Roman"/>
+                      <w:noProof/>
+                      <w:sz w:val="16"/>
+                      <w:szCs w:val="16"/>
                     </w:rPr>
                     <w:t>отлично</w:t>
                   </w:r>
                 </w:p>
                 <w:p>
                   <w:pPr>
-                    <w:spacing w:line="180" w:lineRule="exact"/>
-                    <w:jc w:val="center"/>
-                    <w:rPr>
-                      <w:rFonts w:ascii="Times New Roman" w:hAnsi="Times New Roman" w:cs="Times New Roman"/>
-                      <w:noProof/>
-                      <w:sz w:val="16"/>
-                    </w:rPr>
-                  </w:pPr>
-                  <w:r>
-                    <w:rPr>
-                      <w:rFonts w:ascii="Times New Roman" w:hAnsi="Times New Roman" w:cs="Times New Roman"/>
-                      <w:noProof/>
-                      <w:sz w:val="16"/>
+                    <w:jc w:val="center"/>
+                    <w:rPr>
+                      <w:rFonts w:ascii="Times New Roman" w:hAnsi="Times New Roman" w:cs="Times New Roman"/>
+                      <w:noProof/>
+                      <w:sz w:val="16"/>
+                      <w:szCs w:val="16"/>
+                    </w:rPr>
+                  </w:pPr>
+                  <w:r>
+                    <w:rPr>
+                      <w:rFonts w:ascii="Times New Roman" w:hAnsi="Times New Roman" w:cs="Times New Roman"/>
+                      <w:noProof/>
+                      <w:sz w:val="16"/>
+                      <w:szCs w:val="16"/>
                     </w:rPr>
                     <w:t>отлично</w:t>
                   </w:r>
                 </w:p>
                 <w:p>
                   <w:pPr>
-                    <w:spacing w:line="180" w:lineRule="exact"/>
-                    <w:jc w:val="center"/>
-                    <w:rPr>
-                      <w:rFonts w:ascii="Times New Roman" w:hAnsi="Times New Roman" w:cs="Times New Roman"/>
-                      <w:sz w:val="16"/>
-                    </w:rPr>
-                  </w:pPr>
-                  <w:r>
-                    <w:rPr>
-                      <w:rFonts w:ascii="Times New Roman" w:hAnsi="Times New Roman" w:cs="Times New Roman"/>
-                      <w:noProof/>
-                      <w:sz w:val="16"/>
+                    <w:jc w:val="center"/>
+                    <w:rPr>
+                      <w:rFonts w:ascii="Times New Roman" w:hAnsi="Times New Roman" w:cs="Times New Roman"/>
+                      <w:sz w:val="16"/>
+                      <w:szCs w:val="16"/>
+                    </w:rPr>
+                  </w:pPr>
+                  <w:r>
+                    <w:rPr>
+                      <w:rFonts w:ascii="Times New Roman" w:hAnsi="Times New Roman" w:cs="Times New Roman"/>
+                      <w:noProof/>
+                      <w:sz w:val="16"/>
+                      <w:szCs w:val="16"/>
                     </w:rPr>
                     <w:t>отлично</w:t>
                   </w:r>
                   <w:r>
                     <w:rPr>
                       <w:sz w:val="16"/>
+                      <w:szCs w:val="16"/>
                     </w:rPr>
                     <w:fldChar w:fldCharType="end"/>
                   </w:r>
@@ -4614,7 +5049,7 @@
 </file>
 
 <file path=customXml/itemProps1.xml><?xml version="1.0" encoding="utf-8"?>
-<ds:datastoreItem xmlns:ds="http://schemas.openxmlformats.org/officeDocument/2006/customXml" ds:itemID="{96A113D8-3C08-424F-BA58-371E2AEA5667}">
+<ds:datastoreItem xmlns:ds="http://schemas.openxmlformats.org/officeDocument/2006/customXml" ds:itemID="{82F6F9F4-A148-465E-8F17-469E5C7F2307}">
   <ds:schemaRefs>
     <ds:schemaRef ds:uri="http://schemas.openxmlformats.org/officeDocument/2006/bibliography"/>
   </ds:schemaRefs>

--- a/cover_prilo.docx
+++ b/cover_prilo.docx
@@ -66,11 +66,13 @@
                   <w:pPr>
                     <w:rPr>
                       <w:rFonts w:ascii="Times New Roman" w:hAnsi="Times New Roman" w:cs="Times New Roman"/>
-                    </w:rPr>
-                  </w:pPr>
-                  <w:r>
-                    <w:rPr>
-                      <w:noProof/>
+                      <w:color w:val="FFFFFF" w:themeColor="background1"/>
+                    </w:rPr>
+                  </w:pPr>
+                  <w:r>
+                    <w:rPr>
+                      <w:noProof/>
+                      <w:color w:val="FFFFFF" w:themeColor="background1"/>
                       <w:sz w:val="22"/>
                       <w:szCs w:val="22"/>
                     </w:rPr>
@@ -174,6 +176,7 @@
                     <w:jc w:val="center"/>
                     <w:rPr>
                       <w:rFonts w:ascii="Times New Roman" w:hAnsi="Times New Roman" w:cs="Times New Roman"/>
+                      <w:color w:val="FFFFFF" w:themeColor="background1"/>
                     </w:rPr>
                   </w:pPr>
                 </w:p>
@@ -193,12 +196,14 @@
                     <w:rPr>
                       <w:rFonts w:ascii="Times New Roman" w:hAnsi="Times New Roman" w:cs="Times New Roman"/>
                       <w:noProof/>
+                      <w:color w:val="FFFFFF" w:themeColor="background1"/>
                       <w:sz w:val="16"/>
                       <w:szCs w:val="16"/>
                     </w:rPr>
                   </w:pPr>
                   <w:r>
                     <w:rPr>
+                      <w:color w:val="FFFFFF" w:themeColor="background1"/>
                       <w:sz w:val="16"/>
                       <w:szCs w:val="16"/>
                     </w:rPr>
@@ -207,6 +212,7 @@
                   <w:r>
                     <w:rPr>
                       <w:rFonts w:ascii="Times New Roman" w:hAnsi="Times New Roman" w:cs="Times New Roman"/>
+                      <w:color w:val="FFFFFF" w:themeColor="background1"/>
                       <w:sz w:val="16"/>
                       <w:szCs w:val="16"/>
                     </w:rPr>
@@ -214,6 +220,7 @@
                   </w:r>
                   <w:r>
                     <w:rPr>
+                      <w:color w:val="FFFFFF" w:themeColor="background1"/>
                       <w:sz w:val="16"/>
                       <w:szCs w:val="16"/>
                     </w:rPr>
@@ -223,6 +230,7 @@
                     <w:rPr>
                       <w:rFonts w:ascii="Times New Roman" w:hAnsi="Times New Roman" w:cs="Times New Roman"/>
                       <w:noProof/>
+                      <w:color w:val="FFFFFF" w:themeColor="background1"/>
                       <w:sz w:val="16"/>
                       <w:szCs w:val="16"/>
                     </w:rPr>
@@ -234,6 +242,7 @@
                     <w:ind w:left="549"/>
                     <w:rPr>
                       <w:rFonts w:ascii="Times New Roman" w:hAnsi="Times New Roman" w:cs="Times New Roman"/>
+                      <w:color w:val="FFFFFF" w:themeColor="background1"/>
                       <w:sz w:val="16"/>
                       <w:szCs w:val="16"/>
                     </w:rPr>
@@ -242,6 +251,7 @@
                     <w:rPr>
                       <w:rFonts w:ascii="Times New Roman" w:hAnsi="Times New Roman" w:cs="Times New Roman"/>
                       <w:noProof/>
+                      <w:color w:val="FFFFFF" w:themeColor="background1"/>
                       <w:sz w:val="16"/>
                       <w:szCs w:val="16"/>
                     </w:rPr>
@@ -249,6 +259,7 @@
                   </w:r>
                   <w:r>
                     <w:rPr>
+                      <w:color w:val="FFFFFF" w:themeColor="background1"/>
                       <w:sz w:val="16"/>
                       <w:szCs w:val="16"/>
                     </w:rPr>
@@ -266,12 +277,14 @@
                     <w:rPr>
                       <w:rFonts w:ascii="Times New Roman" w:hAnsi="Times New Roman" w:cs="Times New Roman"/>
                       <w:noProof/>
+                      <w:color w:val="FFFFFF" w:themeColor="background1"/>
                       <w:sz w:val="16"/>
                       <w:szCs w:val="16"/>
                     </w:rPr>
                   </w:pPr>
                   <w:r>
                     <w:rPr>
+                      <w:color w:val="FFFFFF" w:themeColor="background1"/>
                       <w:sz w:val="16"/>
                       <w:szCs w:val="16"/>
                     </w:rPr>
@@ -280,6 +293,7 @@
                   <w:r>
                     <w:rPr>
                       <w:rFonts w:ascii="Times New Roman" w:hAnsi="Times New Roman" w:cs="Times New Roman"/>
+                      <w:color w:val="FFFFFF" w:themeColor="background1"/>
                       <w:sz w:val="16"/>
                       <w:szCs w:val="16"/>
                     </w:rPr>
@@ -287,6 +301,7 @@
                   </w:r>
                   <w:r>
                     <w:rPr>
+                      <w:color w:val="FFFFFF" w:themeColor="background1"/>
                       <w:sz w:val="16"/>
                       <w:szCs w:val="16"/>
                     </w:rPr>
@@ -296,6 +311,7 @@
                     <w:rPr>
                       <w:rFonts w:ascii="Times New Roman" w:hAnsi="Times New Roman" w:cs="Times New Roman"/>
                       <w:noProof/>
+                      <w:color w:val="FFFFFF" w:themeColor="background1"/>
                       <w:sz w:val="16"/>
                       <w:szCs w:val="16"/>
                     </w:rPr>
@@ -307,6 +323,7 @@
                     <w:jc w:val="center"/>
                     <w:rPr>
                       <w:rFonts w:ascii="Times New Roman" w:hAnsi="Times New Roman" w:cs="Times New Roman"/>
+                      <w:color w:val="FFFFFF" w:themeColor="background1"/>
                       <w:sz w:val="16"/>
                       <w:szCs w:val="16"/>
                     </w:rPr>
@@ -315,6 +332,7 @@
                     <w:rPr>
                       <w:rFonts w:ascii="Times New Roman" w:hAnsi="Times New Roman" w:cs="Times New Roman"/>
                       <w:noProof/>
+                      <w:color w:val="FFFFFF" w:themeColor="background1"/>
                       <w:sz w:val="16"/>
                       <w:szCs w:val="16"/>
                     </w:rPr>
@@ -322,6 +340,7 @@
                   </w:r>
                   <w:r>
                     <w:rPr>
+                      <w:color w:val="FFFFFF" w:themeColor="background1"/>
                       <w:sz w:val="16"/>
                       <w:szCs w:val="16"/>
                     </w:rPr>
@@ -344,6 +363,7 @@
                     <w:ind w:left="8062"/>
                     <w:rPr>
                       <w:rFonts w:ascii="Times New Roman" w:hAnsi="Times New Roman" w:cs="Times New Roman"/>
+                      <w:color w:val="FFFFFF" w:themeColor="background1"/>
                       <w:sz w:val="16"/>
                       <w:szCs w:val="16"/>
                     </w:rPr>
@@ -351,6 +371,7 @@
                   <w:r>
                     <w:rPr>
                       <w:rFonts w:ascii="Times New Roman" w:hAnsi="Times New Roman"/>
+                      <w:color w:val="FFFFFF" w:themeColor="background1"/>
                       <w:sz w:val="22"/>
                     </w:rPr>
                     <w:t>Абазов Б.З.</w:t>
@@ -361,10 +382,11 @@
           </w:tbl>
           <w:p>
             <w:pPr>
-              <w:spacing w:line="200" w:lineRule="exact"/>
+              <w:spacing w:line="140" w:lineRule="exact"/>
               <w:ind w:left="2869"/>
               <w:rPr>
                 <w:rFonts w:ascii="Times New Roman" w:hAnsi="Times New Roman" w:cs="Times New Roman"/>
+                <w:color w:val="FFFFFF" w:themeColor="background1"/>
                 <w:sz w:val="16"/>
                 <w:szCs w:val="16"/>
               </w:rPr>
@@ -372,6 +394,7 @@
             <w:r>
               <w:rPr>
                 <w:rFonts w:ascii="Times New Roman" w:hAnsi="Times New Roman" w:cs="Times New Roman"/>
+                <w:color w:val="FFFFFF" w:themeColor="background1"/>
                 <w:sz w:val="14"/>
                 <w:szCs w:val="16"/>
               </w:rPr>
@@ -380,6 +403,7 @@
             <w:r>
               <w:rPr>
                 <w:rFonts w:ascii="Times New Roman" w:hAnsi="Times New Roman" w:cs="Times New Roman"/>
+                <w:color w:val="FFFFFF" w:themeColor="background1"/>
                 <w:sz w:val="16"/>
                 <w:szCs w:val="16"/>
               </w:rPr>
@@ -392,6 +416,7 @@
               <w:ind w:left="2869"/>
               <w:rPr>
                 <w:rFonts w:ascii="Times New Roman" w:hAnsi="Times New Roman" w:cs="Times New Roman"/>
+                <w:color w:val="FFFFFF" w:themeColor="background1"/>
                 <w:sz w:val="16"/>
                 <w:szCs w:val="16"/>
               </w:rPr>
@@ -402,6 +427,7 @@
               <w:ind w:left="1168"/>
               <w:rPr>
                 <w:rFonts w:ascii="Times New Roman" w:hAnsi="Times New Roman" w:cs="Times New Roman"/>
+                <w:color w:val="FFFFFF" w:themeColor="background1"/>
                 <w:sz w:val="16"/>
                 <w:szCs w:val="16"/>
               </w:rPr>
@@ -409,16 +435,18 @@
           </w:p>
           <w:p>
             <w:pPr>
-              <w:spacing w:line="280" w:lineRule="exact"/>
+              <w:spacing w:line="320" w:lineRule="exact"/>
               <w:ind w:left="1168"/>
               <w:rPr>
                 <w:rFonts w:ascii="Times New Roman" w:hAnsi="Times New Roman" w:cs="Times New Roman"/>
+                <w:color w:val="FFFFFF" w:themeColor="background1"/>
                 <w:sz w:val="16"/>
               </w:rPr>
             </w:pPr>
             <w:r>
               <w:rPr>
                 <w:rFonts w:ascii="Times New Roman" w:hAnsi="Times New Roman" w:cs="Times New Roman"/>
+                <w:color w:val="FFFFFF" w:themeColor="background1"/>
                 <w:sz w:val="14"/>
                 <w:szCs w:val="16"/>
               </w:rPr>
@@ -436,6 +464,7 @@
               <w:jc w:val="center"/>
               <w:rPr>
                 <w:rFonts w:ascii="Times New Roman" w:hAnsi="Times New Roman"/>
+                <w:color w:val="FFFFFF" w:themeColor="background1"/>
               </w:rPr>
             </w:pPr>
           </w:p>
@@ -450,6 +479,7 @@
               <w:jc w:val="center"/>
               <w:rPr>
                 <w:rFonts w:ascii="Times New Roman" w:hAnsi="Times New Roman"/>
+                <w:color w:val="FFFFFF" w:themeColor="background1"/>
                 <w:sz w:val="22"/>
                 <w:szCs w:val="22"/>
               </w:rPr>
@@ -461,6 +491,7 @@
               <w:jc w:val="center"/>
               <w:rPr>
                 <w:rFonts w:ascii="Times New Roman" w:hAnsi="Times New Roman"/>
+                <w:color w:val="FFFFFF" w:themeColor="background1"/>
                 <w:sz w:val="22"/>
                 <w:szCs w:val="22"/>
               </w:rPr>
@@ -472,6 +503,7 @@
               <w:jc w:val="center"/>
               <w:rPr>
                 <w:rFonts w:ascii="Times New Roman" w:hAnsi="Times New Roman"/>
+                <w:color w:val="FFFFFF" w:themeColor="background1"/>
                 <w:sz w:val="22"/>
                 <w:szCs w:val="22"/>
               </w:rPr>
@@ -483,6 +515,7 @@
               <w:jc w:val="center"/>
               <w:rPr>
                 <w:rFonts w:ascii="Times New Roman" w:hAnsi="Times New Roman"/>
+                <w:color w:val="FFFFFF" w:themeColor="background1"/>
                 <w:sz w:val="22"/>
                 <w:szCs w:val="22"/>
               </w:rPr>
@@ -494,6 +527,7 @@
               <w:jc w:val="center"/>
               <w:rPr>
                 <w:rFonts w:ascii="Times New Roman" w:hAnsi="Times New Roman"/>
+                <w:color w:val="FFFFFF" w:themeColor="background1"/>
                 <w:sz w:val="22"/>
                 <w:szCs w:val="22"/>
               </w:rPr>
@@ -505,6 +539,7 @@
               <w:jc w:val="center"/>
               <w:rPr>
                 <w:rFonts w:ascii="Times New Roman" w:hAnsi="Times New Roman"/>
+                <w:color w:val="FFFFFF" w:themeColor="background1"/>
                 <w:sz w:val="22"/>
                 <w:szCs w:val="22"/>
               </w:rPr>
@@ -516,6 +551,7 @@
               <w:jc w:val="center"/>
               <w:rPr>
                 <w:rFonts w:ascii="Times New Roman" w:hAnsi="Times New Roman"/>
+                <w:color w:val="FFFFFF" w:themeColor="background1"/>
                 <w:sz w:val="22"/>
                 <w:szCs w:val="22"/>
               </w:rPr>
@@ -527,6 +563,7 @@
               <w:jc w:val="center"/>
               <w:rPr>
                 <w:rFonts w:ascii="Times New Roman" w:hAnsi="Times New Roman"/>
+                <w:color w:val="FFFFFF" w:themeColor="background1"/>
                 <w:sz w:val="22"/>
                 <w:szCs w:val="22"/>
               </w:rPr>
@@ -538,6 +575,7 @@
               <w:jc w:val="center"/>
               <w:rPr>
                 <w:rFonts w:ascii="Times New Roman" w:hAnsi="Times New Roman"/>
+                <w:color w:val="FFFFFF" w:themeColor="background1"/>
                 <w:sz w:val="22"/>
                 <w:szCs w:val="22"/>
               </w:rPr>
@@ -549,6 +587,7 @@
               <w:jc w:val="center"/>
               <w:rPr>
                 <w:rFonts w:ascii="Times New Roman" w:hAnsi="Times New Roman"/>
+                <w:color w:val="FFFFFF" w:themeColor="background1"/>
                 <w:sz w:val="22"/>
                 <w:szCs w:val="22"/>
               </w:rPr>
@@ -560,6 +599,7 @@
               <w:jc w:val="center"/>
               <w:rPr>
                 <w:rFonts w:ascii="Times New Roman" w:hAnsi="Times New Roman"/>
+                <w:color w:val="FFFFFF" w:themeColor="background1"/>
                 <w:sz w:val="22"/>
                 <w:szCs w:val="22"/>
               </w:rPr>
@@ -571,6 +611,7 @@
               <w:jc w:val="center"/>
               <w:rPr>
                 <w:rFonts w:ascii="Times New Roman" w:hAnsi="Times New Roman"/>
+                <w:color w:val="FFFFFF" w:themeColor="background1"/>
                 <w:sz w:val="22"/>
                 <w:szCs w:val="22"/>
               </w:rPr>
@@ -582,6 +623,7 @@
               <w:jc w:val="center"/>
               <w:rPr>
                 <w:rFonts w:ascii="Times New Roman" w:hAnsi="Times New Roman"/>
+                <w:color w:val="FFFFFF" w:themeColor="background1"/>
                 <w:sz w:val="22"/>
                 <w:szCs w:val="22"/>
               </w:rPr>
@@ -593,6 +635,7 @@
               <w:jc w:val="center"/>
               <w:rPr>
                 <w:rFonts w:ascii="Times New Roman" w:hAnsi="Times New Roman"/>
+                <w:color w:val="FFFFFF" w:themeColor="background1"/>
                 <w:sz w:val="22"/>
                 <w:szCs w:val="22"/>
               </w:rPr>
@@ -604,6 +647,7 @@
               <w:jc w:val="center"/>
               <w:rPr>
                 <w:rFonts w:ascii="Times New Roman" w:hAnsi="Times New Roman"/>
+                <w:color w:val="FFFFFF" w:themeColor="background1"/>
                 <w:sz w:val="22"/>
                 <w:szCs w:val="22"/>
               </w:rPr>
@@ -615,6 +659,7 @@
               <w:jc w:val="center"/>
               <w:rPr>
                 <w:rFonts w:ascii="Times New Roman" w:hAnsi="Times New Roman"/>
+                <w:color w:val="FFFFFF" w:themeColor="background1"/>
                 <w:sz w:val="22"/>
                 <w:szCs w:val="22"/>
               </w:rPr>
@@ -626,6 +671,7 @@
               <w:jc w:val="center"/>
               <w:rPr>
                 <w:rFonts w:ascii="Times New Roman" w:hAnsi="Times New Roman"/>
+                <w:color w:val="FFFFFF" w:themeColor="background1"/>
                 <w:sz w:val="22"/>
                 <w:szCs w:val="22"/>
               </w:rPr>
@@ -637,6 +683,7 @@
               <w:jc w:val="center"/>
               <w:rPr>
                 <w:rFonts w:ascii="Times New Roman" w:hAnsi="Times New Roman"/>
+                <w:color w:val="FFFFFF" w:themeColor="background1"/>
                 <w:sz w:val="22"/>
                 <w:szCs w:val="22"/>
               </w:rPr>
@@ -648,6 +695,7 @@
               <w:jc w:val="center"/>
               <w:rPr>
                 <w:rFonts w:ascii="Times New Roman" w:hAnsi="Times New Roman"/>
+                <w:color w:val="FFFFFF" w:themeColor="background1"/>
                 <w:sz w:val="22"/>
                 <w:szCs w:val="22"/>
               </w:rPr>
@@ -655,6 +703,7 @@
             <w:r>
               <w:rPr>
                 <w:rFonts w:ascii="Times New Roman" w:hAnsi="Times New Roman"/>
+                <w:color w:val="FFFFFF" w:themeColor="background1"/>
                 <w:sz w:val="22"/>
                 <w:szCs w:val="22"/>
               </w:rPr>
@@ -667,6 +716,7 @@
               <w:jc w:val="center"/>
               <w:rPr>
                 <w:rFonts w:ascii="Times New Roman" w:hAnsi="Times New Roman"/>
+                <w:color w:val="FFFFFF" w:themeColor="background1"/>
                 <w:sz w:val="22"/>
                 <w:szCs w:val="22"/>
               </w:rPr>
@@ -674,6 +724,7 @@
             <w:r>
               <w:rPr>
                 <w:rFonts w:ascii="Times New Roman" w:hAnsi="Times New Roman"/>
+                <w:color w:val="FFFFFF" w:themeColor="background1"/>
                 <w:sz w:val="22"/>
                 <w:szCs w:val="22"/>
               </w:rPr>
@@ -686,6 +737,7 @@
               <w:jc w:val="center"/>
               <w:rPr>
                 <w:rFonts w:ascii="Times New Roman" w:hAnsi="Times New Roman"/>
+                <w:color w:val="FFFFFF" w:themeColor="background1"/>
                 <w:sz w:val="22"/>
                 <w:szCs w:val="22"/>
               </w:rPr>
@@ -696,6 +748,7 @@
               <w:jc w:val="center"/>
               <w:rPr>
                 <w:rFonts w:ascii="Times New Roman" w:hAnsi="Times New Roman"/>
+                <w:color w:val="FFFFFF" w:themeColor="background1"/>
                 <w:sz w:val="22"/>
                 <w:szCs w:val="22"/>
               </w:rPr>
@@ -703,6 +756,7 @@
             <w:r>
               <w:rPr>
                 <w:rFonts w:ascii="Times New Roman" w:hAnsi="Times New Roman"/>
+                <w:color w:val="FFFFFF" w:themeColor="background1"/>
                 <w:sz w:val="22"/>
                 <w:szCs w:val="22"/>
               </w:rPr>
@@ -714,6 +768,7 @@
               <w:jc w:val="center"/>
               <w:rPr>
                 <w:rFonts w:ascii="Times New Roman" w:hAnsi="Times New Roman"/>
+                <w:color w:val="FFFFFF" w:themeColor="background1"/>
                 <w:sz w:val="22"/>
                 <w:szCs w:val="22"/>
               </w:rPr>
@@ -724,6 +779,7 @@
               <w:jc w:val="center"/>
               <w:rPr>
                 <w:rFonts w:ascii="Times New Roman" w:hAnsi="Times New Roman"/>
+                <w:color w:val="FFFFFF" w:themeColor="background1"/>
                 <w:sz w:val="22"/>
                 <w:szCs w:val="22"/>
               </w:rPr>
@@ -734,6 +790,7 @@
               <w:jc w:val="center"/>
               <w:rPr>
                 <w:rFonts w:ascii="Times New Roman" w:hAnsi="Times New Roman"/>
+                <w:color w:val="FFFFFF" w:themeColor="background1"/>
                 <w:sz w:val="22"/>
                 <w:szCs w:val="22"/>
               </w:rPr>
@@ -744,6 +801,7 @@
               <w:jc w:val="center"/>
               <w:rPr>
                 <w:rFonts w:ascii="Times New Roman" w:hAnsi="Times New Roman"/>
+                <w:color w:val="FFFFFF" w:themeColor="background1"/>
                 <w:sz w:val="22"/>
                 <w:szCs w:val="22"/>
               </w:rPr>
@@ -754,6 +812,7 @@
               <w:jc w:val="center"/>
               <w:rPr>
                 <w:rFonts w:ascii="Times New Roman" w:hAnsi="Times New Roman"/>
+                <w:color w:val="FFFFFF" w:themeColor="background1"/>
                 <w:sz w:val="22"/>
                 <w:szCs w:val="22"/>
               </w:rPr>
@@ -764,6 +823,7 @@
               <w:jc w:val="center"/>
               <w:rPr>
                 <w:rFonts w:ascii="Times New Roman" w:hAnsi="Times New Roman"/>
+                <w:color w:val="FFFFFF" w:themeColor="background1"/>
                 <w:sz w:val="22"/>
                 <w:szCs w:val="22"/>
               </w:rPr>
@@ -774,6 +834,7 @@
               <w:jc w:val="center"/>
               <w:rPr>
                 <w:rFonts w:ascii="Times New Roman" w:hAnsi="Times New Roman"/>
+                <w:color w:val="FFFFFF" w:themeColor="background1"/>
                 <w:sz w:val="22"/>
                 <w:szCs w:val="22"/>
               </w:rPr>
@@ -784,6 +845,7 @@
               <w:jc w:val="center"/>
               <w:rPr>
                 <w:rFonts w:ascii="Times New Roman" w:hAnsi="Times New Roman"/>
+                <w:color w:val="FFFFFF" w:themeColor="background1"/>
                 <w:sz w:val="22"/>
                 <w:szCs w:val="22"/>
               </w:rPr>
@@ -794,6 +856,7 @@
               <w:jc w:val="center"/>
               <w:rPr>
                 <w:rFonts w:ascii="Times New Roman" w:hAnsi="Times New Roman"/>
+                <w:color w:val="FFFFFF" w:themeColor="background1"/>
                 <w:sz w:val="22"/>
                 <w:szCs w:val="22"/>
               </w:rPr>
@@ -804,6 +867,7 @@
               <w:jc w:val="center"/>
               <w:rPr>
                 <w:rFonts w:ascii="Times New Roman" w:hAnsi="Times New Roman"/>
+                <w:color w:val="FFFFFF" w:themeColor="background1"/>
                 <w:sz w:val="22"/>
                 <w:szCs w:val="22"/>
               </w:rPr>
@@ -814,6 +878,7 @@
               <w:jc w:val="center"/>
               <w:rPr>
                 <w:rFonts w:ascii="Times New Roman" w:hAnsi="Times New Roman"/>
+                <w:color w:val="FFFFFF" w:themeColor="background1"/>
                 <w:sz w:val="22"/>
                 <w:szCs w:val="22"/>
               </w:rPr>
@@ -821,6 +886,7 @@
             <w:r>
               <w:rPr>
                 <w:rFonts w:ascii="Times New Roman" w:hAnsi="Times New Roman"/>
+                <w:color w:val="FFFFFF" w:themeColor="background1"/>
                 <w:sz w:val="22"/>
                 <w:szCs w:val="22"/>
               </w:rPr>
@@ -828,6 +894,7 @@
             </w:r>
             <w:r>
               <w:rPr>
+                <w:color w:val="FFFFFF" w:themeColor="background1"/>
                 <w:sz w:val="22"/>
                 <w:szCs w:val="22"/>
               </w:rPr>
@@ -836,6 +903,7 @@
             <w:r>
               <w:rPr>
                 <w:rFonts w:ascii="Times New Roman" w:hAnsi="Times New Roman"/>
+                <w:color w:val="FFFFFF" w:themeColor="background1"/>
                 <w:sz w:val="22"/>
                 <w:szCs w:val="22"/>
               </w:rPr>
@@ -843,6 +911,7 @@
             </w:r>
             <w:r>
               <w:rPr>
+                <w:color w:val="FFFFFF" w:themeColor="background1"/>
                 <w:sz w:val="22"/>
                 <w:szCs w:val="22"/>
               </w:rPr>
@@ -851,6 +920,7 @@
             <w:r>
               <w:rPr>
                 <w:rFonts w:ascii="Times New Roman" w:hAnsi="Times New Roman"/>
+                <w:color w:val="FFFFFF" w:themeColor="background1"/>
                 <w:sz w:val="22"/>
                 <w:szCs w:val="22"/>
               </w:rPr>
@@ -858,6 +928,7 @@
             </w:r>
             <w:r>
               <w:rPr>
+                <w:color w:val="FFFFFF" w:themeColor="background1"/>
                 <w:sz w:val="22"/>
                 <w:szCs w:val="22"/>
               </w:rPr>
@@ -867,6 +938,7 @@
               <w:rPr>
                 <w:rFonts w:ascii="Times New Roman" w:hAnsi="Times New Roman"/>
                 <w:noProof/>
+                <w:color w:val="FFFFFF" w:themeColor="background1"/>
                 <w:sz w:val="22"/>
                 <w:szCs w:val="22"/>
               </w:rPr>
@@ -874,6 +946,7 @@
             </w:r>
             <w:r>
               <w:rPr>
+                <w:color w:val="FFFFFF" w:themeColor="background1"/>
                 <w:sz w:val="22"/>
                 <w:szCs w:val="22"/>
               </w:rPr>
@@ -882,6 +955,7 @@
             <w:r>
               <w:rPr>
                 <w:rFonts w:ascii="Times New Roman" w:hAnsi="Times New Roman"/>
+                <w:color w:val="FFFFFF" w:themeColor="background1"/>
                 <w:sz w:val="22"/>
                 <w:szCs w:val="22"/>
               </w:rPr>
@@ -889,6 +963,7 @@
             </w:r>
             <w:r>
               <w:rPr>
+                <w:color w:val="FFFFFF" w:themeColor="background1"/>
                 <w:sz w:val="22"/>
                 <w:szCs w:val="22"/>
               </w:rPr>
@@ -900,6 +975,7 @@
               <w:jc w:val="center"/>
               <w:rPr>
                 <w:rFonts w:ascii="Times New Roman" w:hAnsi="Times New Roman"/>
+                <w:color w:val="FFFFFF" w:themeColor="background1"/>
                 <w:sz w:val="22"/>
                 <w:szCs w:val="22"/>
               </w:rPr>
@@ -910,6 +986,7 @@
               <w:jc w:val="center"/>
               <w:rPr>
                 <w:rFonts w:ascii="Times New Roman" w:hAnsi="Times New Roman"/>
+                <w:color w:val="FFFFFF" w:themeColor="background1"/>
                 <w:sz w:val="22"/>
                 <w:szCs w:val="22"/>
               </w:rPr>
@@ -920,6 +997,7 @@
               <w:jc w:val="center"/>
               <w:rPr>
                 <w:rFonts w:ascii="Times New Roman" w:hAnsi="Times New Roman"/>
+                <w:color w:val="FFFFFF" w:themeColor="background1"/>
                 <w:sz w:val="22"/>
                 <w:szCs w:val="22"/>
               </w:rPr>
@@ -930,6 +1008,7 @@
               <w:jc w:val="center"/>
               <w:rPr>
                 <w:rFonts w:ascii="Times New Roman" w:hAnsi="Times New Roman"/>
+                <w:color w:val="FFFFFF" w:themeColor="background1"/>
                 <w:sz w:val="22"/>
                 <w:szCs w:val="22"/>
               </w:rPr>
@@ -940,6 +1019,7 @@
               <w:jc w:val="center"/>
               <w:rPr>
                 <w:rFonts w:ascii="Times New Roman" w:hAnsi="Times New Roman"/>
+                <w:color w:val="FFFFFF" w:themeColor="background1"/>
                 <w:sz w:val="22"/>
                 <w:szCs w:val="22"/>
               </w:rPr>
@@ -950,6 +1030,7 @@
               <w:jc w:val="center"/>
               <w:rPr>
                 <w:rFonts w:ascii="Times New Roman" w:hAnsi="Times New Roman"/>
+                <w:color w:val="FFFFFF" w:themeColor="background1"/>
                 <w:sz w:val="22"/>
                 <w:szCs w:val="22"/>
               </w:rPr>
@@ -960,6 +1041,7 @@
               <w:jc w:val="center"/>
               <w:rPr>
                 <w:rFonts w:ascii="Times New Roman" w:hAnsi="Times New Roman"/>
+                <w:color w:val="FFFFFF" w:themeColor="background1"/>
                 <w:sz w:val="22"/>
                 <w:szCs w:val="22"/>
               </w:rPr>
@@ -970,12 +1052,14 @@
               <w:jc w:val="center"/>
               <w:rPr>
                 <w:rFonts w:ascii="Times New Roman" w:hAnsi="Times New Roman"/>
+                <w:color w:val="FFFFFF" w:themeColor="background1"/>
                 <w:sz w:val="22"/>
                 <w:szCs w:val="22"/>
               </w:rPr>
             </w:pPr>
             <w:r>
               <w:rPr>
+                <w:color w:val="FFFFFF" w:themeColor="background1"/>
                 <w:sz w:val="22"/>
                 <w:szCs w:val="22"/>
               </w:rPr>
@@ -984,6 +1068,7 @@
             <w:r>
               <w:rPr>
                 <w:rFonts w:ascii="Times New Roman" w:hAnsi="Times New Roman"/>
+                <w:color w:val="FFFFFF" w:themeColor="background1"/>
                 <w:sz w:val="22"/>
                 <w:szCs w:val="22"/>
               </w:rPr>
@@ -991,6 +1076,7 @@
             </w:r>
             <w:r>
               <w:rPr>
+                <w:color w:val="FFFFFF" w:themeColor="background1"/>
                 <w:sz w:val="22"/>
                 <w:szCs w:val="22"/>
               </w:rPr>
@@ -1000,6 +1086,7 @@
               <w:rPr>
                 <w:rFonts w:ascii="Times New Roman" w:hAnsi="Times New Roman"/>
                 <w:noProof/>
+                <w:color w:val="FFFFFF" w:themeColor="background1"/>
                 <w:sz w:val="22"/>
                 <w:szCs w:val="22"/>
               </w:rPr>
@@ -1007,6 +1094,7 @@
             </w:r>
             <w:r>
               <w:rPr>
+                <w:color w:val="FFFFFF" w:themeColor="background1"/>
                 <w:sz w:val="22"/>
                 <w:szCs w:val="22"/>
               </w:rPr>
@@ -1018,6 +1106,7 @@
               <w:jc w:val="center"/>
               <w:rPr>
                 <w:rFonts w:ascii="Times New Roman" w:hAnsi="Times New Roman"/>
+                <w:color w:val="FFFFFF" w:themeColor="background1"/>
                 <w:sz w:val="22"/>
                 <w:szCs w:val="22"/>
               </w:rPr>
@@ -1028,6 +1117,7 @@
               <w:jc w:val="center"/>
               <w:rPr>
                 <w:rFonts w:ascii="Times New Roman" w:hAnsi="Times New Roman"/>
+                <w:color w:val="FFFFFF" w:themeColor="background1"/>
                 <w:sz w:val="22"/>
                 <w:szCs w:val="22"/>
               </w:rPr>
@@ -1038,6 +1128,7 @@
               <w:jc w:val="center"/>
               <w:rPr>
                 <w:rFonts w:ascii="Times New Roman" w:hAnsi="Times New Roman"/>
+                <w:color w:val="FFFFFF" w:themeColor="background1"/>
                 <w:sz w:val="22"/>
                 <w:szCs w:val="22"/>
               </w:rPr>
@@ -1048,6 +1139,7 @@
               <w:jc w:val="center"/>
               <w:rPr>
                 <w:rFonts w:ascii="Times New Roman" w:hAnsi="Times New Roman"/>
+                <w:color w:val="FFFFFF" w:themeColor="background1"/>
                 <w:sz w:val="22"/>
                 <w:szCs w:val="22"/>
               </w:rPr>
@@ -1058,6 +1150,7 @@
               <w:jc w:val="center"/>
               <w:rPr>
                 <w:rFonts w:ascii="Times New Roman" w:hAnsi="Times New Roman"/>
+                <w:color w:val="FFFFFF" w:themeColor="background1"/>
                 <w:sz w:val="22"/>
                 <w:szCs w:val="22"/>
               </w:rPr>
@@ -1069,12 +1162,14 @@
               <w:jc w:val="center"/>
               <w:rPr>
                 <w:rFonts w:ascii="Times New Roman" w:hAnsi="Times New Roman"/>
+                <w:color w:val="FFFFFF" w:themeColor="background1"/>
                 <w:sz w:val="22"/>
                 <w:szCs w:val="22"/>
               </w:rPr>
             </w:pPr>
             <w:r>
               <w:rPr>
+                <w:color w:val="FFFFFF" w:themeColor="background1"/>
                 <w:sz w:val="22"/>
                 <w:szCs w:val="22"/>
               </w:rPr>
@@ -1083,6 +1178,7 @@
             <w:r>
               <w:rPr>
                 <w:rFonts w:ascii="Times New Roman" w:hAnsi="Times New Roman"/>
+                <w:color w:val="FFFFFF" w:themeColor="background1"/>
                 <w:sz w:val="22"/>
                 <w:szCs w:val="22"/>
               </w:rPr>
@@ -1090,6 +1186,7 @@
             </w:r>
             <w:r>
               <w:rPr>
+                <w:color w:val="FFFFFF" w:themeColor="background1"/>
                 <w:sz w:val="22"/>
                 <w:szCs w:val="22"/>
               </w:rPr>
@@ -1099,6 +1196,7 @@
               <w:rPr>
                 <w:rFonts w:ascii="Times New Roman" w:hAnsi="Times New Roman"/>
                 <w:noProof/>
+                <w:color w:val="FFFFFF" w:themeColor="background1"/>
                 <w:sz w:val="22"/>
                 <w:szCs w:val="22"/>
               </w:rPr>
@@ -1106,6 +1204,7 @@
             </w:r>
             <w:r>
               <w:rPr>
+                <w:color w:val="FFFFFF" w:themeColor="background1"/>
                 <w:sz w:val="22"/>
                 <w:szCs w:val="22"/>
               </w:rPr>
@@ -1117,6 +1216,7 @@
               <w:jc w:val="center"/>
               <w:rPr>
                 <w:rFonts w:ascii="Times New Roman" w:hAnsi="Times New Roman" w:cs="Times New Roman"/>
+                <w:color w:val="FFFFFF" w:themeColor="background1"/>
               </w:rPr>
             </w:pPr>
           </w:p>
@@ -1155,6 +1255,7 @@
                   <w:pPr>
                     <w:rPr>
                       <w:rFonts w:ascii="Times New Roman" w:hAnsi="Times New Roman" w:cs="Times New Roman"/>
+                      <w:color w:val="FFFFFF" w:themeColor="background1"/>
                     </w:rPr>
                   </w:pPr>
                 </w:p>
@@ -1167,6 +1268,7 @@
                   <w:pPr>
                     <w:rPr>
                       <w:rFonts w:ascii="Times New Roman" w:hAnsi="Times New Roman" w:cs="Times New Roman"/>
+                      <w:color w:val="FFFFFF" w:themeColor="background1"/>
                     </w:rPr>
                   </w:pPr>
                 </w:p>
@@ -1184,6 +1286,7 @@
                   <w:pPr>
                     <w:rPr>
                       <w:rFonts w:ascii="Times New Roman" w:hAnsi="Times New Roman" w:cs="Times New Roman"/>
+                      <w:color w:val="FFFFFF" w:themeColor="background1"/>
                     </w:rPr>
                   </w:pPr>
                 </w:p>
@@ -1197,11 +1300,13 @@
                     <w:spacing w:line="380" w:lineRule="exact"/>
                     <w:rPr>
                       <w:rFonts w:ascii="Times New Roman" w:hAnsi="Times New Roman" w:cs="Times New Roman"/>
+                      <w:color w:val="FFFFFF" w:themeColor="background1"/>
                       <w:sz w:val="28"/>
                     </w:rPr>
                   </w:pPr>
                   <w:r>
                     <w:rPr>
+                      <w:color w:val="FFFFFF" w:themeColor="background1"/>
                       <w:sz w:val="28"/>
                     </w:rPr>
                     <w:fldChar w:fldCharType="begin"/>
@@ -1209,12 +1314,14 @@
                   <w:r>
                     <w:rPr>
                       <w:rFonts w:ascii="Times New Roman" w:hAnsi="Times New Roman" w:cs="Times New Roman"/>
+                      <w:color w:val="FFFFFF" w:themeColor="background1"/>
                       <w:sz w:val="28"/>
                     </w:rPr>
                     <w:instrText xml:space="preserve"> MERGEFIELD Фамилия </w:instrText>
                   </w:r>
                   <w:r>
                     <w:rPr>
+                      <w:color w:val="FFFFFF" w:themeColor="background1"/>
                       <w:sz w:val="28"/>
                     </w:rPr>
                     <w:fldChar w:fldCharType="separate"/>
@@ -1223,12 +1330,14 @@
                     <w:rPr>
                       <w:rFonts w:ascii="Times New Roman" w:hAnsi="Times New Roman" w:cs="Times New Roman"/>
                       <w:noProof/>
+                      <w:color w:val="FFFFFF" w:themeColor="background1"/>
                       <w:sz w:val="28"/>
                     </w:rPr>
                     <w:t>Тесленко</w:t>
                   </w:r>
                   <w:r>
                     <w:rPr>
+                      <w:color w:val="FFFFFF" w:themeColor="background1"/>
                       <w:sz w:val="28"/>
                     </w:rPr>
                     <w:fldChar w:fldCharType="end"/>
@@ -1248,6 +1357,7 @@
                   <w:pPr>
                     <w:rPr>
                       <w:rFonts w:ascii="Times New Roman" w:hAnsi="Times New Roman" w:cs="Times New Roman"/>
+                      <w:color w:val="FFFFFF" w:themeColor="background1"/>
                     </w:rPr>
                   </w:pPr>
                 </w:p>
@@ -1261,10 +1371,12 @@
                     <w:spacing w:line="360" w:lineRule="atLeast"/>
                     <w:rPr>
                       <w:rFonts w:ascii="Times New Roman" w:hAnsi="Times New Roman" w:cs="Times New Roman"/>
-                    </w:rPr>
-                  </w:pPr>
-                  <w:r>
-                    <w:rPr>
+                      <w:color w:val="FFFFFF" w:themeColor="background1"/>
+                    </w:rPr>
+                  </w:pPr>
+                  <w:r>
+                    <w:rPr>
+                      <w:color w:val="FFFFFF" w:themeColor="background1"/>
                       <w:sz w:val="28"/>
                     </w:rPr>
                     <w:fldChar w:fldCharType="begin"/>
@@ -1272,12 +1384,14 @@
                   <w:r>
                     <w:rPr>
                       <w:rFonts w:ascii="Times New Roman" w:hAnsi="Times New Roman"/>
+                      <w:color w:val="FFFFFF" w:themeColor="background1"/>
                       <w:sz w:val="28"/>
                     </w:rPr>
                     <w:instrText xml:space="preserve"> MERGEFIELD Имя </w:instrText>
                   </w:r>
                   <w:r>
                     <w:rPr>
+                      <w:color w:val="FFFFFF" w:themeColor="background1"/>
                       <w:sz w:val="28"/>
                     </w:rPr>
                     <w:fldChar w:fldCharType="separate"/>
@@ -1286,12 +1400,14 @@
                     <w:rPr>
                       <w:rFonts w:ascii="Times New Roman" w:hAnsi="Times New Roman"/>
                       <w:noProof/>
+                      <w:color w:val="FFFFFF" w:themeColor="background1"/>
                       <w:sz w:val="28"/>
                     </w:rPr>
                     <w:t>Виктория</w:t>
                   </w:r>
                   <w:r>
                     <w:rPr>
+                      <w:color w:val="FFFFFF" w:themeColor="background1"/>
                       <w:sz w:val="28"/>
                     </w:rPr>
                     <w:fldChar w:fldCharType="end"/>
@@ -1311,6 +1427,7 @@
                   <w:pPr>
                     <w:rPr>
                       <w:rFonts w:ascii="Times New Roman" w:hAnsi="Times New Roman" w:cs="Times New Roman"/>
+                      <w:color w:val="FFFFFF" w:themeColor="background1"/>
                     </w:rPr>
                   </w:pPr>
                 </w:p>
@@ -1324,10 +1441,12 @@
                     <w:spacing w:line="420" w:lineRule="exact"/>
                     <w:rPr>
                       <w:rFonts w:ascii="Times New Roman" w:hAnsi="Times New Roman"/>
-                    </w:rPr>
-                  </w:pPr>
-                  <w:r>
-                    <w:rPr>
+                      <w:color w:val="FFFFFF" w:themeColor="background1"/>
+                    </w:rPr>
+                  </w:pPr>
+                  <w:r>
+                    <w:rPr>
+                      <w:color w:val="FFFFFF" w:themeColor="background1"/>
                       <w:sz w:val="28"/>
                     </w:rPr>
                     <w:fldChar w:fldCharType="begin"/>
@@ -1335,12 +1454,14 @@
                   <w:r>
                     <w:rPr>
                       <w:rFonts w:ascii="Times New Roman" w:hAnsi="Times New Roman"/>
+                      <w:color w:val="FFFFFF" w:themeColor="background1"/>
                       <w:sz w:val="28"/>
                     </w:rPr>
                     <w:instrText xml:space="preserve"> MERGEFIELD Отчество </w:instrText>
                   </w:r>
                   <w:r>
                     <w:rPr>
+                      <w:color w:val="FFFFFF" w:themeColor="background1"/>
                       <w:sz w:val="28"/>
                     </w:rPr>
                     <w:fldChar w:fldCharType="separate"/>
@@ -1349,12 +1470,14 @@
                     <w:rPr>
                       <w:rFonts w:ascii="Times New Roman" w:hAnsi="Times New Roman"/>
                       <w:noProof/>
+                      <w:color w:val="FFFFFF" w:themeColor="background1"/>
                       <w:sz w:val="28"/>
                     </w:rPr>
                     <w:t>Сергеевна</w:t>
                   </w:r>
                   <w:r>
                     <w:rPr>
+                      <w:color w:val="FFFFFF" w:themeColor="background1"/>
                       <w:sz w:val="28"/>
                     </w:rPr>
                     <w:fldChar w:fldCharType="end"/>
@@ -1377,28 +1500,40 @@
                     <w:ind w:left="2381"/>
                     <w:rPr>
                       <w:rFonts w:ascii="Times New Roman" w:hAnsi="Times New Roman"/>
-                    </w:rPr>
-                  </w:pPr>
-                  <w:r>
+                      <w:color w:val="FFFFFF" w:themeColor="background1"/>
+                    </w:rPr>
+                  </w:pPr>
+                  <w:r>
+                    <w:rPr>
+                      <w:color w:val="FFFFFF" w:themeColor="background1"/>
+                    </w:rPr>
                     <w:fldChar w:fldCharType="begin"/>
                   </w:r>
                   <w:r>
                     <w:rPr>
                       <w:rFonts w:ascii="Times New Roman" w:hAnsi="Times New Roman"/>
+                      <w:color w:val="FFFFFF" w:themeColor="background1"/>
                     </w:rPr>
                     <w:instrText xml:space="preserve"> MERGEFIELD число_месяцполностью_год__рождения</w:instrText>
                   </w:r>
                   <w:r>
+                    <w:rPr>
+                      <w:color w:val="FFFFFF" w:themeColor="background1"/>
+                    </w:rPr>
                     <w:fldChar w:fldCharType="separate"/>
                   </w:r>
                   <w:r>
                     <w:rPr>
                       <w:rFonts w:ascii="Times New Roman" w:hAnsi="Times New Roman"/>
                       <w:noProof/>
+                      <w:color w:val="FFFFFF" w:themeColor="background1"/>
                     </w:rPr>
                     <w:t>10 сентября 1982</w:t>
                   </w:r>
                   <w:r>
+                    <w:rPr>
+                      <w:color w:val="FFFFFF" w:themeColor="background1"/>
+                    </w:rPr>
                     <w:fldChar w:fldCharType="end"/>
                   </w:r>
                 </w:p>
@@ -1418,28 +1553,40 @@
                     <w:ind w:left="1106"/>
                     <w:rPr>
                       <w:rFonts w:ascii="Times New Roman" w:hAnsi="Times New Roman"/>
-                    </w:rPr>
-                  </w:pPr>
-                  <w:r>
+                      <w:color w:val="FFFFFF" w:themeColor="background1"/>
+                    </w:rPr>
+                  </w:pPr>
+                  <w:r>
+                    <w:rPr>
+                      <w:color w:val="FFFFFF" w:themeColor="background1"/>
+                    </w:rPr>
                     <w:fldChar w:fldCharType="begin"/>
                   </w:r>
                   <w:r>
                     <w:rPr>
                       <w:rFonts w:ascii="Times New Roman" w:hAnsi="Times New Roman"/>
+                      <w:color w:val="FFFFFF" w:themeColor="background1"/>
                     </w:rPr>
                     <w:instrText xml:space="preserve"> MERGEFIELD Предыдущий_документ </w:instrText>
                   </w:r>
                   <w:r>
+                    <w:rPr>
+                      <w:color w:val="FFFFFF" w:themeColor="background1"/>
+                    </w:rPr>
                     <w:fldChar w:fldCharType="separate"/>
                   </w:r>
                   <w:r>
                     <w:rPr>
                       <w:rFonts w:ascii="Times New Roman" w:hAnsi="Times New Roman"/>
                       <w:noProof/>
+                      <w:color w:val="FFFFFF" w:themeColor="background1"/>
                     </w:rPr>
                     <w:t>Диплом о среднем профессиональном образовании</w:t>
                   </w:r>
                   <w:r>
+                    <w:rPr>
+                      <w:color w:val="FFFFFF" w:themeColor="background1"/>
+                    </w:rPr>
                     <w:fldChar w:fldCharType="end"/>
                   </w:r>
                 </w:p>
@@ -1460,28 +1607,40 @@
                     <w:jc w:val="center"/>
                     <w:rPr>
                       <w:rFonts w:ascii="Times New Roman" w:hAnsi="Times New Roman"/>
-                    </w:rPr>
-                  </w:pPr>
-                  <w:r>
+                      <w:color w:val="FFFFFF" w:themeColor="background1"/>
+                    </w:rPr>
+                  </w:pPr>
+                  <w:r>
+                    <w:rPr>
+                      <w:color w:val="FFFFFF" w:themeColor="background1"/>
+                    </w:rPr>
                     <w:fldChar w:fldCharType="begin"/>
                   </w:r>
                   <w:r>
                     <w:rPr>
                       <w:rFonts w:ascii="Times New Roman" w:hAnsi="Times New Roman"/>
+                      <w:color w:val="FFFFFF" w:themeColor="background1"/>
                     </w:rPr>
                     <w:instrText xml:space="preserve"> MERGEFIELD срок </w:instrText>
                   </w:r>
                   <w:r>
+                    <w:rPr>
+                      <w:color w:val="FFFFFF" w:themeColor="background1"/>
+                    </w:rPr>
                     <w:fldChar w:fldCharType="separate"/>
                   </w:r>
                   <w:r>
                     <w:rPr>
                       <w:rFonts w:ascii="Times New Roman" w:hAnsi="Times New Roman"/>
                       <w:noProof/>
+                      <w:color w:val="FFFFFF" w:themeColor="background1"/>
                     </w:rPr>
                     <w:t>2 года 10 месяцев</w:t>
                   </w:r>
                   <w:r>
+                    <w:rPr>
+                      <w:color w:val="FFFFFF" w:themeColor="background1"/>
+                    </w:rPr>
                     <w:fldChar w:fldCharType="end"/>
                   </w:r>
                 </w:p>
@@ -1503,23 +1662,28 @@
                     <w:jc w:val="center"/>
                     <w:rPr>
                       <w:rFonts w:ascii="Times New Roman" w:hAnsi="Times New Roman"/>
-                    </w:rPr>
-                  </w:pPr>
-                  <w:r>
-                    <w:rPr>
+                      <w:color w:val="FFFFFF" w:themeColor="background1"/>
                       <w:sz w:val="28"/>
                     </w:rPr>
+                  </w:pPr>
+                  <w:r>
+                    <w:rPr>
+                      <w:color w:val="FFFFFF" w:themeColor="background1"/>
+                      <w:sz w:val="28"/>
+                    </w:rPr>
                     <w:fldChar w:fldCharType="begin"/>
                   </w:r>
                   <w:r>
                     <w:rPr>
                       <w:rFonts w:ascii="Times New Roman" w:hAnsi="Times New Roman"/>
+                      <w:color w:val="FFFFFF" w:themeColor="background1"/>
                       <w:sz w:val="28"/>
                     </w:rPr>
                     <w:instrText xml:space="preserve"> MERGEFIELD Квалификация </w:instrText>
                   </w:r>
                   <w:r>
                     <w:rPr>
+                      <w:color w:val="FFFFFF" w:themeColor="background1"/>
                       <w:sz w:val="28"/>
                     </w:rPr>
                     <w:fldChar w:fldCharType="separate"/>
@@ -1528,12 +1692,14 @@
                     <w:rPr>
                       <w:rFonts w:ascii="Times New Roman" w:hAnsi="Times New Roman"/>
                       <w:noProof/>
+                      <w:color w:val="FFFFFF" w:themeColor="background1"/>
                       <w:sz w:val="28"/>
                     </w:rPr>
                     <w:t>Экономист</w:t>
                   </w:r>
                   <w:r>
                     <w:rPr>
+                      <w:color w:val="FFFFFF" w:themeColor="background1"/>
                       <w:sz w:val="28"/>
                     </w:rPr>
                     <w:fldChar w:fldCharType="end"/>
@@ -1557,6 +1723,7 @@
                     <w:rPr>
                       <w:rFonts w:ascii="Times New Roman" w:hAnsi="Times New Roman" w:cs="Times New Roman"/>
                       <w:noProof/>
+                      <w:color w:val="FFFFFF" w:themeColor="background1"/>
                       <w:szCs w:val="20"/>
                     </w:rPr>
                   </w:pPr>
@@ -1564,6 +1731,7 @@
                     <w:rPr>
                       <w:rFonts w:ascii="Times New Roman" w:hAnsi="Times New Roman" w:cs="Times New Roman"/>
                       <w:noProof/>
+                      <w:color w:val="FFFFFF" w:themeColor="background1"/>
                       <w:szCs w:val="20"/>
                     </w:rPr>
                     <w:t>специальности</w:t>
@@ -1576,12 +1744,14 @@
                     <w:rPr>
                       <w:rFonts w:ascii="Times New Roman" w:hAnsi="Times New Roman"/>
                       <w:noProof/>
+                      <w:color w:val="FFFFFF" w:themeColor="background1"/>
                       <w:szCs w:val="20"/>
                     </w:rPr>
                   </w:pPr>
                   <w:r>
                     <w:rPr>
                       <w:noProof/>
+                      <w:color w:val="FFFFFF" w:themeColor="background1"/>
                       <w:szCs w:val="20"/>
                     </w:rPr>
                     <w:fldChar w:fldCharType="begin"/>
@@ -1590,6 +1760,7 @@
                     <w:rPr>
                       <w:rFonts w:ascii="Times New Roman" w:hAnsi="Times New Roman"/>
                       <w:noProof/>
+                      <w:color w:val="FFFFFF" w:themeColor="background1"/>
                       <w:szCs w:val="20"/>
                     </w:rPr>
                     <w:instrText xml:space="preserve"> MERGEFIELD Специальность </w:instrText>
@@ -1597,6 +1768,7 @@
                   <w:r>
                     <w:rPr>
                       <w:noProof/>
+                      <w:color w:val="FFFFFF" w:themeColor="background1"/>
                       <w:szCs w:val="20"/>
                     </w:rPr>
                     <w:fldChar w:fldCharType="separate"/>
@@ -1605,6 +1777,7 @@
                     <w:rPr>
                       <w:rFonts w:ascii="Times New Roman" w:hAnsi="Times New Roman"/>
                       <w:noProof/>
+                      <w:color w:val="FFFFFF" w:themeColor="background1"/>
                       <w:szCs w:val="20"/>
                     </w:rPr>
                     <w:t>специальности</w:t>
@@ -1616,12 +1789,14 @@
                     <w:jc w:val="center"/>
                     <w:rPr>
                       <w:rFonts w:ascii="Times New Roman" w:hAnsi="Times New Roman"/>
+                      <w:color w:val="FFFFFF" w:themeColor="background1"/>
                     </w:rPr>
                   </w:pPr>
                   <w:r>
                     <w:rPr>
                       <w:rFonts w:ascii="Times New Roman" w:hAnsi="Times New Roman"/>
                       <w:noProof/>
+                      <w:color w:val="FFFFFF" w:themeColor="background1"/>
                       <w:szCs w:val="20"/>
                     </w:rPr>
                     <w:t>38.02.07 Банковское дело</w:t>
@@ -1629,6 +1804,7 @@
                   <w:r>
                     <w:rPr>
                       <w:noProof/>
+                      <w:color w:val="FFFFFF" w:themeColor="background1"/>
                       <w:szCs w:val="20"/>
                     </w:rPr>
                     <w:fldChar w:fldCharType="end"/>
@@ -1641,6 +1817,7 @@
             <w:pPr>
               <w:rPr>
                 <w:rFonts w:ascii="Times New Roman" w:hAnsi="Times New Roman" w:cs="Times New Roman"/>
+                <w:color w:val="FFFFFF" w:themeColor="background1"/>
                 <w:sz w:val="16"/>
                 <w:szCs w:val="16"/>
               </w:rPr>
@@ -1650,6 +1827,7 @@
             <w:pPr>
               <w:rPr>
                 <w:rFonts w:ascii="Times New Roman" w:hAnsi="Times New Roman" w:cs="Times New Roman"/>
+                <w:color w:val="FFFFFF" w:themeColor="background1"/>
                 <w:sz w:val="16"/>
                 <w:szCs w:val="16"/>
               </w:rPr>
@@ -1661,6 +1839,7 @@
               <w:jc w:val="right"/>
               <w:rPr>
                 <w:rFonts w:ascii="Times New Roman" w:hAnsi="Times New Roman" w:cs="Times New Roman"/>
+                <w:color w:val="FFFFFF" w:themeColor="background1"/>
                 <w:sz w:val="16"/>
                 <w:szCs w:val="16"/>
               </w:rPr>
@@ -1673,11 +1852,13 @@
               <w:jc w:val="right"/>
               <w:rPr>
                 <w:rFonts w:ascii="Times New Roman" w:hAnsi="Times New Roman" w:cs="Times New Roman"/>
+                <w:color w:val="FFFFFF" w:themeColor="background1"/>
               </w:rPr>
             </w:pPr>
             <w:r>
               <w:rPr>
                 <w:rFonts w:ascii="Times New Roman" w:hAnsi="Times New Roman" w:cs="Times New Roman"/>
+                <w:color w:val="FFFFFF" w:themeColor="background1"/>
                 <w:sz w:val="14"/>
                 <w:szCs w:val="16"/>
               </w:rPr>
@@ -1688,7 +1869,7 @@
       </w:tr>
       <w:tr>
         <w:trPr>
-          <w:trHeight w:val="2789"/>
+          <w:trHeight w:val="2637"/>
         </w:trPr>
         <w:tc>
           <w:tcPr>
@@ -1757,19 +1938,21 @@
               <w:tc>
                 <w:tcPr>
                   <w:tcW w:w="3782" w:type="dxa"/>
+                  <w:shd w:val="clear" w:color="auto" w:fill="auto"/>
                 </w:tcPr>
                 <w:p>
                   <w:pPr>
                     <w:rPr>
                       <w:rFonts w:ascii="Times New Roman" w:hAnsi="Times New Roman" w:cs="Times New Roman"/>
                       <w:noProof/>
+                      <w:color w:val="FFFFFF" w:themeColor="background1"/>
                       <w:sz w:val="18"/>
                       <w:szCs w:val="18"/>
                     </w:rPr>
                   </w:pPr>
                   <w:r>
                     <w:rPr>
-                      <w:rFonts w:ascii="Times New Roman" w:hAnsi="Times New Roman" w:cs="Times New Roman"/>
+                      <w:color w:val="FFFFFF" w:themeColor="background1"/>
                       <w:sz w:val="18"/>
                       <w:szCs w:val="18"/>
                     </w:rPr>
@@ -1778,6 +1961,7 @@
                   <w:r>
                     <w:rPr>
                       <w:rFonts w:ascii="Times New Roman" w:hAnsi="Times New Roman" w:cs="Times New Roman"/>
+                      <w:color w:val="FFFFFF" w:themeColor="background1"/>
                       <w:sz w:val="18"/>
                       <w:szCs w:val="18"/>
                     </w:rPr>
@@ -1785,7 +1969,7 @@
                   </w:r>
                   <w:r>
                     <w:rPr>
-                      <w:rFonts w:ascii="Times New Roman" w:hAnsi="Times New Roman" w:cs="Times New Roman"/>
+                      <w:color w:val="FFFFFF" w:themeColor="background1"/>
                       <w:sz w:val="18"/>
                       <w:szCs w:val="18"/>
                     </w:rPr>
@@ -1795,6 +1979,7 @@
                     <w:rPr>
                       <w:rFonts w:ascii="Times New Roman" w:hAnsi="Times New Roman" w:cs="Times New Roman"/>
                       <w:noProof/>
+                      <w:color w:val="FFFFFF" w:themeColor="background1"/>
                       <w:sz w:val="18"/>
                       <w:szCs w:val="18"/>
                     </w:rPr>
@@ -1805,6 +1990,7 @@
                   <w:pPr>
                     <w:rPr>
                       <w:rFonts w:ascii="Times New Roman" w:hAnsi="Times New Roman" w:cs="Times New Roman"/>
+                      <w:color w:val="FFFFFF" w:themeColor="background1"/>
                       <w:sz w:val="18"/>
                       <w:szCs w:val="18"/>
                     </w:rPr>
@@ -1813,6 +1999,7 @@
                     <w:rPr>
                       <w:rFonts w:ascii="Times New Roman" w:hAnsi="Times New Roman" w:cs="Times New Roman"/>
                       <w:noProof/>
+                      <w:color w:val="FFFFFF" w:themeColor="background1"/>
                       <w:sz w:val="18"/>
                       <w:szCs w:val="18"/>
                     </w:rPr>
@@ -1820,7 +2007,7 @@
                   </w:r>
                   <w:r>
                     <w:rPr>
-                      <w:rFonts w:ascii="Times New Roman" w:hAnsi="Times New Roman" w:cs="Times New Roman"/>
+                      <w:color w:val="FFFFFF" w:themeColor="background1"/>
                       <w:sz w:val="18"/>
                       <w:szCs w:val="18"/>
                     </w:rPr>
@@ -1831,19 +2018,21 @@
               <w:tc>
                 <w:tcPr>
                   <w:tcW w:w="3783" w:type="dxa"/>
+                  <w:shd w:val="clear" w:color="auto" w:fill="auto"/>
                 </w:tcPr>
                 <w:p>
                   <w:pPr>
                     <w:rPr>
                       <w:rFonts w:ascii="Times New Roman" w:hAnsi="Times New Roman" w:cs="Times New Roman"/>
                       <w:noProof/>
+                      <w:color w:val="FFFFFF" w:themeColor="background1"/>
                       <w:sz w:val="18"/>
                       <w:szCs w:val="18"/>
                     </w:rPr>
                   </w:pPr>
                   <w:r>
                     <w:rPr>
-                      <w:rFonts w:ascii="Times New Roman" w:hAnsi="Times New Roman" w:cs="Times New Roman"/>
+                      <w:color w:val="FFFFFF" w:themeColor="background1"/>
                       <w:sz w:val="18"/>
                       <w:szCs w:val="18"/>
                     </w:rPr>
@@ -1852,6 +2041,7 @@
                   <w:r>
                     <w:rPr>
                       <w:rFonts w:ascii="Times New Roman" w:hAnsi="Times New Roman" w:cs="Times New Roman"/>
+                      <w:color w:val="FFFFFF" w:themeColor="background1"/>
                       <w:sz w:val="18"/>
                       <w:szCs w:val="18"/>
                     </w:rPr>
@@ -1859,7 +2049,7 @@
                   </w:r>
                   <w:r>
                     <w:rPr>
-                      <w:rFonts w:ascii="Times New Roman" w:hAnsi="Times New Roman" w:cs="Times New Roman"/>
+                      <w:color w:val="FFFFFF" w:themeColor="background1"/>
                       <w:sz w:val="18"/>
                       <w:szCs w:val="18"/>
                     </w:rPr>
@@ -1869,6 +2059,7 @@
                     <w:rPr>
                       <w:rFonts w:ascii="Times New Roman" w:hAnsi="Times New Roman" w:cs="Times New Roman"/>
                       <w:noProof/>
+                      <w:color w:val="FFFFFF" w:themeColor="background1"/>
                       <w:sz w:val="18"/>
                       <w:szCs w:val="18"/>
                     </w:rPr>
@@ -1880,6 +2071,7 @@
                     <w:rPr>
                       <w:rFonts w:ascii="Times New Roman" w:hAnsi="Times New Roman" w:cs="Times New Roman"/>
                       <w:noProof/>
+                      <w:color w:val="FFFFFF" w:themeColor="background1"/>
                       <w:sz w:val="18"/>
                       <w:szCs w:val="18"/>
                     </w:rPr>
@@ -1888,6 +2080,7 @@
                     <w:rPr>
                       <w:rFonts w:ascii="Times New Roman" w:hAnsi="Times New Roman" w:cs="Times New Roman"/>
                       <w:noProof/>
+                      <w:color w:val="FFFFFF" w:themeColor="background1"/>
                       <w:sz w:val="18"/>
                       <w:szCs w:val="18"/>
                     </w:rPr>
@@ -1898,6 +2091,7 @@
                   <w:pPr>
                     <w:rPr>
                       <w:rFonts w:ascii="Times New Roman" w:hAnsi="Times New Roman" w:cs="Times New Roman"/>
+                      <w:color w:val="FFFFFF" w:themeColor="background1"/>
                       <w:sz w:val="18"/>
                       <w:szCs w:val="18"/>
                     </w:rPr>
@@ -1906,6 +2100,7 @@
                     <w:rPr>
                       <w:rFonts w:ascii="Times New Roman" w:hAnsi="Times New Roman" w:cs="Times New Roman"/>
                       <w:noProof/>
+                      <w:color w:val="FFFFFF" w:themeColor="background1"/>
                       <w:sz w:val="18"/>
                       <w:szCs w:val="18"/>
                     </w:rPr>
@@ -1913,7 +2108,7 @@
                   </w:r>
                   <w:r>
                     <w:rPr>
-                      <w:rFonts w:ascii="Times New Roman" w:hAnsi="Times New Roman" w:cs="Times New Roman"/>
+                      <w:color w:val="FFFFFF" w:themeColor="background1"/>
                       <w:sz w:val="18"/>
                       <w:szCs w:val="18"/>
                     </w:rPr>
@@ -1924,18 +2119,20 @@
               <w:tc>
                 <w:tcPr>
                   <w:tcW w:w="3783" w:type="dxa"/>
+                  <w:shd w:val="clear" w:color="auto" w:fill="auto"/>
                 </w:tcPr>
                 <w:p>
                   <w:pPr>
                     <w:rPr>
                       <w:rFonts w:ascii="Times New Roman" w:hAnsi="Times New Roman" w:cs="Times New Roman"/>
+                      <w:color w:val="FFFFFF" w:themeColor="background1"/>
                       <w:sz w:val="18"/>
                       <w:szCs w:val="18"/>
                     </w:rPr>
                   </w:pPr>
                   <w:r>
                     <w:rPr>
-                      <w:rFonts w:ascii="Times New Roman" w:hAnsi="Times New Roman" w:cs="Times New Roman"/>
+                      <w:color w:val="FFFFFF" w:themeColor="background1"/>
                       <w:sz w:val="18"/>
                       <w:szCs w:val="18"/>
                     </w:rPr>
@@ -1944,6 +2141,7 @@
                   <w:r>
                     <w:rPr>
                       <w:rFonts w:ascii="Times New Roman" w:hAnsi="Times New Roman" w:cs="Times New Roman"/>
+                      <w:color w:val="FFFFFF" w:themeColor="background1"/>
                       <w:sz w:val="18"/>
                       <w:szCs w:val="18"/>
                     </w:rPr>
@@ -1951,7 +2149,7 @@
                   </w:r>
                   <w:r>
                     <w:rPr>
-                      <w:rFonts w:ascii="Times New Roman" w:hAnsi="Times New Roman" w:cs="Times New Roman"/>
+                      <w:color w:val="FFFFFF" w:themeColor="background1"/>
                       <w:sz w:val="18"/>
                       <w:szCs w:val="18"/>
                     </w:rPr>
@@ -1961,6 +2159,7 @@
                     <w:rPr>
                       <w:rFonts w:ascii="Times New Roman" w:hAnsi="Times New Roman" w:cs="Times New Roman"/>
                       <w:noProof/>
+                      <w:color w:val="FFFFFF" w:themeColor="background1"/>
                       <w:sz w:val="18"/>
                       <w:szCs w:val="18"/>
                     </w:rPr>
@@ -1968,7 +2167,7 @@
                   </w:r>
                   <w:r>
                     <w:rPr>
-                      <w:rFonts w:ascii="Times New Roman" w:hAnsi="Times New Roman" w:cs="Times New Roman"/>
+                      <w:color w:val="FFFFFF" w:themeColor="background1"/>
                       <w:sz w:val="18"/>
                       <w:szCs w:val="18"/>
                     </w:rPr>
@@ -1977,7 +2176,6 @@
                 </w:p>
               </w:tc>
             </w:tr>
-            <w:bookmarkStart w:id="0" w:name="_GoBack" w:colFirst="0" w:colLast="0"/>
             <w:tr>
               <w:trPr>
                 <w:trHeight w:val="315"/>
@@ -1985,19 +2183,21 @@
               <w:tc>
                 <w:tcPr>
                   <w:tcW w:w="3782" w:type="dxa"/>
+                  <w:shd w:val="clear" w:color="auto" w:fill="auto"/>
                 </w:tcPr>
                 <w:p>
                   <w:pPr>
                     <w:rPr>
                       <w:rFonts w:ascii="Times New Roman" w:hAnsi="Times New Roman" w:cs="Times New Roman"/>
                       <w:noProof/>
+                      <w:color w:val="FFFFFF" w:themeColor="background1"/>
                       <w:sz w:val="18"/>
                       <w:szCs w:val="18"/>
                     </w:rPr>
                   </w:pPr>
                   <w:r>
                     <w:rPr>
-                      <w:rFonts w:ascii="Times New Roman" w:hAnsi="Times New Roman" w:cs="Times New Roman"/>
+                      <w:color w:val="FFFFFF" w:themeColor="background1"/>
                       <w:sz w:val="18"/>
                       <w:szCs w:val="18"/>
                     </w:rPr>
@@ -2006,6 +2206,7 @@
                   <w:r>
                     <w:rPr>
                       <w:rFonts w:ascii="Times New Roman" w:hAnsi="Times New Roman" w:cs="Times New Roman"/>
+                      <w:color w:val="FFFFFF" w:themeColor="background1"/>
                       <w:sz w:val="18"/>
                       <w:szCs w:val="18"/>
                     </w:rPr>
@@ -2013,7 +2214,7 @@
                   </w:r>
                   <w:r>
                     <w:rPr>
-                      <w:rFonts w:ascii="Times New Roman" w:hAnsi="Times New Roman" w:cs="Times New Roman"/>
+                      <w:color w:val="FFFFFF" w:themeColor="background1"/>
                       <w:sz w:val="18"/>
                       <w:szCs w:val="18"/>
                     </w:rPr>
@@ -2023,6 +2224,7 @@
                     <w:rPr>
                       <w:rFonts w:ascii="Times New Roman" w:hAnsi="Times New Roman" w:cs="Times New Roman"/>
                       <w:noProof/>
+                      <w:color w:val="FFFFFF" w:themeColor="background1"/>
                       <w:sz w:val="18"/>
                       <w:szCs w:val="18"/>
                     </w:rPr>
@@ -2034,6 +2236,7 @@
                     <w:rPr>
                       <w:rFonts w:ascii="Times New Roman" w:hAnsi="Times New Roman" w:cs="Times New Roman"/>
                       <w:noProof/>
+                      <w:color w:val="FFFFFF" w:themeColor="background1"/>
                       <w:sz w:val="18"/>
                       <w:szCs w:val="18"/>
                     </w:rPr>
@@ -2042,6 +2245,7 @@
                     <w:rPr>
                       <w:rFonts w:ascii="Times New Roman" w:hAnsi="Times New Roman" w:cs="Times New Roman"/>
                       <w:noProof/>
+                      <w:color w:val="FFFFFF" w:themeColor="background1"/>
                       <w:sz w:val="18"/>
                       <w:szCs w:val="18"/>
                     </w:rPr>
@@ -2053,6 +2257,7 @@
                     <w:rPr>
                       <w:rFonts w:ascii="Times New Roman" w:hAnsi="Times New Roman" w:cs="Times New Roman"/>
                       <w:noProof/>
+                      <w:color w:val="FFFFFF" w:themeColor="background1"/>
                       <w:sz w:val="18"/>
                       <w:szCs w:val="18"/>
                     </w:rPr>
@@ -2061,6 +2266,7 @@
                     <w:rPr>
                       <w:rFonts w:ascii="Times New Roman" w:hAnsi="Times New Roman" w:cs="Times New Roman"/>
                       <w:noProof/>
+                      <w:color w:val="FFFFFF" w:themeColor="background1"/>
                       <w:sz w:val="18"/>
                       <w:szCs w:val="18"/>
                     </w:rPr>
@@ -2071,6 +2277,7 @@
                   <w:pPr>
                     <w:rPr>
                       <w:rFonts w:ascii="Times New Roman" w:hAnsi="Times New Roman" w:cs="Times New Roman"/>
+                      <w:color w:val="FFFFFF" w:themeColor="background1"/>
                       <w:sz w:val="18"/>
                       <w:szCs w:val="18"/>
                     </w:rPr>
@@ -2079,6 +2286,7 @@
                     <w:rPr>
                       <w:rFonts w:ascii="Times New Roman" w:hAnsi="Times New Roman" w:cs="Times New Roman"/>
                       <w:noProof/>
+                      <w:color w:val="FFFFFF" w:themeColor="background1"/>
                       <w:sz w:val="18"/>
                       <w:szCs w:val="18"/>
                     </w:rPr>
@@ -2086,7 +2294,7 @@
                   </w:r>
                   <w:r>
                     <w:rPr>
-                      <w:rFonts w:ascii="Times New Roman" w:hAnsi="Times New Roman" w:cs="Times New Roman"/>
+                      <w:color w:val="FFFFFF" w:themeColor="background1"/>
                       <w:sz w:val="18"/>
                       <w:szCs w:val="18"/>
                     </w:rPr>
@@ -2097,19 +2305,21 @@
               <w:tc>
                 <w:tcPr>
                   <w:tcW w:w="3783" w:type="dxa"/>
+                  <w:shd w:val="clear" w:color="auto" w:fill="auto"/>
                 </w:tcPr>
                 <w:p>
                   <w:pPr>
                     <w:rPr>
                       <w:rFonts w:ascii="Times New Roman" w:hAnsi="Times New Roman" w:cs="Times New Roman"/>
                       <w:noProof/>
+                      <w:color w:val="FFFFFF" w:themeColor="background1"/>
                       <w:sz w:val="18"/>
                       <w:szCs w:val="18"/>
                     </w:rPr>
                   </w:pPr>
                   <w:r>
                     <w:rPr>
-                      <w:rFonts w:ascii="Times New Roman" w:hAnsi="Times New Roman" w:cs="Times New Roman"/>
+                      <w:color w:val="FFFFFF" w:themeColor="background1"/>
                       <w:sz w:val="18"/>
                       <w:szCs w:val="18"/>
                     </w:rPr>
@@ -2118,6 +2328,7 @@
                   <w:r>
                     <w:rPr>
                       <w:rFonts w:ascii="Times New Roman" w:hAnsi="Times New Roman" w:cs="Times New Roman"/>
+                      <w:color w:val="FFFFFF" w:themeColor="background1"/>
                       <w:sz w:val="18"/>
                       <w:szCs w:val="18"/>
                     </w:rPr>
@@ -2125,7 +2336,7 @@
                   </w:r>
                   <w:r>
                     <w:rPr>
-                      <w:rFonts w:ascii="Times New Roman" w:hAnsi="Times New Roman" w:cs="Times New Roman"/>
+                      <w:color w:val="FFFFFF" w:themeColor="background1"/>
                       <w:sz w:val="18"/>
                       <w:szCs w:val="18"/>
                     </w:rPr>
@@ -2135,6 +2346,7 @@
                     <w:rPr>
                       <w:rFonts w:ascii="Times New Roman" w:hAnsi="Times New Roman" w:cs="Times New Roman"/>
                       <w:noProof/>
+                      <w:color w:val="FFFFFF" w:themeColor="background1"/>
                       <w:sz w:val="18"/>
                       <w:szCs w:val="18"/>
                     </w:rPr>
@@ -2146,6 +2358,7 @@
                     <w:rPr>
                       <w:rFonts w:ascii="Times New Roman" w:hAnsi="Times New Roman" w:cs="Times New Roman"/>
                       <w:noProof/>
+                      <w:color w:val="FFFFFF" w:themeColor="background1"/>
                       <w:sz w:val="18"/>
                       <w:szCs w:val="18"/>
                     </w:rPr>
@@ -2154,6 +2367,7 @@
                     <w:rPr>
                       <w:rFonts w:ascii="Times New Roman" w:hAnsi="Times New Roman" w:cs="Times New Roman"/>
                       <w:noProof/>
+                      <w:color w:val="FFFFFF" w:themeColor="background1"/>
                       <w:sz w:val="18"/>
                       <w:szCs w:val="18"/>
                     </w:rPr>
@@ -2164,6 +2378,7 @@
                   <w:pPr>
                     <w:rPr>
                       <w:rFonts w:ascii="Times New Roman" w:hAnsi="Times New Roman" w:cs="Times New Roman"/>
+                      <w:color w:val="FFFFFF" w:themeColor="background1"/>
                       <w:sz w:val="18"/>
                       <w:szCs w:val="18"/>
                     </w:rPr>
@@ -2172,6 +2387,7 @@
                     <w:rPr>
                       <w:rFonts w:ascii="Times New Roman" w:hAnsi="Times New Roman" w:cs="Times New Roman"/>
                       <w:noProof/>
+                      <w:color w:val="FFFFFF" w:themeColor="background1"/>
                       <w:sz w:val="18"/>
                       <w:szCs w:val="18"/>
                     </w:rPr>
@@ -2179,7 +2395,7 @@
                   </w:r>
                   <w:r>
                     <w:rPr>
-                      <w:rFonts w:ascii="Times New Roman" w:hAnsi="Times New Roman" w:cs="Times New Roman"/>
+                      <w:color w:val="FFFFFF" w:themeColor="background1"/>
                       <w:sz w:val="18"/>
                       <w:szCs w:val="18"/>
                     </w:rPr>
@@ -2190,18 +2406,20 @@
               <w:tc>
                 <w:tcPr>
                   <w:tcW w:w="3783" w:type="dxa"/>
+                  <w:shd w:val="clear" w:color="auto" w:fill="auto"/>
                 </w:tcPr>
                 <w:p>
                   <w:pPr>
                     <w:rPr>
                       <w:rFonts w:ascii="Times New Roman" w:hAnsi="Times New Roman" w:cs="Times New Roman"/>
+                      <w:color w:val="FFFFFF" w:themeColor="background1"/>
                       <w:sz w:val="18"/>
                       <w:szCs w:val="18"/>
                     </w:rPr>
                   </w:pPr>
                   <w:r>
                     <w:rPr>
-                      <w:rFonts w:ascii="Times New Roman" w:hAnsi="Times New Roman" w:cs="Times New Roman"/>
+                      <w:color w:val="FFFFFF" w:themeColor="background1"/>
                       <w:sz w:val="18"/>
                       <w:szCs w:val="18"/>
                     </w:rPr>
@@ -2210,6 +2428,7 @@
                   <w:r>
                     <w:rPr>
                       <w:rFonts w:ascii="Times New Roman" w:hAnsi="Times New Roman" w:cs="Times New Roman"/>
+                      <w:color w:val="FFFFFF" w:themeColor="background1"/>
                       <w:sz w:val="18"/>
                       <w:szCs w:val="18"/>
                     </w:rPr>
@@ -2217,7 +2436,7 @@
                   </w:r>
                   <w:r>
                     <w:rPr>
-                      <w:rFonts w:ascii="Times New Roman" w:hAnsi="Times New Roman" w:cs="Times New Roman"/>
+                      <w:color w:val="FFFFFF" w:themeColor="background1"/>
                       <w:sz w:val="18"/>
                       <w:szCs w:val="18"/>
                     </w:rPr>
@@ -2227,6 +2446,7 @@
                     <w:rPr>
                       <w:rFonts w:ascii="Times New Roman" w:hAnsi="Times New Roman" w:cs="Times New Roman"/>
                       <w:noProof/>
+                      <w:color w:val="FFFFFF" w:themeColor="background1"/>
                       <w:sz w:val="18"/>
                       <w:szCs w:val="18"/>
                     </w:rPr>
@@ -2234,7 +2454,7 @@
                   </w:r>
                   <w:r>
                     <w:rPr>
-                      <w:rFonts w:ascii="Times New Roman" w:hAnsi="Times New Roman" w:cs="Times New Roman"/>
+                      <w:color w:val="FFFFFF" w:themeColor="background1"/>
                       <w:sz w:val="18"/>
                       <w:szCs w:val="18"/>
                     </w:rPr>
@@ -2243,7 +2463,6 @@
                 </w:p>
               </w:tc>
             </w:tr>
-            <w:bookmarkEnd w:id="0"/>
           </w:tbl>
           <w:p>
             <w:pPr>
@@ -2291,34 +2510,36 @@
                 <w:tcPr>
                   <w:tcW w:w="7087" w:type="dxa"/>
                 </w:tcPr>
-                <w:p>
-                  <w:pPr>
-                    <w:rPr>
-                      <w:rFonts w:ascii="Times New Roman" w:hAnsi="Times New Roman" w:cs="Times New Roman"/>
-                      <w:noProof/>
-                      <w:sz w:val="16"/>
-                      <w:szCs w:val="16"/>
-                    </w:rPr>
-                  </w:pPr>
-                  <w:r>
-                    <w:rPr>
-                      <w:sz w:val="16"/>
-                      <w:szCs w:val="16"/>
+                <w:bookmarkStart w:id="0" w:name="_GoBack" w:colFirst="0" w:colLast="2"/>
+                <w:p>
+                  <w:pPr>
+                    <w:spacing w:line="180" w:lineRule="exact"/>
+                    <w:rPr>
+                      <w:rFonts w:ascii="Times New Roman" w:hAnsi="Times New Roman" w:cs="Times New Roman"/>
+                      <w:noProof/>
+                      <w:sz w:val="12"/>
+                      <w:szCs w:val="12"/>
+                    </w:rPr>
+                  </w:pPr>
+                  <w:r>
+                    <w:rPr>
+                      <w:sz w:val="12"/>
+                      <w:szCs w:val="12"/>
                     </w:rPr>
                     <w:fldChar w:fldCharType="begin"/>
                   </w:r>
                   <w:r>
                     <w:rPr>
                       <w:rFonts w:ascii="Times New Roman" w:hAnsi="Times New Roman" w:cs="Times New Roman"/>
-                      <w:sz w:val="16"/>
-                      <w:szCs w:val="16"/>
+                      <w:sz w:val="12"/>
+                      <w:szCs w:val="12"/>
                     </w:rPr>
                     <w:instrText xml:space="preserve"> MERGEFIELD Дисциплины </w:instrText>
                   </w:r>
                   <w:r>
                     <w:rPr>
-                      <w:sz w:val="16"/>
-                      <w:szCs w:val="16"/>
+                      <w:sz w:val="12"/>
+                      <w:szCs w:val="12"/>
                     </w:rPr>
                     <w:fldChar w:fldCharType="separate"/>
                   </w:r>
@@ -2326,545 +2547,573 @@
                     <w:rPr>
                       <w:rFonts w:ascii="Times New Roman" w:hAnsi="Times New Roman" w:cs="Times New Roman"/>
                       <w:noProof/>
-                      <w:sz w:val="16"/>
-                      <w:szCs w:val="16"/>
+                      <w:sz w:val="12"/>
+                      <w:szCs w:val="12"/>
                     </w:rPr>
                     <w:t>Основы философии</w:t>
                   </w:r>
                 </w:p>
                 <w:p>
                   <w:pPr>
-                    <w:rPr>
-                      <w:rFonts w:ascii="Times New Roman" w:hAnsi="Times New Roman" w:cs="Times New Roman"/>
-                      <w:noProof/>
-                      <w:sz w:val="16"/>
-                      <w:szCs w:val="16"/>
-                    </w:rPr>
-                  </w:pPr>
-                  <w:r>
-                    <w:rPr>
-                      <w:rFonts w:ascii="Times New Roman" w:hAnsi="Times New Roman" w:cs="Times New Roman"/>
-                      <w:noProof/>
-                      <w:sz w:val="16"/>
-                      <w:szCs w:val="16"/>
+                    <w:spacing w:line="180" w:lineRule="exact"/>
+                    <w:rPr>
+                      <w:rFonts w:ascii="Times New Roman" w:hAnsi="Times New Roman" w:cs="Times New Roman"/>
+                      <w:noProof/>
+                      <w:sz w:val="12"/>
+                      <w:szCs w:val="12"/>
+                    </w:rPr>
+                  </w:pPr>
+                  <w:r>
+                    <w:rPr>
+                      <w:rFonts w:ascii="Times New Roman" w:hAnsi="Times New Roman" w:cs="Times New Roman"/>
+                      <w:noProof/>
+                      <w:sz w:val="12"/>
+                      <w:szCs w:val="12"/>
                     </w:rPr>
                     <w:t>Основы права</w:t>
                   </w:r>
                 </w:p>
                 <w:p>
                   <w:pPr>
-                    <w:rPr>
-                      <w:rFonts w:ascii="Times New Roman" w:hAnsi="Times New Roman" w:cs="Times New Roman"/>
-                      <w:noProof/>
-                      <w:sz w:val="16"/>
-                      <w:szCs w:val="16"/>
-                    </w:rPr>
-                  </w:pPr>
-                  <w:r>
-                    <w:rPr>
-                      <w:rFonts w:ascii="Times New Roman" w:hAnsi="Times New Roman" w:cs="Times New Roman"/>
-                      <w:noProof/>
-                      <w:sz w:val="16"/>
-                      <w:szCs w:val="16"/>
+                    <w:spacing w:line="180" w:lineRule="exact"/>
+                    <w:rPr>
+                      <w:rFonts w:ascii="Times New Roman" w:hAnsi="Times New Roman" w:cs="Times New Roman"/>
+                      <w:noProof/>
+                      <w:sz w:val="12"/>
+                      <w:szCs w:val="12"/>
+                    </w:rPr>
+                  </w:pPr>
+                  <w:r>
+                    <w:rPr>
+                      <w:rFonts w:ascii="Times New Roman" w:hAnsi="Times New Roman" w:cs="Times New Roman"/>
+                      <w:noProof/>
+                      <w:sz w:val="12"/>
+                      <w:szCs w:val="12"/>
                     </w:rPr>
                     <w:t>Русский язык и культура речи</w:t>
                   </w:r>
                 </w:p>
                 <w:p>
                   <w:pPr>
-                    <w:rPr>
-                      <w:rFonts w:ascii="Times New Roman" w:hAnsi="Times New Roman" w:cs="Times New Roman"/>
-                      <w:noProof/>
-                      <w:sz w:val="16"/>
-                      <w:szCs w:val="16"/>
-                    </w:rPr>
-                  </w:pPr>
-                  <w:r>
-                    <w:rPr>
-                      <w:rFonts w:ascii="Times New Roman" w:hAnsi="Times New Roman" w:cs="Times New Roman"/>
-                      <w:noProof/>
-                      <w:sz w:val="16"/>
-                      <w:szCs w:val="16"/>
+                    <w:spacing w:line="180" w:lineRule="exact"/>
+                    <w:rPr>
+                      <w:rFonts w:ascii="Times New Roman" w:hAnsi="Times New Roman" w:cs="Times New Roman"/>
+                      <w:noProof/>
+                      <w:sz w:val="12"/>
+                      <w:szCs w:val="12"/>
+                    </w:rPr>
+                  </w:pPr>
+                  <w:r>
+                    <w:rPr>
+                      <w:rFonts w:ascii="Times New Roman" w:hAnsi="Times New Roman" w:cs="Times New Roman"/>
+                      <w:noProof/>
+                      <w:sz w:val="12"/>
+                      <w:szCs w:val="12"/>
                     </w:rPr>
                     <w:t>Английский язык</w:t>
                   </w:r>
                 </w:p>
                 <w:p>
                   <w:pPr>
-                    <w:rPr>
-                      <w:rFonts w:ascii="Times New Roman" w:hAnsi="Times New Roman" w:cs="Times New Roman"/>
-                      <w:noProof/>
-                      <w:sz w:val="16"/>
-                      <w:szCs w:val="16"/>
-                    </w:rPr>
-                  </w:pPr>
-                  <w:r>
-                    <w:rPr>
-                      <w:rFonts w:ascii="Times New Roman" w:hAnsi="Times New Roman" w:cs="Times New Roman"/>
-                      <w:noProof/>
-                      <w:sz w:val="16"/>
-                      <w:szCs w:val="16"/>
+                    <w:spacing w:line="180" w:lineRule="exact"/>
+                    <w:rPr>
+                      <w:rFonts w:ascii="Times New Roman" w:hAnsi="Times New Roman" w:cs="Times New Roman"/>
+                      <w:noProof/>
+                      <w:sz w:val="12"/>
+                      <w:szCs w:val="12"/>
+                    </w:rPr>
+                  </w:pPr>
+                  <w:r>
+                    <w:rPr>
+                      <w:rFonts w:ascii="Times New Roman" w:hAnsi="Times New Roman" w:cs="Times New Roman"/>
+                      <w:noProof/>
+                      <w:sz w:val="12"/>
+                      <w:szCs w:val="12"/>
                     </w:rPr>
                     <w:t>Основы этики и психологии</w:t>
                   </w:r>
                 </w:p>
                 <w:p>
                   <w:pPr>
-                    <w:rPr>
-                      <w:rFonts w:ascii="Times New Roman" w:hAnsi="Times New Roman" w:cs="Times New Roman"/>
-                      <w:noProof/>
-                      <w:sz w:val="16"/>
-                      <w:szCs w:val="16"/>
-                    </w:rPr>
-                  </w:pPr>
-                  <w:r>
-                    <w:rPr>
-                      <w:rFonts w:ascii="Times New Roman" w:hAnsi="Times New Roman" w:cs="Times New Roman"/>
-                      <w:noProof/>
-                      <w:sz w:val="16"/>
-                      <w:szCs w:val="16"/>
+                    <w:spacing w:line="180" w:lineRule="exact"/>
+                    <w:rPr>
+                      <w:rFonts w:ascii="Times New Roman" w:hAnsi="Times New Roman" w:cs="Times New Roman"/>
+                      <w:noProof/>
+                      <w:sz w:val="12"/>
+                      <w:szCs w:val="12"/>
+                    </w:rPr>
+                  </w:pPr>
+                  <w:r>
+                    <w:rPr>
+                      <w:rFonts w:ascii="Times New Roman" w:hAnsi="Times New Roman" w:cs="Times New Roman"/>
+                      <w:noProof/>
+                      <w:sz w:val="12"/>
+                      <w:szCs w:val="12"/>
                     </w:rPr>
                     <w:t>Основы социологии и политологии</w:t>
                   </w:r>
                 </w:p>
                 <w:p>
                   <w:pPr>
-                    <w:rPr>
-                      <w:rFonts w:ascii="Times New Roman" w:hAnsi="Times New Roman" w:cs="Times New Roman"/>
-                      <w:noProof/>
-                      <w:sz w:val="16"/>
-                      <w:szCs w:val="16"/>
-                    </w:rPr>
-                  </w:pPr>
-                  <w:r>
-                    <w:rPr>
-                      <w:rFonts w:ascii="Times New Roman" w:hAnsi="Times New Roman" w:cs="Times New Roman"/>
-                      <w:noProof/>
-                      <w:sz w:val="16"/>
-                      <w:szCs w:val="16"/>
+                    <w:spacing w:line="180" w:lineRule="exact"/>
+                    <w:rPr>
+                      <w:rFonts w:ascii="Times New Roman" w:hAnsi="Times New Roman" w:cs="Times New Roman"/>
+                      <w:noProof/>
+                      <w:sz w:val="12"/>
+                      <w:szCs w:val="12"/>
+                    </w:rPr>
+                  </w:pPr>
+                  <w:r>
+                    <w:rPr>
+                      <w:rFonts w:ascii="Times New Roman" w:hAnsi="Times New Roman" w:cs="Times New Roman"/>
+                      <w:noProof/>
+                      <w:sz w:val="12"/>
+                      <w:szCs w:val="12"/>
                     </w:rPr>
                     <w:t>Математика</w:t>
                   </w:r>
                 </w:p>
                 <w:p>
                   <w:pPr>
-                    <w:rPr>
-                      <w:rFonts w:ascii="Times New Roman" w:hAnsi="Times New Roman" w:cs="Times New Roman"/>
-                      <w:noProof/>
-                      <w:sz w:val="16"/>
-                      <w:szCs w:val="16"/>
-                    </w:rPr>
-                  </w:pPr>
-                  <w:r>
-                    <w:rPr>
-                      <w:rFonts w:ascii="Times New Roman" w:hAnsi="Times New Roman" w:cs="Times New Roman"/>
-                      <w:noProof/>
-                      <w:sz w:val="16"/>
-                      <w:szCs w:val="16"/>
+                    <w:spacing w:line="180" w:lineRule="exact"/>
+                    <w:rPr>
+                      <w:rFonts w:ascii="Times New Roman" w:hAnsi="Times New Roman" w:cs="Times New Roman"/>
+                      <w:noProof/>
+                      <w:sz w:val="12"/>
+                      <w:szCs w:val="12"/>
+                    </w:rPr>
+                  </w:pPr>
+                  <w:r>
+                    <w:rPr>
+                      <w:rFonts w:ascii="Times New Roman" w:hAnsi="Times New Roman" w:cs="Times New Roman"/>
+                      <w:noProof/>
+                      <w:sz w:val="12"/>
+                      <w:szCs w:val="12"/>
                     </w:rPr>
                     <w:t>Информатика</w:t>
                   </w:r>
                 </w:p>
                 <w:p>
                   <w:pPr>
-                    <w:rPr>
-                      <w:rFonts w:ascii="Times New Roman" w:hAnsi="Times New Roman" w:cs="Times New Roman"/>
-                      <w:noProof/>
-                      <w:sz w:val="16"/>
-                      <w:szCs w:val="16"/>
-                    </w:rPr>
-                  </w:pPr>
-                  <w:r>
-                    <w:rPr>
-                      <w:rFonts w:ascii="Times New Roman" w:hAnsi="Times New Roman" w:cs="Times New Roman"/>
-                      <w:noProof/>
-                      <w:sz w:val="16"/>
-                      <w:szCs w:val="16"/>
+                    <w:spacing w:line="180" w:lineRule="exact"/>
+                    <w:rPr>
+                      <w:rFonts w:ascii="Times New Roman" w:hAnsi="Times New Roman" w:cs="Times New Roman"/>
+                      <w:noProof/>
+                      <w:sz w:val="12"/>
+                      <w:szCs w:val="12"/>
+                    </w:rPr>
+                  </w:pPr>
+                  <w:r>
+                    <w:rPr>
+                      <w:rFonts w:ascii="Times New Roman" w:hAnsi="Times New Roman" w:cs="Times New Roman"/>
+                      <w:noProof/>
+                      <w:sz w:val="12"/>
+                      <w:szCs w:val="12"/>
                     </w:rPr>
                     <w:t>Экологические основы природопользования</w:t>
                   </w:r>
                 </w:p>
                 <w:p>
                   <w:pPr>
-                    <w:rPr>
-                      <w:rFonts w:ascii="Times New Roman" w:hAnsi="Times New Roman" w:cs="Times New Roman"/>
-                      <w:noProof/>
-                      <w:sz w:val="16"/>
-                      <w:szCs w:val="16"/>
-                    </w:rPr>
-                  </w:pPr>
-                  <w:r>
-                    <w:rPr>
-                      <w:rFonts w:ascii="Times New Roman" w:hAnsi="Times New Roman" w:cs="Times New Roman"/>
-                      <w:noProof/>
-                      <w:sz w:val="16"/>
-                      <w:szCs w:val="16"/>
+                    <w:spacing w:line="180" w:lineRule="exact"/>
+                    <w:rPr>
+                      <w:rFonts w:ascii="Times New Roman" w:hAnsi="Times New Roman" w:cs="Times New Roman"/>
+                      <w:noProof/>
+                      <w:sz w:val="12"/>
+                      <w:szCs w:val="12"/>
+                    </w:rPr>
+                  </w:pPr>
+                  <w:r>
+                    <w:rPr>
+                      <w:rFonts w:ascii="Times New Roman" w:hAnsi="Times New Roman" w:cs="Times New Roman"/>
+                      <w:noProof/>
+                      <w:sz w:val="12"/>
+                      <w:szCs w:val="12"/>
                     </w:rPr>
                     <w:t>Экономическая теория</w:t>
                   </w:r>
                 </w:p>
                 <w:p>
                   <w:pPr>
-                    <w:rPr>
-                      <w:rFonts w:ascii="Times New Roman" w:hAnsi="Times New Roman" w:cs="Times New Roman"/>
-                      <w:noProof/>
-                      <w:sz w:val="16"/>
-                      <w:szCs w:val="16"/>
-                    </w:rPr>
-                  </w:pPr>
-                  <w:r>
-                    <w:rPr>
-                      <w:rFonts w:ascii="Times New Roman" w:hAnsi="Times New Roman" w:cs="Times New Roman"/>
-                      <w:noProof/>
-                      <w:sz w:val="16"/>
-                      <w:szCs w:val="16"/>
+                    <w:spacing w:line="180" w:lineRule="exact"/>
+                    <w:rPr>
+                      <w:rFonts w:ascii="Times New Roman" w:hAnsi="Times New Roman" w:cs="Times New Roman"/>
+                      <w:noProof/>
+                      <w:sz w:val="12"/>
+                      <w:szCs w:val="12"/>
+                    </w:rPr>
+                  </w:pPr>
+                  <w:r>
+                    <w:rPr>
+                      <w:rFonts w:ascii="Times New Roman" w:hAnsi="Times New Roman" w:cs="Times New Roman"/>
+                      <w:noProof/>
+                      <w:sz w:val="12"/>
+                      <w:szCs w:val="12"/>
                     </w:rPr>
                     <w:t>Экономика организации (предприятия)</w:t>
                   </w:r>
                 </w:p>
                 <w:p>
                   <w:pPr>
-                    <w:rPr>
-                      <w:rFonts w:ascii="Times New Roman" w:hAnsi="Times New Roman" w:cs="Times New Roman"/>
-                      <w:noProof/>
-                      <w:sz w:val="16"/>
-                      <w:szCs w:val="16"/>
-                    </w:rPr>
-                  </w:pPr>
-                  <w:r>
-                    <w:rPr>
-                      <w:rFonts w:ascii="Times New Roman" w:hAnsi="Times New Roman" w:cs="Times New Roman"/>
-                      <w:noProof/>
-                      <w:sz w:val="16"/>
-                      <w:szCs w:val="16"/>
+                    <w:spacing w:line="180" w:lineRule="exact"/>
+                    <w:rPr>
+                      <w:rFonts w:ascii="Times New Roman" w:hAnsi="Times New Roman" w:cs="Times New Roman"/>
+                      <w:noProof/>
+                      <w:sz w:val="12"/>
+                      <w:szCs w:val="12"/>
+                    </w:rPr>
+                  </w:pPr>
+                  <w:r>
+                    <w:rPr>
+                      <w:rFonts w:ascii="Times New Roman" w:hAnsi="Times New Roman" w:cs="Times New Roman"/>
+                      <w:noProof/>
+                      <w:sz w:val="12"/>
+                      <w:szCs w:val="12"/>
                     </w:rPr>
                     <w:t>Менеджмент</w:t>
                   </w:r>
                 </w:p>
                 <w:p>
                   <w:pPr>
-                    <w:rPr>
-                      <w:rFonts w:ascii="Times New Roman" w:hAnsi="Times New Roman" w:cs="Times New Roman"/>
-                      <w:noProof/>
-                      <w:sz w:val="16"/>
-                      <w:szCs w:val="16"/>
-                    </w:rPr>
-                  </w:pPr>
-                  <w:r>
-                    <w:rPr>
-                      <w:rFonts w:ascii="Times New Roman" w:hAnsi="Times New Roman" w:cs="Times New Roman"/>
-                      <w:noProof/>
-                      <w:sz w:val="16"/>
-                      <w:szCs w:val="16"/>
+                    <w:spacing w:line="180" w:lineRule="exact"/>
+                    <w:rPr>
+                      <w:rFonts w:ascii="Times New Roman" w:hAnsi="Times New Roman" w:cs="Times New Roman"/>
+                      <w:noProof/>
+                      <w:sz w:val="12"/>
+                      <w:szCs w:val="12"/>
+                    </w:rPr>
+                  </w:pPr>
+                  <w:r>
+                    <w:rPr>
+                      <w:rFonts w:ascii="Times New Roman" w:hAnsi="Times New Roman" w:cs="Times New Roman"/>
+                      <w:noProof/>
+                      <w:sz w:val="12"/>
+                      <w:szCs w:val="12"/>
                     </w:rPr>
                     <w:t>Статистика</w:t>
                   </w:r>
                 </w:p>
                 <w:p>
                   <w:pPr>
-                    <w:rPr>
-                      <w:rFonts w:ascii="Times New Roman" w:hAnsi="Times New Roman" w:cs="Times New Roman"/>
-                      <w:noProof/>
-                      <w:sz w:val="16"/>
-                      <w:szCs w:val="16"/>
-                    </w:rPr>
-                  </w:pPr>
-                  <w:r>
-                    <w:rPr>
-                      <w:rFonts w:ascii="Times New Roman" w:hAnsi="Times New Roman" w:cs="Times New Roman"/>
-                      <w:noProof/>
-                      <w:sz w:val="16"/>
-                      <w:szCs w:val="16"/>
+                    <w:spacing w:line="180" w:lineRule="exact"/>
+                    <w:rPr>
+                      <w:rFonts w:ascii="Times New Roman" w:hAnsi="Times New Roman" w:cs="Times New Roman"/>
+                      <w:noProof/>
+                      <w:sz w:val="12"/>
+                      <w:szCs w:val="12"/>
+                    </w:rPr>
+                  </w:pPr>
+                  <w:r>
+                    <w:rPr>
+                      <w:rFonts w:ascii="Times New Roman" w:hAnsi="Times New Roman" w:cs="Times New Roman"/>
+                      <w:noProof/>
+                      <w:sz w:val="12"/>
+                      <w:szCs w:val="12"/>
                     </w:rPr>
                     <w:t>Маркетинг</w:t>
                   </w:r>
                 </w:p>
                 <w:p>
                   <w:pPr>
-                    <w:rPr>
-                      <w:rFonts w:ascii="Times New Roman" w:hAnsi="Times New Roman" w:cs="Times New Roman"/>
-                      <w:noProof/>
-                      <w:sz w:val="16"/>
-                      <w:szCs w:val="16"/>
-                    </w:rPr>
-                  </w:pPr>
-                  <w:r>
-                    <w:rPr>
-                      <w:rFonts w:ascii="Times New Roman" w:hAnsi="Times New Roman" w:cs="Times New Roman"/>
-                      <w:noProof/>
-                      <w:sz w:val="16"/>
-                      <w:szCs w:val="16"/>
+                    <w:spacing w:line="180" w:lineRule="exact"/>
+                    <w:rPr>
+                      <w:rFonts w:ascii="Times New Roman" w:hAnsi="Times New Roman" w:cs="Times New Roman"/>
+                      <w:noProof/>
+                      <w:sz w:val="12"/>
+                      <w:szCs w:val="12"/>
+                    </w:rPr>
+                  </w:pPr>
+                  <w:r>
+                    <w:rPr>
+                      <w:rFonts w:ascii="Times New Roman" w:hAnsi="Times New Roman" w:cs="Times New Roman"/>
+                      <w:noProof/>
+                      <w:sz w:val="12"/>
+                      <w:szCs w:val="12"/>
                     </w:rPr>
                     <w:t>Документационное обеспечение управления</w:t>
                   </w:r>
                 </w:p>
                 <w:p>
                   <w:pPr>
-                    <w:rPr>
-                      <w:rFonts w:ascii="Times New Roman" w:hAnsi="Times New Roman" w:cs="Times New Roman"/>
-                      <w:noProof/>
-                      <w:sz w:val="16"/>
-                      <w:szCs w:val="16"/>
-                    </w:rPr>
-                  </w:pPr>
-                  <w:r>
-                    <w:rPr>
-                      <w:rFonts w:ascii="Times New Roman" w:hAnsi="Times New Roman" w:cs="Times New Roman"/>
-                      <w:noProof/>
-                      <w:sz w:val="16"/>
-                      <w:szCs w:val="16"/>
+                    <w:spacing w:line="180" w:lineRule="exact"/>
+                    <w:rPr>
+                      <w:rFonts w:ascii="Times New Roman" w:hAnsi="Times New Roman" w:cs="Times New Roman"/>
+                      <w:noProof/>
+                      <w:sz w:val="12"/>
+                      <w:szCs w:val="12"/>
+                    </w:rPr>
+                  </w:pPr>
+                  <w:r>
+                    <w:rPr>
+                      <w:rFonts w:ascii="Times New Roman" w:hAnsi="Times New Roman" w:cs="Times New Roman"/>
+                      <w:noProof/>
+                      <w:sz w:val="12"/>
+                      <w:szCs w:val="12"/>
                     </w:rPr>
                     <w:t>Финансы, денежное обращение и кредит</w:t>
                   </w:r>
                 </w:p>
                 <w:p>
                   <w:pPr>
-                    <w:rPr>
-                      <w:rFonts w:ascii="Times New Roman" w:hAnsi="Times New Roman" w:cs="Times New Roman"/>
-                      <w:noProof/>
-                      <w:sz w:val="16"/>
-                      <w:szCs w:val="16"/>
-                    </w:rPr>
-                  </w:pPr>
-                  <w:r>
-                    <w:rPr>
-                      <w:rFonts w:ascii="Times New Roman" w:hAnsi="Times New Roman" w:cs="Times New Roman"/>
-                      <w:noProof/>
-                      <w:sz w:val="16"/>
-                      <w:szCs w:val="16"/>
+                    <w:spacing w:line="180" w:lineRule="exact"/>
+                    <w:rPr>
+                      <w:rFonts w:ascii="Times New Roman" w:hAnsi="Times New Roman" w:cs="Times New Roman"/>
+                      <w:noProof/>
+                      <w:sz w:val="12"/>
+                      <w:szCs w:val="12"/>
+                    </w:rPr>
+                  </w:pPr>
+                  <w:r>
+                    <w:rPr>
+                      <w:rFonts w:ascii="Times New Roman" w:hAnsi="Times New Roman" w:cs="Times New Roman"/>
+                      <w:noProof/>
+                      <w:sz w:val="12"/>
+                      <w:szCs w:val="12"/>
                     </w:rPr>
                     <w:t>Бухгалтерский учет</w:t>
                   </w:r>
                 </w:p>
                 <w:p>
                   <w:pPr>
-                    <w:rPr>
-                      <w:rFonts w:ascii="Times New Roman" w:hAnsi="Times New Roman" w:cs="Times New Roman"/>
-                      <w:noProof/>
-                      <w:sz w:val="16"/>
-                      <w:szCs w:val="16"/>
-                    </w:rPr>
-                  </w:pPr>
-                  <w:r>
-                    <w:rPr>
-                      <w:rFonts w:ascii="Times New Roman" w:hAnsi="Times New Roman" w:cs="Times New Roman"/>
-                      <w:noProof/>
-                      <w:sz w:val="16"/>
-                      <w:szCs w:val="16"/>
+                    <w:spacing w:line="180" w:lineRule="exact"/>
+                    <w:rPr>
+                      <w:rFonts w:ascii="Times New Roman" w:hAnsi="Times New Roman" w:cs="Times New Roman"/>
+                      <w:noProof/>
+                      <w:sz w:val="12"/>
+                      <w:szCs w:val="12"/>
+                    </w:rPr>
+                  </w:pPr>
+                  <w:r>
+                    <w:rPr>
+                      <w:rFonts w:ascii="Times New Roman" w:hAnsi="Times New Roman" w:cs="Times New Roman"/>
+                      <w:noProof/>
+                      <w:sz w:val="12"/>
+                      <w:szCs w:val="12"/>
                     </w:rPr>
                     <w:t>Финансовая математика</w:t>
                   </w:r>
                 </w:p>
                 <w:p>
                   <w:pPr>
-                    <w:rPr>
-                      <w:rFonts w:ascii="Times New Roman" w:hAnsi="Times New Roman" w:cs="Times New Roman"/>
-                      <w:noProof/>
-                      <w:sz w:val="16"/>
-                      <w:szCs w:val="16"/>
-                    </w:rPr>
-                  </w:pPr>
-                  <w:r>
-                    <w:rPr>
-                      <w:rFonts w:ascii="Times New Roman" w:hAnsi="Times New Roman" w:cs="Times New Roman"/>
-                      <w:noProof/>
-                      <w:sz w:val="16"/>
-                      <w:szCs w:val="16"/>
+                    <w:spacing w:line="180" w:lineRule="exact"/>
+                    <w:rPr>
+                      <w:rFonts w:ascii="Times New Roman" w:hAnsi="Times New Roman" w:cs="Times New Roman"/>
+                      <w:noProof/>
+                      <w:sz w:val="12"/>
+                      <w:szCs w:val="12"/>
+                    </w:rPr>
+                  </w:pPr>
+                  <w:r>
+                    <w:rPr>
+                      <w:rFonts w:ascii="Times New Roman" w:hAnsi="Times New Roman" w:cs="Times New Roman"/>
+                      <w:noProof/>
+                      <w:sz w:val="12"/>
+                      <w:szCs w:val="12"/>
                     </w:rPr>
                     <w:t>Экономический анализ</w:t>
                   </w:r>
                 </w:p>
                 <w:p>
                   <w:pPr>
-                    <w:rPr>
-                      <w:rFonts w:ascii="Times New Roman" w:hAnsi="Times New Roman" w:cs="Times New Roman"/>
-                      <w:noProof/>
-                      <w:sz w:val="16"/>
-                      <w:szCs w:val="16"/>
-                    </w:rPr>
-                  </w:pPr>
-                  <w:r>
-                    <w:rPr>
-                      <w:rFonts w:ascii="Times New Roman" w:hAnsi="Times New Roman" w:cs="Times New Roman"/>
-                      <w:noProof/>
-                      <w:sz w:val="16"/>
-                      <w:szCs w:val="16"/>
+                    <w:spacing w:line="180" w:lineRule="exact"/>
+                    <w:rPr>
+                      <w:rFonts w:ascii="Times New Roman" w:hAnsi="Times New Roman" w:cs="Times New Roman"/>
+                      <w:noProof/>
+                      <w:sz w:val="12"/>
+                      <w:szCs w:val="12"/>
+                    </w:rPr>
+                  </w:pPr>
+                  <w:r>
+                    <w:rPr>
+                      <w:rFonts w:ascii="Times New Roman" w:hAnsi="Times New Roman" w:cs="Times New Roman"/>
+                      <w:noProof/>
+                      <w:sz w:val="12"/>
+                      <w:szCs w:val="12"/>
                     </w:rPr>
                     <w:t>Правовое обеспечение профессиональной деятельности</w:t>
                   </w:r>
                 </w:p>
                 <w:p>
                   <w:pPr>
-                    <w:rPr>
-                      <w:rFonts w:ascii="Times New Roman" w:hAnsi="Times New Roman" w:cs="Times New Roman"/>
-                      <w:noProof/>
-                      <w:sz w:val="16"/>
-                      <w:szCs w:val="16"/>
-                    </w:rPr>
-                  </w:pPr>
-                  <w:r>
-                    <w:rPr>
-                      <w:rFonts w:ascii="Times New Roman" w:hAnsi="Times New Roman" w:cs="Times New Roman"/>
-                      <w:noProof/>
-                      <w:sz w:val="16"/>
-                      <w:szCs w:val="16"/>
+                    <w:spacing w:line="180" w:lineRule="exact"/>
+                    <w:rPr>
+                      <w:rFonts w:ascii="Times New Roman" w:hAnsi="Times New Roman" w:cs="Times New Roman"/>
+                      <w:noProof/>
+                      <w:sz w:val="12"/>
+                      <w:szCs w:val="12"/>
+                    </w:rPr>
+                  </w:pPr>
+                  <w:r>
+                    <w:rPr>
+                      <w:rFonts w:ascii="Times New Roman" w:hAnsi="Times New Roman" w:cs="Times New Roman"/>
+                      <w:noProof/>
+                      <w:sz w:val="12"/>
+                      <w:szCs w:val="12"/>
                     </w:rPr>
                     <w:t>Безопасность жизнедеятельности</w:t>
                   </w:r>
                 </w:p>
                 <w:p>
                   <w:pPr>
-                    <w:rPr>
-                      <w:rFonts w:ascii="Times New Roman" w:hAnsi="Times New Roman" w:cs="Times New Roman"/>
-                      <w:noProof/>
-                      <w:sz w:val="16"/>
-                      <w:szCs w:val="16"/>
-                    </w:rPr>
-                  </w:pPr>
-                  <w:r>
-                    <w:rPr>
-                      <w:rFonts w:ascii="Times New Roman" w:hAnsi="Times New Roman" w:cs="Times New Roman"/>
-                      <w:noProof/>
-                      <w:sz w:val="16"/>
-                      <w:szCs w:val="16"/>
+                    <w:spacing w:line="180" w:lineRule="exact"/>
+                    <w:rPr>
+                      <w:rFonts w:ascii="Times New Roman" w:hAnsi="Times New Roman" w:cs="Times New Roman"/>
+                      <w:noProof/>
+                      <w:sz w:val="12"/>
+                      <w:szCs w:val="12"/>
+                    </w:rPr>
+                  </w:pPr>
+                  <w:r>
+                    <w:rPr>
+                      <w:rFonts w:ascii="Times New Roman" w:hAnsi="Times New Roman" w:cs="Times New Roman"/>
+                      <w:noProof/>
+                      <w:sz w:val="12"/>
+                      <w:szCs w:val="12"/>
                     </w:rPr>
                     <w:t>Банковские операции</w:t>
                   </w:r>
                 </w:p>
                 <w:p>
                   <w:pPr>
-                    <w:rPr>
-                      <w:rFonts w:ascii="Times New Roman" w:hAnsi="Times New Roman" w:cs="Times New Roman"/>
-                      <w:noProof/>
-                      <w:sz w:val="16"/>
-                      <w:szCs w:val="16"/>
-                    </w:rPr>
-                  </w:pPr>
-                  <w:r>
-                    <w:rPr>
-                      <w:rFonts w:ascii="Times New Roman" w:hAnsi="Times New Roman" w:cs="Times New Roman"/>
-                      <w:noProof/>
-                      <w:sz w:val="16"/>
-                      <w:szCs w:val="16"/>
+                    <w:spacing w:line="180" w:lineRule="exact"/>
+                    <w:rPr>
+                      <w:rFonts w:ascii="Times New Roman" w:hAnsi="Times New Roman" w:cs="Times New Roman"/>
+                      <w:noProof/>
+                      <w:sz w:val="12"/>
+                      <w:szCs w:val="12"/>
+                    </w:rPr>
+                  </w:pPr>
+                  <w:r>
+                    <w:rPr>
+                      <w:rFonts w:ascii="Times New Roman" w:hAnsi="Times New Roman" w:cs="Times New Roman"/>
+                      <w:noProof/>
+                      <w:sz w:val="12"/>
+                      <w:szCs w:val="12"/>
                     </w:rPr>
                     <w:t>Учет в банках</w:t>
                   </w:r>
                 </w:p>
                 <w:p>
                   <w:pPr>
-                    <w:rPr>
-                      <w:rFonts w:ascii="Times New Roman" w:hAnsi="Times New Roman" w:cs="Times New Roman"/>
-                      <w:noProof/>
-                      <w:sz w:val="16"/>
-                      <w:szCs w:val="16"/>
-                    </w:rPr>
-                  </w:pPr>
-                  <w:r>
-                    <w:rPr>
-                      <w:rFonts w:ascii="Times New Roman" w:hAnsi="Times New Roman" w:cs="Times New Roman"/>
-                      <w:noProof/>
-                      <w:sz w:val="16"/>
-                      <w:szCs w:val="16"/>
+                    <w:spacing w:line="180" w:lineRule="exact"/>
+                    <w:rPr>
+                      <w:rFonts w:ascii="Times New Roman" w:hAnsi="Times New Roman" w:cs="Times New Roman"/>
+                      <w:noProof/>
+                      <w:sz w:val="12"/>
+                      <w:szCs w:val="12"/>
+                    </w:rPr>
+                  </w:pPr>
+                  <w:r>
+                    <w:rPr>
+                      <w:rFonts w:ascii="Times New Roman" w:hAnsi="Times New Roman" w:cs="Times New Roman"/>
+                      <w:noProof/>
+                      <w:sz w:val="12"/>
+                      <w:szCs w:val="12"/>
                     </w:rPr>
                     <w:t>Безопасность банковской деятельности</w:t>
                   </w:r>
                 </w:p>
                 <w:p>
                   <w:pPr>
-                    <w:rPr>
-                      <w:rFonts w:ascii="Times New Roman" w:hAnsi="Times New Roman" w:cs="Times New Roman"/>
-                      <w:noProof/>
-                      <w:sz w:val="16"/>
-                      <w:szCs w:val="16"/>
-                    </w:rPr>
-                  </w:pPr>
-                  <w:r>
-                    <w:rPr>
-                      <w:rFonts w:ascii="Times New Roman" w:hAnsi="Times New Roman" w:cs="Times New Roman"/>
-                      <w:noProof/>
-                      <w:sz w:val="16"/>
-                      <w:szCs w:val="16"/>
+                    <w:spacing w:line="180" w:lineRule="exact"/>
+                    <w:rPr>
+                      <w:rFonts w:ascii="Times New Roman" w:hAnsi="Times New Roman" w:cs="Times New Roman"/>
+                      <w:noProof/>
+                      <w:sz w:val="12"/>
+                      <w:szCs w:val="12"/>
+                    </w:rPr>
+                  </w:pPr>
+                  <w:r>
+                    <w:rPr>
+                      <w:rFonts w:ascii="Times New Roman" w:hAnsi="Times New Roman" w:cs="Times New Roman"/>
+                      <w:noProof/>
+                      <w:sz w:val="12"/>
+                      <w:szCs w:val="12"/>
                     </w:rPr>
                     <w:t>Основы банковского аудита</w:t>
                   </w:r>
                 </w:p>
                 <w:p>
                   <w:pPr>
-                    <w:rPr>
-                      <w:rFonts w:ascii="Times New Roman" w:hAnsi="Times New Roman" w:cs="Times New Roman"/>
-                      <w:noProof/>
-                      <w:sz w:val="16"/>
-                      <w:szCs w:val="16"/>
-                    </w:rPr>
-                  </w:pPr>
-                  <w:r>
-                    <w:rPr>
-                      <w:rFonts w:ascii="Times New Roman" w:hAnsi="Times New Roman" w:cs="Times New Roman"/>
-                      <w:noProof/>
-                      <w:sz w:val="16"/>
-                      <w:szCs w:val="16"/>
+                    <w:spacing w:line="180" w:lineRule="exact"/>
+                    <w:rPr>
+                      <w:rFonts w:ascii="Times New Roman" w:hAnsi="Times New Roman" w:cs="Times New Roman"/>
+                      <w:noProof/>
+                      <w:sz w:val="12"/>
+                      <w:szCs w:val="12"/>
+                    </w:rPr>
+                  </w:pPr>
+                  <w:r>
+                    <w:rPr>
+                      <w:rFonts w:ascii="Times New Roman" w:hAnsi="Times New Roman" w:cs="Times New Roman"/>
+                      <w:noProof/>
+                      <w:sz w:val="12"/>
+                      <w:szCs w:val="12"/>
                     </w:rPr>
                     <w:t>Информационные технологии в профессиональной деятельности</w:t>
                   </w:r>
                 </w:p>
                 <w:p>
                   <w:pPr>
-                    <w:rPr>
-                      <w:rFonts w:ascii="Times New Roman" w:hAnsi="Times New Roman" w:cs="Times New Roman"/>
-                      <w:noProof/>
-                      <w:sz w:val="16"/>
-                      <w:szCs w:val="16"/>
-                    </w:rPr>
-                  </w:pPr>
-                  <w:r>
-                    <w:rPr>
-                      <w:rFonts w:ascii="Times New Roman" w:hAnsi="Times New Roman" w:cs="Times New Roman"/>
-                      <w:noProof/>
-                      <w:sz w:val="16"/>
-                      <w:szCs w:val="16"/>
+                    <w:spacing w:line="180" w:lineRule="exact"/>
+                    <w:rPr>
+                      <w:rFonts w:ascii="Times New Roman" w:hAnsi="Times New Roman" w:cs="Times New Roman"/>
+                      <w:noProof/>
+                      <w:sz w:val="12"/>
+                      <w:szCs w:val="12"/>
+                    </w:rPr>
+                  </w:pPr>
+                  <w:r>
+                    <w:rPr>
+                      <w:rFonts w:ascii="Times New Roman" w:hAnsi="Times New Roman" w:cs="Times New Roman"/>
+                      <w:noProof/>
+                      <w:sz w:val="12"/>
+                      <w:szCs w:val="12"/>
                     </w:rPr>
                     <w:t>Внешняя экономическая деятельность</w:t>
                   </w:r>
                 </w:p>
                 <w:p>
                   <w:pPr>
-                    <w:rPr>
-                      <w:rFonts w:ascii="Times New Roman" w:hAnsi="Times New Roman" w:cs="Times New Roman"/>
-                      <w:noProof/>
-                      <w:sz w:val="16"/>
-                      <w:szCs w:val="16"/>
-                    </w:rPr>
-                  </w:pPr>
-                  <w:r>
-                    <w:rPr>
-                      <w:rFonts w:ascii="Times New Roman" w:hAnsi="Times New Roman" w:cs="Times New Roman"/>
-                      <w:noProof/>
-                      <w:sz w:val="16"/>
-                      <w:szCs w:val="16"/>
+                    <w:spacing w:line="180" w:lineRule="exact"/>
+                    <w:rPr>
+                      <w:rFonts w:ascii="Times New Roman" w:hAnsi="Times New Roman" w:cs="Times New Roman"/>
+                      <w:noProof/>
+                      <w:sz w:val="12"/>
+                      <w:szCs w:val="12"/>
+                    </w:rPr>
+                  </w:pPr>
+                  <w:r>
+                    <w:rPr>
+                      <w:rFonts w:ascii="Times New Roman" w:hAnsi="Times New Roman" w:cs="Times New Roman"/>
+                      <w:noProof/>
+                      <w:sz w:val="12"/>
+                      <w:szCs w:val="12"/>
                     </w:rPr>
                     <w:t>Операционные работы в РКЦ</w:t>
                   </w:r>
                 </w:p>
                 <w:p>
                   <w:pPr>
-                    <w:rPr>
-                      <w:sz w:val="16"/>
-                      <w:szCs w:val="16"/>
-                    </w:rPr>
-                  </w:pPr>
-                  <w:r>
-                    <w:rPr>
-                      <w:rFonts w:ascii="Times New Roman" w:hAnsi="Times New Roman" w:cs="Times New Roman"/>
-                      <w:noProof/>
-                      <w:sz w:val="16"/>
-                      <w:szCs w:val="16"/>
+                    <w:spacing w:line="180" w:lineRule="exact"/>
+                    <w:rPr>
+                      <w:sz w:val="12"/>
+                      <w:szCs w:val="12"/>
+                    </w:rPr>
+                  </w:pPr>
+                  <w:r>
+                    <w:rPr>
+                      <w:rFonts w:ascii="Times New Roman" w:hAnsi="Times New Roman" w:cs="Times New Roman"/>
+                      <w:noProof/>
+                      <w:sz w:val="12"/>
+                      <w:szCs w:val="12"/>
                     </w:rPr>
                     <w:t>Квалификационная практика</w:t>
                   </w:r>
                   <w:r>
                     <w:rPr>
-                      <w:sz w:val="16"/>
-                      <w:szCs w:val="16"/>
+                      <w:sz w:val="12"/>
+                      <w:szCs w:val="12"/>
                     </w:rPr>
                     <w:fldChar w:fldCharType="end"/>
                   </w:r>
@@ -2876,33 +3125,34 @@
                 </w:tcPr>
                 <w:p>
                   <w:pPr>
-                    <w:jc w:val="center"/>
-                    <w:rPr>
-                      <w:rFonts w:ascii="Times New Roman" w:hAnsi="Times New Roman" w:cs="Times New Roman"/>
-                      <w:noProof/>
-                      <w:sz w:val="16"/>
-                      <w:szCs w:val="16"/>
-                    </w:rPr>
-                  </w:pPr>
-                  <w:r>
-                    <w:rPr>
-                      <w:sz w:val="16"/>
-                      <w:szCs w:val="16"/>
+                    <w:spacing w:line="180" w:lineRule="exact"/>
+                    <w:jc w:val="center"/>
+                    <w:rPr>
+                      <w:rFonts w:ascii="Times New Roman" w:hAnsi="Times New Roman" w:cs="Times New Roman"/>
+                      <w:noProof/>
+                      <w:sz w:val="12"/>
+                      <w:szCs w:val="12"/>
+                    </w:rPr>
+                  </w:pPr>
+                  <w:r>
+                    <w:rPr>
+                      <w:sz w:val="12"/>
+                      <w:szCs w:val="12"/>
                     </w:rPr>
                     <w:fldChar w:fldCharType="begin"/>
                   </w:r>
                   <w:r>
                     <w:rPr>
                       <w:rFonts w:ascii="Times New Roman" w:hAnsi="Times New Roman" w:cs="Times New Roman"/>
-                      <w:sz w:val="16"/>
-                      <w:szCs w:val="16"/>
+                      <w:sz w:val="12"/>
+                      <w:szCs w:val="12"/>
                     </w:rPr>
                     <w:instrText xml:space="preserve"> MERGEFIELD Часы </w:instrText>
                   </w:r>
                   <w:r>
                     <w:rPr>
-                      <w:sz w:val="16"/>
-                      <w:szCs w:val="16"/>
+                      <w:sz w:val="12"/>
+                      <w:szCs w:val="12"/>
                     </w:rPr>
                     <w:fldChar w:fldCharType="separate"/>
                   </w:r>
@@ -2910,574 +3160,602 @@
                     <w:rPr>
                       <w:rFonts w:ascii="Times New Roman" w:hAnsi="Times New Roman" w:cs="Times New Roman"/>
                       <w:noProof/>
-                      <w:sz w:val="16"/>
-                      <w:szCs w:val="16"/>
+                      <w:sz w:val="12"/>
+                      <w:szCs w:val="12"/>
                     </w:rPr>
                     <w:t>44</w:t>
                   </w:r>
                 </w:p>
                 <w:p>
                   <w:pPr>
-                    <w:jc w:val="center"/>
-                    <w:rPr>
-                      <w:rFonts w:ascii="Times New Roman" w:hAnsi="Times New Roman" w:cs="Times New Roman"/>
-                      <w:noProof/>
-                      <w:sz w:val="16"/>
-                      <w:szCs w:val="16"/>
-                    </w:rPr>
-                  </w:pPr>
-                  <w:r>
-                    <w:rPr>
-                      <w:rFonts w:ascii="Times New Roman" w:hAnsi="Times New Roman" w:cs="Times New Roman"/>
-                      <w:noProof/>
-                      <w:sz w:val="16"/>
-                      <w:szCs w:val="16"/>
+                    <w:spacing w:line="180" w:lineRule="exact"/>
+                    <w:jc w:val="center"/>
+                    <w:rPr>
+                      <w:rFonts w:ascii="Times New Roman" w:hAnsi="Times New Roman" w:cs="Times New Roman"/>
+                      <w:noProof/>
+                      <w:sz w:val="12"/>
+                      <w:szCs w:val="12"/>
+                    </w:rPr>
+                  </w:pPr>
+                  <w:r>
+                    <w:rPr>
+                      <w:rFonts w:ascii="Times New Roman" w:hAnsi="Times New Roman" w:cs="Times New Roman"/>
+                      <w:noProof/>
+                      <w:sz w:val="12"/>
+                      <w:szCs w:val="12"/>
                     </w:rPr>
                     <w:t>32</w:t>
                   </w:r>
                 </w:p>
                 <w:p>
                   <w:pPr>
-                    <w:jc w:val="center"/>
-                    <w:rPr>
-                      <w:rFonts w:ascii="Times New Roman" w:hAnsi="Times New Roman" w:cs="Times New Roman"/>
-                      <w:noProof/>
-                      <w:sz w:val="16"/>
-                      <w:szCs w:val="16"/>
-                    </w:rPr>
-                  </w:pPr>
-                  <w:r>
-                    <w:rPr>
-                      <w:rFonts w:ascii="Times New Roman" w:hAnsi="Times New Roman" w:cs="Times New Roman"/>
-                      <w:noProof/>
-                      <w:sz w:val="16"/>
-                      <w:szCs w:val="16"/>
+                    <w:spacing w:line="180" w:lineRule="exact"/>
+                    <w:jc w:val="center"/>
+                    <w:rPr>
+                      <w:rFonts w:ascii="Times New Roman" w:hAnsi="Times New Roman" w:cs="Times New Roman"/>
+                      <w:noProof/>
+                      <w:sz w:val="12"/>
+                      <w:szCs w:val="12"/>
+                    </w:rPr>
+                  </w:pPr>
+                  <w:r>
+                    <w:rPr>
+                      <w:rFonts w:ascii="Times New Roman" w:hAnsi="Times New Roman" w:cs="Times New Roman"/>
+                      <w:noProof/>
+                      <w:sz w:val="12"/>
+                      <w:szCs w:val="12"/>
                     </w:rPr>
                     <w:t>56</w:t>
                   </w:r>
                 </w:p>
                 <w:p>
                   <w:pPr>
-                    <w:jc w:val="center"/>
-                    <w:rPr>
-                      <w:rFonts w:ascii="Times New Roman" w:hAnsi="Times New Roman" w:cs="Times New Roman"/>
-                      <w:noProof/>
-                      <w:sz w:val="16"/>
-                      <w:szCs w:val="16"/>
-                    </w:rPr>
-                  </w:pPr>
-                  <w:r>
-                    <w:rPr>
-                      <w:rFonts w:ascii="Times New Roman" w:hAnsi="Times New Roman" w:cs="Times New Roman"/>
-                      <w:noProof/>
-                      <w:sz w:val="16"/>
-                      <w:szCs w:val="16"/>
+                    <w:spacing w:line="180" w:lineRule="exact"/>
+                    <w:jc w:val="center"/>
+                    <w:rPr>
+                      <w:rFonts w:ascii="Times New Roman" w:hAnsi="Times New Roman" w:cs="Times New Roman"/>
+                      <w:noProof/>
+                      <w:sz w:val="12"/>
+                      <w:szCs w:val="12"/>
+                    </w:rPr>
+                  </w:pPr>
+                  <w:r>
+                    <w:rPr>
+                      <w:rFonts w:ascii="Times New Roman" w:hAnsi="Times New Roman" w:cs="Times New Roman"/>
+                      <w:noProof/>
+                      <w:sz w:val="12"/>
+                      <w:szCs w:val="12"/>
                     </w:rPr>
                     <w:t>126</w:t>
                   </w:r>
                 </w:p>
                 <w:p>
                   <w:pPr>
-                    <w:jc w:val="center"/>
-                    <w:rPr>
-                      <w:rFonts w:ascii="Times New Roman" w:hAnsi="Times New Roman" w:cs="Times New Roman"/>
-                      <w:noProof/>
-                      <w:sz w:val="16"/>
-                      <w:szCs w:val="16"/>
-                    </w:rPr>
-                  </w:pPr>
-                  <w:r>
-                    <w:rPr>
-                      <w:rFonts w:ascii="Times New Roman" w:hAnsi="Times New Roman" w:cs="Times New Roman"/>
-                      <w:noProof/>
-                      <w:sz w:val="16"/>
-                      <w:szCs w:val="16"/>
+                    <w:spacing w:line="180" w:lineRule="exact"/>
+                    <w:jc w:val="center"/>
+                    <w:rPr>
+                      <w:rFonts w:ascii="Times New Roman" w:hAnsi="Times New Roman" w:cs="Times New Roman"/>
+                      <w:noProof/>
+                      <w:sz w:val="12"/>
+                      <w:szCs w:val="12"/>
+                    </w:rPr>
+                  </w:pPr>
+                  <w:r>
+                    <w:rPr>
+                      <w:rFonts w:ascii="Times New Roman" w:hAnsi="Times New Roman" w:cs="Times New Roman"/>
+                      <w:noProof/>
+                      <w:sz w:val="12"/>
+                      <w:szCs w:val="12"/>
                     </w:rPr>
                     <w:t>65</w:t>
                   </w:r>
                 </w:p>
                 <w:p>
                   <w:pPr>
-                    <w:jc w:val="center"/>
-                    <w:rPr>
-                      <w:rFonts w:ascii="Times New Roman" w:hAnsi="Times New Roman" w:cs="Times New Roman"/>
-                      <w:noProof/>
-                      <w:sz w:val="16"/>
-                      <w:szCs w:val="16"/>
-                    </w:rPr>
-                  </w:pPr>
-                  <w:r>
-                    <w:rPr>
-                      <w:rFonts w:ascii="Times New Roman" w:hAnsi="Times New Roman" w:cs="Times New Roman"/>
-                      <w:noProof/>
-                      <w:sz w:val="16"/>
-                      <w:szCs w:val="16"/>
+                    <w:spacing w:line="180" w:lineRule="exact"/>
+                    <w:jc w:val="center"/>
+                    <w:rPr>
+                      <w:rFonts w:ascii="Times New Roman" w:hAnsi="Times New Roman" w:cs="Times New Roman"/>
+                      <w:noProof/>
+                      <w:sz w:val="12"/>
+                      <w:szCs w:val="12"/>
+                    </w:rPr>
+                  </w:pPr>
+                  <w:r>
+                    <w:rPr>
+                      <w:rFonts w:ascii="Times New Roman" w:hAnsi="Times New Roman" w:cs="Times New Roman"/>
+                      <w:noProof/>
+                      <w:sz w:val="12"/>
+                      <w:szCs w:val="12"/>
                     </w:rPr>
                     <w:t>48</w:t>
                   </w:r>
                 </w:p>
                 <w:p>
                   <w:pPr>
-                    <w:jc w:val="center"/>
-                    <w:rPr>
-                      <w:rFonts w:ascii="Times New Roman" w:hAnsi="Times New Roman" w:cs="Times New Roman"/>
-                      <w:noProof/>
-                      <w:sz w:val="16"/>
-                      <w:szCs w:val="16"/>
-                    </w:rPr>
-                  </w:pPr>
-                  <w:r>
-                    <w:rPr>
-                      <w:rFonts w:ascii="Times New Roman" w:hAnsi="Times New Roman" w:cs="Times New Roman"/>
-                      <w:noProof/>
-                      <w:sz w:val="16"/>
-                      <w:szCs w:val="16"/>
+                    <w:spacing w:line="180" w:lineRule="exact"/>
+                    <w:jc w:val="center"/>
+                    <w:rPr>
+                      <w:rFonts w:ascii="Times New Roman" w:hAnsi="Times New Roman" w:cs="Times New Roman"/>
+                      <w:noProof/>
+                      <w:sz w:val="12"/>
+                      <w:szCs w:val="12"/>
+                    </w:rPr>
+                  </w:pPr>
+                  <w:r>
+                    <w:rPr>
+                      <w:rFonts w:ascii="Times New Roman" w:hAnsi="Times New Roman" w:cs="Times New Roman"/>
+                      <w:noProof/>
+                      <w:sz w:val="12"/>
+                      <w:szCs w:val="12"/>
                     </w:rPr>
                     <w:t>48</w:t>
                   </w:r>
                 </w:p>
                 <w:p>
                   <w:pPr>
-                    <w:jc w:val="center"/>
-                    <w:rPr>
-                      <w:rFonts w:ascii="Times New Roman" w:hAnsi="Times New Roman" w:cs="Times New Roman"/>
-                      <w:noProof/>
-                      <w:sz w:val="16"/>
-                      <w:szCs w:val="16"/>
-                    </w:rPr>
-                  </w:pPr>
-                  <w:r>
-                    <w:rPr>
-                      <w:rFonts w:ascii="Times New Roman" w:hAnsi="Times New Roman" w:cs="Times New Roman"/>
-                      <w:noProof/>
-                      <w:sz w:val="16"/>
-                      <w:szCs w:val="16"/>
+                    <w:spacing w:line="180" w:lineRule="exact"/>
+                    <w:jc w:val="center"/>
+                    <w:rPr>
+                      <w:rFonts w:ascii="Times New Roman" w:hAnsi="Times New Roman" w:cs="Times New Roman"/>
+                      <w:noProof/>
+                      <w:sz w:val="12"/>
+                      <w:szCs w:val="12"/>
+                    </w:rPr>
+                  </w:pPr>
+                  <w:r>
+                    <w:rPr>
+                      <w:rFonts w:ascii="Times New Roman" w:hAnsi="Times New Roman" w:cs="Times New Roman"/>
+                      <w:noProof/>
+                      <w:sz w:val="12"/>
+                      <w:szCs w:val="12"/>
                     </w:rPr>
                     <w:t>60</w:t>
                   </w:r>
                 </w:p>
                 <w:p>
                   <w:pPr>
-                    <w:jc w:val="center"/>
-                    <w:rPr>
-                      <w:rFonts w:ascii="Times New Roman" w:hAnsi="Times New Roman" w:cs="Times New Roman"/>
-                      <w:noProof/>
-                      <w:sz w:val="16"/>
-                      <w:szCs w:val="16"/>
-                    </w:rPr>
-                  </w:pPr>
-                  <w:r>
-                    <w:rPr>
-                      <w:rFonts w:ascii="Times New Roman" w:hAnsi="Times New Roman" w:cs="Times New Roman"/>
-                      <w:noProof/>
-                      <w:sz w:val="16"/>
-                      <w:szCs w:val="16"/>
+                    <w:spacing w:line="180" w:lineRule="exact"/>
+                    <w:jc w:val="center"/>
+                    <w:rPr>
+                      <w:rFonts w:ascii="Times New Roman" w:hAnsi="Times New Roman" w:cs="Times New Roman"/>
+                      <w:noProof/>
+                      <w:sz w:val="12"/>
+                      <w:szCs w:val="12"/>
+                    </w:rPr>
+                  </w:pPr>
+                  <w:r>
+                    <w:rPr>
+                      <w:rFonts w:ascii="Times New Roman" w:hAnsi="Times New Roman" w:cs="Times New Roman"/>
+                      <w:noProof/>
+                      <w:sz w:val="12"/>
+                      <w:szCs w:val="12"/>
                     </w:rPr>
                     <w:t>32</w:t>
                   </w:r>
                 </w:p>
                 <w:p>
                   <w:pPr>
-                    <w:jc w:val="center"/>
-                    <w:rPr>
-                      <w:rFonts w:ascii="Times New Roman" w:hAnsi="Times New Roman" w:cs="Times New Roman"/>
-                      <w:noProof/>
-                      <w:sz w:val="16"/>
-                      <w:szCs w:val="16"/>
-                    </w:rPr>
-                  </w:pPr>
-                  <w:r>
-                    <w:rPr>
-                      <w:rFonts w:ascii="Times New Roman" w:hAnsi="Times New Roman" w:cs="Times New Roman"/>
-                      <w:noProof/>
-                      <w:sz w:val="16"/>
-                      <w:szCs w:val="16"/>
+                    <w:spacing w:line="180" w:lineRule="exact"/>
+                    <w:jc w:val="center"/>
+                    <w:rPr>
+                      <w:rFonts w:ascii="Times New Roman" w:hAnsi="Times New Roman" w:cs="Times New Roman"/>
+                      <w:noProof/>
+                      <w:sz w:val="12"/>
+                      <w:szCs w:val="12"/>
+                    </w:rPr>
+                  </w:pPr>
+                  <w:r>
+                    <w:rPr>
+                      <w:rFonts w:ascii="Times New Roman" w:hAnsi="Times New Roman" w:cs="Times New Roman"/>
+                      <w:noProof/>
+                      <w:sz w:val="12"/>
+                      <w:szCs w:val="12"/>
                     </w:rPr>
                     <w:t>104</w:t>
                   </w:r>
                 </w:p>
                 <w:p>
                   <w:pPr>
-                    <w:jc w:val="center"/>
-                    <w:rPr>
-                      <w:rFonts w:ascii="Times New Roman" w:hAnsi="Times New Roman" w:cs="Times New Roman"/>
-                      <w:noProof/>
-                      <w:sz w:val="16"/>
-                      <w:szCs w:val="16"/>
-                    </w:rPr>
-                  </w:pPr>
-                  <w:r>
-                    <w:rPr>
-                      <w:rFonts w:ascii="Times New Roman" w:hAnsi="Times New Roman" w:cs="Times New Roman"/>
-                      <w:noProof/>
-                      <w:sz w:val="16"/>
-                      <w:szCs w:val="16"/>
+                    <w:spacing w:line="180" w:lineRule="exact"/>
+                    <w:jc w:val="center"/>
+                    <w:rPr>
+                      <w:rFonts w:ascii="Times New Roman" w:hAnsi="Times New Roman" w:cs="Times New Roman"/>
+                      <w:noProof/>
+                      <w:sz w:val="12"/>
+                      <w:szCs w:val="12"/>
+                    </w:rPr>
+                  </w:pPr>
+                  <w:r>
+                    <w:rPr>
+                      <w:rFonts w:ascii="Times New Roman" w:hAnsi="Times New Roman" w:cs="Times New Roman"/>
+                      <w:noProof/>
+                      <w:sz w:val="12"/>
+                      <w:szCs w:val="12"/>
                     </w:rPr>
                     <w:t>80</w:t>
                   </w:r>
                 </w:p>
                 <w:p>
                   <w:pPr>
-                    <w:jc w:val="center"/>
-                    <w:rPr>
-                      <w:rFonts w:ascii="Times New Roman" w:hAnsi="Times New Roman" w:cs="Times New Roman"/>
-                      <w:noProof/>
-                      <w:sz w:val="16"/>
-                      <w:szCs w:val="16"/>
-                    </w:rPr>
-                  </w:pPr>
-                  <w:r>
-                    <w:rPr>
-                      <w:rFonts w:ascii="Times New Roman" w:hAnsi="Times New Roman" w:cs="Times New Roman"/>
-                      <w:noProof/>
-                      <w:sz w:val="16"/>
-                      <w:szCs w:val="16"/>
+                    <w:spacing w:line="180" w:lineRule="exact"/>
+                    <w:jc w:val="center"/>
+                    <w:rPr>
+                      <w:rFonts w:ascii="Times New Roman" w:hAnsi="Times New Roman" w:cs="Times New Roman"/>
+                      <w:noProof/>
+                      <w:sz w:val="12"/>
+                      <w:szCs w:val="12"/>
+                    </w:rPr>
+                  </w:pPr>
+                  <w:r>
+                    <w:rPr>
+                      <w:rFonts w:ascii="Times New Roman" w:hAnsi="Times New Roman" w:cs="Times New Roman"/>
+                      <w:noProof/>
+                      <w:sz w:val="12"/>
+                      <w:szCs w:val="12"/>
                     </w:rPr>
                     <w:t>70</w:t>
                   </w:r>
                 </w:p>
                 <w:p>
                   <w:pPr>
-                    <w:jc w:val="center"/>
-                    <w:rPr>
-                      <w:rFonts w:ascii="Times New Roman" w:hAnsi="Times New Roman" w:cs="Times New Roman"/>
-                      <w:noProof/>
-                      <w:sz w:val="16"/>
-                      <w:szCs w:val="16"/>
-                    </w:rPr>
-                  </w:pPr>
-                  <w:r>
-                    <w:rPr>
-                      <w:rFonts w:ascii="Times New Roman" w:hAnsi="Times New Roman" w:cs="Times New Roman"/>
-                      <w:noProof/>
-                      <w:sz w:val="16"/>
-                      <w:szCs w:val="16"/>
+                    <w:spacing w:line="180" w:lineRule="exact"/>
+                    <w:jc w:val="center"/>
+                    <w:rPr>
+                      <w:rFonts w:ascii="Times New Roman" w:hAnsi="Times New Roman" w:cs="Times New Roman"/>
+                      <w:noProof/>
+                      <w:sz w:val="12"/>
+                      <w:szCs w:val="12"/>
+                    </w:rPr>
+                  </w:pPr>
+                  <w:r>
+                    <w:rPr>
+                      <w:rFonts w:ascii="Times New Roman" w:hAnsi="Times New Roman" w:cs="Times New Roman"/>
+                      <w:noProof/>
+                      <w:sz w:val="12"/>
+                      <w:szCs w:val="12"/>
                     </w:rPr>
                     <w:t>60</w:t>
                   </w:r>
                 </w:p>
                 <w:p>
                   <w:pPr>
-                    <w:jc w:val="center"/>
-                    <w:rPr>
-                      <w:rFonts w:ascii="Times New Roman" w:hAnsi="Times New Roman" w:cs="Times New Roman"/>
-                      <w:noProof/>
-                      <w:sz w:val="16"/>
-                      <w:szCs w:val="16"/>
-                    </w:rPr>
-                  </w:pPr>
-                  <w:r>
-                    <w:rPr>
-                      <w:rFonts w:ascii="Times New Roman" w:hAnsi="Times New Roman" w:cs="Times New Roman"/>
-                      <w:noProof/>
-                      <w:sz w:val="16"/>
-                      <w:szCs w:val="16"/>
+                    <w:spacing w:line="180" w:lineRule="exact"/>
+                    <w:jc w:val="center"/>
+                    <w:rPr>
+                      <w:rFonts w:ascii="Times New Roman" w:hAnsi="Times New Roman" w:cs="Times New Roman"/>
+                      <w:noProof/>
+                      <w:sz w:val="12"/>
+                      <w:szCs w:val="12"/>
+                    </w:rPr>
+                  </w:pPr>
+                  <w:r>
+                    <w:rPr>
+                      <w:rFonts w:ascii="Times New Roman" w:hAnsi="Times New Roman" w:cs="Times New Roman"/>
+                      <w:noProof/>
+                      <w:sz w:val="12"/>
+                      <w:szCs w:val="12"/>
                     </w:rPr>
                     <w:t>60</w:t>
                   </w:r>
                 </w:p>
                 <w:p>
                   <w:pPr>
-                    <w:jc w:val="center"/>
-                    <w:rPr>
-                      <w:rFonts w:ascii="Times New Roman" w:hAnsi="Times New Roman" w:cs="Times New Roman"/>
-                      <w:noProof/>
-                      <w:sz w:val="16"/>
-                      <w:szCs w:val="16"/>
-                    </w:rPr>
-                  </w:pPr>
-                  <w:r>
-                    <w:rPr>
-                      <w:rFonts w:ascii="Times New Roman" w:hAnsi="Times New Roman" w:cs="Times New Roman"/>
-                      <w:noProof/>
-                      <w:sz w:val="16"/>
-                      <w:szCs w:val="16"/>
+                    <w:spacing w:line="180" w:lineRule="exact"/>
+                    <w:jc w:val="center"/>
+                    <w:rPr>
+                      <w:rFonts w:ascii="Times New Roman" w:hAnsi="Times New Roman" w:cs="Times New Roman"/>
+                      <w:noProof/>
+                      <w:sz w:val="12"/>
+                      <w:szCs w:val="12"/>
+                    </w:rPr>
+                  </w:pPr>
+                  <w:r>
+                    <w:rPr>
+                      <w:rFonts w:ascii="Times New Roman" w:hAnsi="Times New Roman" w:cs="Times New Roman"/>
+                      <w:noProof/>
+                      <w:sz w:val="12"/>
+                      <w:szCs w:val="12"/>
                     </w:rPr>
                     <w:t>48</w:t>
                   </w:r>
                 </w:p>
                 <w:p>
                   <w:pPr>
-                    <w:jc w:val="center"/>
-                    <w:rPr>
-                      <w:rFonts w:ascii="Times New Roman" w:hAnsi="Times New Roman" w:cs="Times New Roman"/>
-                      <w:noProof/>
-                      <w:sz w:val="16"/>
-                      <w:szCs w:val="16"/>
-                    </w:rPr>
-                  </w:pPr>
-                  <w:r>
-                    <w:rPr>
-                      <w:rFonts w:ascii="Times New Roman" w:hAnsi="Times New Roman" w:cs="Times New Roman"/>
-                      <w:noProof/>
-                      <w:sz w:val="16"/>
-                      <w:szCs w:val="16"/>
+                    <w:spacing w:line="180" w:lineRule="exact"/>
+                    <w:jc w:val="center"/>
+                    <w:rPr>
+                      <w:rFonts w:ascii="Times New Roman" w:hAnsi="Times New Roman" w:cs="Times New Roman"/>
+                      <w:noProof/>
+                      <w:sz w:val="12"/>
+                      <w:szCs w:val="12"/>
+                    </w:rPr>
+                  </w:pPr>
+                  <w:r>
+                    <w:rPr>
+                      <w:rFonts w:ascii="Times New Roman" w:hAnsi="Times New Roman" w:cs="Times New Roman"/>
+                      <w:noProof/>
+                      <w:sz w:val="12"/>
+                      <w:szCs w:val="12"/>
                     </w:rPr>
                     <w:t>108</w:t>
                   </w:r>
                 </w:p>
                 <w:p>
                   <w:pPr>
-                    <w:jc w:val="center"/>
-                    <w:rPr>
-                      <w:rFonts w:ascii="Times New Roman" w:hAnsi="Times New Roman" w:cs="Times New Roman"/>
-                      <w:noProof/>
-                      <w:sz w:val="16"/>
-                      <w:szCs w:val="16"/>
-                    </w:rPr>
-                  </w:pPr>
-                  <w:r>
-                    <w:rPr>
-                      <w:rFonts w:ascii="Times New Roman" w:hAnsi="Times New Roman" w:cs="Times New Roman"/>
-                      <w:noProof/>
-                      <w:sz w:val="16"/>
-                      <w:szCs w:val="16"/>
+                    <w:spacing w:line="180" w:lineRule="exact"/>
+                    <w:jc w:val="center"/>
+                    <w:rPr>
+                      <w:rFonts w:ascii="Times New Roman" w:hAnsi="Times New Roman" w:cs="Times New Roman"/>
+                      <w:noProof/>
+                      <w:sz w:val="12"/>
+                      <w:szCs w:val="12"/>
+                    </w:rPr>
+                  </w:pPr>
+                  <w:r>
+                    <w:rPr>
+                      <w:rFonts w:ascii="Times New Roman" w:hAnsi="Times New Roman" w:cs="Times New Roman"/>
+                      <w:noProof/>
+                      <w:sz w:val="12"/>
+                      <w:szCs w:val="12"/>
                     </w:rPr>
                     <w:t>96</w:t>
                   </w:r>
                 </w:p>
                 <w:p>
                   <w:pPr>
-                    <w:jc w:val="center"/>
-                    <w:rPr>
-                      <w:rFonts w:ascii="Times New Roman" w:hAnsi="Times New Roman" w:cs="Times New Roman"/>
-                      <w:noProof/>
-                      <w:sz w:val="16"/>
-                      <w:szCs w:val="16"/>
-                    </w:rPr>
-                  </w:pPr>
-                  <w:r>
-                    <w:rPr>
-                      <w:rFonts w:ascii="Times New Roman" w:hAnsi="Times New Roman" w:cs="Times New Roman"/>
-                      <w:noProof/>
-                      <w:sz w:val="16"/>
-                      <w:szCs w:val="16"/>
+                    <w:spacing w:line="180" w:lineRule="exact"/>
+                    <w:jc w:val="center"/>
+                    <w:rPr>
+                      <w:rFonts w:ascii="Times New Roman" w:hAnsi="Times New Roman" w:cs="Times New Roman"/>
+                      <w:noProof/>
+                      <w:sz w:val="12"/>
+                      <w:szCs w:val="12"/>
+                    </w:rPr>
+                  </w:pPr>
+                  <w:r>
+                    <w:rPr>
+                      <w:rFonts w:ascii="Times New Roman" w:hAnsi="Times New Roman" w:cs="Times New Roman"/>
+                      <w:noProof/>
+                      <w:sz w:val="12"/>
+                      <w:szCs w:val="12"/>
                     </w:rPr>
                     <w:t>60</w:t>
                   </w:r>
                 </w:p>
                 <w:p>
                   <w:pPr>
-                    <w:jc w:val="center"/>
-                    <w:rPr>
-                      <w:rFonts w:ascii="Times New Roman" w:hAnsi="Times New Roman" w:cs="Times New Roman"/>
-                      <w:noProof/>
-                      <w:sz w:val="16"/>
-                      <w:szCs w:val="16"/>
-                    </w:rPr>
-                  </w:pPr>
-                  <w:r>
-                    <w:rPr>
-                      <w:rFonts w:ascii="Times New Roman" w:hAnsi="Times New Roman" w:cs="Times New Roman"/>
-                      <w:noProof/>
-                      <w:sz w:val="16"/>
-                      <w:szCs w:val="16"/>
+                    <w:spacing w:line="180" w:lineRule="exact"/>
+                    <w:jc w:val="center"/>
+                    <w:rPr>
+                      <w:rFonts w:ascii="Times New Roman" w:hAnsi="Times New Roman" w:cs="Times New Roman"/>
+                      <w:noProof/>
+                      <w:sz w:val="12"/>
+                      <w:szCs w:val="12"/>
+                    </w:rPr>
+                  </w:pPr>
+                  <w:r>
+                    <w:rPr>
+                      <w:rFonts w:ascii="Times New Roman" w:hAnsi="Times New Roman" w:cs="Times New Roman"/>
+                      <w:noProof/>
+                      <w:sz w:val="12"/>
+                      <w:szCs w:val="12"/>
                     </w:rPr>
                     <w:t>90</w:t>
                   </w:r>
                 </w:p>
                 <w:p>
                   <w:pPr>
-                    <w:jc w:val="center"/>
-                    <w:rPr>
-                      <w:rFonts w:ascii="Times New Roman" w:hAnsi="Times New Roman" w:cs="Times New Roman"/>
-                      <w:noProof/>
-                      <w:sz w:val="16"/>
-                      <w:szCs w:val="16"/>
-                    </w:rPr>
-                  </w:pPr>
-                  <w:r>
-                    <w:rPr>
-                      <w:rFonts w:ascii="Times New Roman" w:hAnsi="Times New Roman" w:cs="Times New Roman"/>
-                      <w:noProof/>
-                      <w:sz w:val="16"/>
-                      <w:szCs w:val="16"/>
+                    <w:spacing w:line="180" w:lineRule="exact"/>
+                    <w:jc w:val="center"/>
+                    <w:rPr>
+                      <w:rFonts w:ascii="Times New Roman" w:hAnsi="Times New Roman" w:cs="Times New Roman"/>
+                      <w:noProof/>
+                      <w:sz w:val="12"/>
+                      <w:szCs w:val="12"/>
+                    </w:rPr>
+                  </w:pPr>
+                  <w:r>
+                    <w:rPr>
+                      <w:rFonts w:ascii="Times New Roman" w:hAnsi="Times New Roman" w:cs="Times New Roman"/>
+                      <w:noProof/>
+                      <w:sz w:val="12"/>
+                      <w:szCs w:val="12"/>
                     </w:rPr>
                     <w:t>68</w:t>
                   </w:r>
                 </w:p>
                 <w:p>
                   <w:pPr>
-                    <w:jc w:val="center"/>
-                    <w:rPr>
-                      <w:rFonts w:ascii="Times New Roman" w:hAnsi="Times New Roman" w:cs="Times New Roman"/>
-                      <w:noProof/>
-                      <w:sz w:val="16"/>
-                      <w:szCs w:val="16"/>
-                    </w:rPr>
-                  </w:pPr>
-                  <w:r>
-                    <w:rPr>
-                      <w:rFonts w:ascii="Times New Roman" w:hAnsi="Times New Roman" w:cs="Times New Roman"/>
-                      <w:noProof/>
-                      <w:sz w:val="16"/>
-                      <w:szCs w:val="16"/>
+                    <w:spacing w:line="180" w:lineRule="exact"/>
+                    <w:jc w:val="center"/>
+                    <w:rPr>
+                      <w:rFonts w:ascii="Times New Roman" w:hAnsi="Times New Roman" w:cs="Times New Roman"/>
+                      <w:noProof/>
+                      <w:sz w:val="12"/>
+                      <w:szCs w:val="12"/>
+                    </w:rPr>
+                  </w:pPr>
+                  <w:r>
+                    <w:rPr>
+                      <w:rFonts w:ascii="Times New Roman" w:hAnsi="Times New Roman" w:cs="Times New Roman"/>
+                      <w:noProof/>
+                      <w:sz w:val="12"/>
+                      <w:szCs w:val="12"/>
                     </w:rPr>
                     <w:t>68</w:t>
                   </w:r>
                 </w:p>
                 <w:p>
                   <w:pPr>
-                    <w:jc w:val="center"/>
-                    <w:rPr>
-                      <w:rFonts w:ascii="Times New Roman" w:hAnsi="Times New Roman" w:cs="Times New Roman"/>
-                      <w:noProof/>
-                      <w:sz w:val="16"/>
-                      <w:szCs w:val="16"/>
-                    </w:rPr>
-                  </w:pPr>
-                  <w:r>
-                    <w:rPr>
-                      <w:rFonts w:ascii="Times New Roman" w:hAnsi="Times New Roman" w:cs="Times New Roman"/>
-                      <w:noProof/>
-                      <w:sz w:val="16"/>
-                      <w:szCs w:val="16"/>
+                    <w:spacing w:line="180" w:lineRule="exact"/>
+                    <w:jc w:val="center"/>
+                    <w:rPr>
+                      <w:rFonts w:ascii="Times New Roman" w:hAnsi="Times New Roman" w:cs="Times New Roman"/>
+                      <w:noProof/>
+                      <w:sz w:val="12"/>
+                      <w:szCs w:val="12"/>
+                    </w:rPr>
+                  </w:pPr>
+                  <w:r>
+                    <w:rPr>
+                      <w:rFonts w:ascii="Times New Roman" w:hAnsi="Times New Roman" w:cs="Times New Roman"/>
+                      <w:noProof/>
+                      <w:sz w:val="12"/>
+                      <w:szCs w:val="12"/>
                     </w:rPr>
                     <w:t>216</w:t>
                   </w:r>
                 </w:p>
                 <w:p>
                   <w:pPr>
-                    <w:jc w:val="center"/>
-                    <w:rPr>
-                      <w:rFonts w:ascii="Times New Roman" w:hAnsi="Times New Roman" w:cs="Times New Roman"/>
-                      <w:noProof/>
-                      <w:sz w:val="16"/>
-                      <w:szCs w:val="16"/>
-                    </w:rPr>
-                  </w:pPr>
-                  <w:r>
-                    <w:rPr>
-                      <w:rFonts w:ascii="Times New Roman" w:hAnsi="Times New Roman" w:cs="Times New Roman"/>
-                      <w:noProof/>
-                      <w:sz w:val="16"/>
-                      <w:szCs w:val="16"/>
+                    <w:spacing w:line="180" w:lineRule="exact"/>
+                    <w:jc w:val="center"/>
+                    <w:rPr>
+                      <w:rFonts w:ascii="Times New Roman" w:hAnsi="Times New Roman" w:cs="Times New Roman"/>
+                      <w:noProof/>
+                      <w:sz w:val="12"/>
+                      <w:szCs w:val="12"/>
+                    </w:rPr>
+                  </w:pPr>
+                  <w:r>
+                    <w:rPr>
+                      <w:rFonts w:ascii="Times New Roman" w:hAnsi="Times New Roman" w:cs="Times New Roman"/>
+                      <w:noProof/>
+                      <w:sz w:val="12"/>
+                      <w:szCs w:val="12"/>
                     </w:rPr>
                     <w:t>200</w:t>
                   </w:r>
                 </w:p>
                 <w:p>
                   <w:pPr>
-                    <w:jc w:val="center"/>
-                    <w:rPr>
-                      <w:rFonts w:ascii="Times New Roman" w:hAnsi="Times New Roman" w:cs="Times New Roman"/>
-                      <w:noProof/>
-                      <w:sz w:val="16"/>
-                      <w:szCs w:val="16"/>
-                    </w:rPr>
-                  </w:pPr>
-                  <w:r>
-                    <w:rPr>
-                      <w:rFonts w:ascii="Times New Roman" w:hAnsi="Times New Roman" w:cs="Times New Roman"/>
-                      <w:noProof/>
-                      <w:sz w:val="16"/>
-                      <w:szCs w:val="16"/>
+                    <w:spacing w:line="180" w:lineRule="exact"/>
+                    <w:jc w:val="center"/>
+                    <w:rPr>
+                      <w:rFonts w:ascii="Times New Roman" w:hAnsi="Times New Roman" w:cs="Times New Roman"/>
+                      <w:noProof/>
+                      <w:sz w:val="12"/>
+                      <w:szCs w:val="12"/>
+                    </w:rPr>
+                  </w:pPr>
+                  <w:r>
+                    <w:rPr>
+                      <w:rFonts w:ascii="Times New Roman" w:hAnsi="Times New Roman" w:cs="Times New Roman"/>
+                      <w:noProof/>
+                      <w:sz w:val="12"/>
+                      <w:szCs w:val="12"/>
                     </w:rPr>
                     <w:t>40</w:t>
                   </w:r>
                 </w:p>
                 <w:p>
                   <w:pPr>
-                    <w:jc w:val="center"/>
-                    <w:rPr>
-                      <w:rFonts w:ascii="Times New Roman" w:hAnsi="Times New Roman" w:cs="Times New Roman"/>
-                      <w:noProof/>
-                      <w:sz w:val="16"/>
-                      <w:szCs w:val="16"/>
-                    </w:rPr>
-                  </w:pPr>
-                  <w:r>
-                    <w:rPr>
-                      <w:rFonts w:ascii="Times New Roman" w:hAnsi="Times New Roman" w:cs="Times New Roman"/>
-                      <w:noProof/>
-                      <w:sz w:val="16"/>
-                      <w:szCs w:val="16"/>
+                    <w:spacing w:line="180" w:lineRule="exact"/>
+                    <w:jc w:val="center"/>
+                    <w:rPr>
+                      <w:rFonts w:ascii="Times New Roman" w:hAnsi="Times New Roman" w:cs="Times New Roman"/>
+                      <w:noProof/>
+                      <w:sz w:val="12"/>
+                      <w:szCs w:val="12"/>
+                    </w:rPr>
+                  </w:pPr>
+                  <w:r>
+                    <w:rPr>
+                      <w:rFonts w:ascii="Times New Roman" w:hAnsi="Times New Roman" w:cs="Times New Roman"/>
+                      <w:noProof/>
+                      <w:sz w:val="12"/>
+                      <w:szCs w:val="12"/>
                     </w:rPr>
                     <w:t>40</w:t>
                   </w:r>
                 </w:p>
                 <w:p>
                   <w:pPr>
-                    <w:jc w:val="center"/>
-                    <w:rPr>
-                      <w:rFonts w:ascii="Times New Roman" w:hAnsi="Times New Roman" w:cs="Times New Roman"/>
-                      <w:noProof/>
-                      <w:sz w:val="16"/>
-                      <w:szCs w:val="16"/>
-                    </w:rPr>
-                  </w:pPr>
-                  <w:r>
-                    <w:rPr>
-                      <w:rFonts w:ascii="Times New Roman" w:hAnsi="Times New Roman" w:cs="Times New Roman"/>
-                      <w:noProof/>
-                      <w:sz w:val="16"/>
-                      <w:szCs w:val="16"/>
+                    <w:spacing w:line="180" w:lineRule="exact"/>
+                    <w:jc w:val="center"/>
+                    <w:rPr>
+                      <w:rFonts w:ascii="Times New Roman" w:hAnsi="Times New Roman" w:cs="Times New Roman"/>
+                      <w:noProof/>
+                      <w:sz w:val="12"/>
+                      <w:szCs w:val="12"/>
+                    </w:rPr>
+                  </w:pPr>
+                  <w:r>
+                    <w:rPr>
+                      <w:rFonts w:ascii="Times New Roman" w:hAnsi="Times New Roman" w:cs="Times New Roman"/>
+                      <w:noProof/>
+                      <w:sz w:val="12"/>
+                      <w:szCs w:val="12"/>
                     </w:rPr>
                     <w:t>60</w:t>
                   </w:r>
                 </w:p>
                 <w:p>
                   <w:pPr>
-                    <w:jc w:val="center"/>
-                    <w:rPr>
-                      <w:rFonts w:ascii="Times New Roman" w:hAnsi="Times New Roman" w:cs="Times New Roman"/>
-                      <w:noProof/>
-                      <w:sz w:val="16"/>
-                      <w:szCs w:val="16"/>
-                    </w:rPr>
-                  </w:pPr>
-                  <w:r>
-                    <w:rPr>
-                      <w:rFonts w:ascii="Times New Roman" w:hAnsi="Times New Roman" w:cs="Times New Roman"/>
-                      <w:noProof/>
-                      <w:sz w:val="16"/>
-                      <w:szCs w:val="16"/>
+                    <w:spacing w:line="180" w:lineRule="exact"/>
+                    <w:jc w:val="center"/>
+                    <w:rPr>
+                      <w:rFonts w:ascii="Times New Roman" w:hAnsi="Times New Roman" w:cs="Times New Roman"/>
+                      <w:noProof/>
+                      <w:sz w:val="12"/>
+                      <w:szCs w:val="12"/>
+                    </w:rPr>
+                  </w:pPr>
+                  <w:r>
+                    <w:rPr>
+                      <w:rFonts w:ascii="Times New Roman" w:hAnsi="Times New Roman" w:cs="Times New Roman"/>
+                      <w:noProof/>
+                      <w:sz w:val="12"/>
+                      <w:szCs w:val="12"/>
                     </w:rPr>
                     <w:t>32</w:t>
                   </w:r>
                 </w:p>
                 <w:p>
                   <w:pPr>
-                    <w:jc w:val="center"/>
-                    <w:rPr>
-                      <w:rFonts w:ascii="Times New Roman" w:hAnsi="Times New Roman" w:cs="Times New Roman"/>
-                      <w:noProof/>
-                      <w:sz w:val="16"/>
-                      <w:szCs w:val="16"/>
-                    </w:rPr>
-                  </w:pPr>
-                  <w:r>
-                    <w:rPr>
-                      <w:rFonts w:ascii="Times New Roman" w:hAnsi="Times New Roman" w:cs="Times New Roman"/>
-                      <w:noProof/>
-                      <w:sz w:val="16"/>
-                      <w:szCs w:val="16"/>
+                    <w:spacing w:line="180" w:lineRule="exact"/>
+                    <w:jc w:val="center"/>
+                    <w:rPr>
+                      <w:rFonts w:ascii="Times New Roman" w:hAnsi="Times New Roman" w:cs="Times New Roman"/>
+                      <w:noProof/>
+                      <w:sz w:val="12"/>
+                      <w:szCs w:val="12"/>
+                    </w:rPr>
+                  </w:pPr>
+                  <w:r>
+                    <w:rPr>
+                      <w:rFonts w:ascii="Times New Roman" w:hAnsi="Times New Roman" w:cs="Times New Roman"/>
+                      <w:noProof/>
+                      <w:sz w:val="12"/>
+                      <w:szCs w:val="12"/>
                     </w:rPr>
                     <w:t>60</w:t>
                   </w:r>
                 </w:p>
                 <w:p>
                   <w:pPr>
-                    <w:jc w:val="center"/>
-                    <w:rPr>
-                      <w:rFonts w:ascii="Times New Roman" w:hAnsi="Times New Roman" w:cs="Times New Roman"/>
-                      <w:sz w:val="16"/>
-                      <w:szCs w:val="16"/>
-                    </w:rPr>
-                  </w:pPr>
-                  <w:r>
-                    <w:rPr>
-                      <w:rFonts w:ascii="Times New Roman" w:hAnsi="Times New Roman" w:cs="Times New Roman"/>
-                      <w:noProof/>
-                      <w:sz w:val="16"/>
-                      <w:szCs w:val="16"/>
+                    <w:spacing w:line="180" w:lineRule="exact"/>
+                    <w:jc w:val="center"/>
+                    <w:rPr>
+                      <w:rFonts w:ascii="Times New Roman" w:hAnsi="Times New Roman" w:cs="Times New Roman"/>
+                      <w:sz w:val="12"/>
+                      <w:szCs w:val="12"/>
+                    </w:rPr>
+                  </w:pPr>
+                  <w:r>
+                    <w:rPr>
+                      <w:rFonts w:ascii="Times New Roman" w:hAnsi="Times New Roman" w:cs="Times New Roman"/>
+                      <w:noProof/>
+                      <w:sz w:val="12"/>
+                      <w:szCs w:val="12"/>
                     </w:rPr>
                     <w:t>9 недель</w:t>
                   </w:r>
                   <w:r>
                     <w:rPr>
-                      <w:sz w:val="16"/>
-                      <w:szCs w:val="16"/>
+                      <w:sz w:val="12"/>
+                      <w:szCs w:val="12"/>
                     </w:rPr>
                     <w:fldChar w:fldCharType="end"/>
                   </w:r>
@@ -3489,33 +3767,34 @@
                 </w:tcPr>
                 <w:p>
                   <w:pPr>
-                    <w:jc w:val="center"/>
-                    <w:rPr>
-                      <w:rFonts w:ascii="Times New Roman" w:hAnsi="Times New Roman" w:cs="Times New Roman"/>
-                      <w:noProof/>
-                      <w:sz w:val="16"/>
-                      <w:szCs w:val="16"/>
-                    </w:rPr>
-                  </w:pPr>
-                  <w:r>
-                    <w:rPr>
-                      <w:sz w:val="16"/>
-                      <w:szCs w:val="16"/>
+                    <w:spacing w:line="180" w:lineRule="exact"/>
+                    <w:jc w:val="center"/>
+                    <w:rPr>
+                      <w:rFonts w:ascii="Times New Roman" w:hAnsi="Times New Roman" w:cs="Times New Roman"/>
+                      <w:noProof/>
+                      <w:sz w:val="12"/>
+                      <w:szCs w:val="12"/>
+                    </w:rPr>
+                  </w:pPr>
+                  <w:r>
+                    <w:rPr>
+                      <w:sz w:val="12"/>
+                      <w:szCs w:val="12"/>
                     </w:rPr>
                     <w:fldChar w:fldCharType="begin"/>
                   </w:r>
                   <w:r>
                     <w:rPr>
                       <w:rFonts w:ascii="Times New Roman" w:hAnsi="Times New Roman" w:cs="Times New Roman"/>
-                      <w:sz w:val="16"/>
-                      <w:szCs w:val="16"/>
+                      <w:sz w:val="12"/>
+                      <w:szCs w:val="12"/>
                     </w:rPr>
                     <w:instrText xml:space="preserve"> MERGEFIELD оценки </w:instrText>
                   </w:r>
                   <w:r>
                     <w:rPr>
-                      <w:sz w:val="16"/>
-                      <w:szCs w:val="16"/>
+                      <w:sz w:val="12"/>
+                      <w:szCs w:val="12"/>
                     </w:rPr>
                     <w:fldChar w:fldCharType="separate"/>
                   </w:r>
@@ -3523,580 +3802,609 @@
                     <w:rPr>
                       <w:rFonts w:ascii="Times New Roman" w:hAnsi="Times New Roman" w:cs="Times New Roman"/>
                       <w:noProof/>
-                      <w:sz w:val="16"/>
-                      <w:szCs w:val="16"/>
+                      <w:sz w:val="12"/>
+                      <w:szCs w:val="12"/>
                     </w:rPr>
                     <w:t>отлично</w:t>
                   </w:r>
                 </w:p>
                 <w:p>
                   <w:pPr>
-                    <w:jc w:val="center"/>
-                    <w:rPr>
-                      <w:rFonts w:ascii="Times New Roman" w:hAnsi="Times New Roman" w:cs="Times New Roman"/>
-                      <w:noProof/>
-                      <w:sz w:val="16"/>
-                      <w:szCs w:val="16"/>
-                    </w:rPr>
-                  </w:pPr>
-                  <w:r>
-                    <w:rPr>
-                      <w:rFonts w:ascii="Times New Roman" w:hAnsi="Times New Roman" w:cs="Times New Roman"/>
-                      <w:noProof/>
-                      <w:sz w:val="16"/>
-                      <w:szCs w:val="16"/>
+                    <w:spacing w:line="180" w:lineRule="exact"/>
+                    <w:jc w:val="center"/>
+                    <w:rPr>
+                      <w:rFonts w:ascii="Times New Roman" w:hAnsi="Times New Roman" w:cs="Times New Roman"/>
+                      <w:noProof/>
+                      <w:sz w:val="12"/>
+                      <w:szCs w:val="12"/>
+                    </w:rPr>
+                  </w:pPr>
+                  <w:r>
+                    <w:rPr>
+                      <w:rFonts w:ascii="Times New Roman" w:hAnsi="Times New Roman" w:cs="Times New Roman"/>
+                      <w:noProof/>
+                      <w:sz w:val="12"/>
+                      <w:szCs w:val="12"/>
                     </w:rPr>
                     <w:t>хорошо</w:t>
                   </w:r>
                 </w:p>
                 <w:p>
                   <w:pPr>
-                    <w:jc w:val="center"/>
-                    <w:rPr>
-                      <w:rFonts w:ascii="Times New Roman" w:hAnsi="Times New Roman" w:cs="Times New Roman"/>
-                      <w:noProof/>
-                      <w:sz w:val="16"/>
-                      <w:szCs w:val="16"/>
-                    </w:rPr>
-                  </w:pPr>
-                  <w:r>
-                    <w:rPr>
-                      <w:rFonts w:ascii="Times New Roman" w:hAnsi="Times New Roman" w:cs="Times New Roman"/>
-                      <w:noProof/>
-                      <w:sz w:val="16"/>
-                      <w:szCs w:val="16"/>
+                    <w:spacing w:line="180" w:lineRule="exact"/>
+                    <w:jc w:val="center"/>
+                    <w:rPr>
+                      <w:rFonts w:ascii="Times New Roman" w:hAnsi="Times New Roman" w:cs="Times New Roman"/>
+                      <w:noProof/>
+                      <w:sz w:val="12"/>
+                      <w:szCs w:val="12"/>
+                    </w:rPr>
+                  </w:pPr>
+                  <w:r>
+                    <w:rPr>
+                      <w:rFonts w:ascii="Times New Roman" w:hAnsi="Times New Roman" w:cs="Times New Roman"/>
+                      <w:noProof/>
+                      <w:sz w:val="12"/>
+                      <w:szCs w:val="12"/>
                     </w:rPr>
                     <w:t>отлично</w:t>
                   </w:r>
                 </w:p>
                 <w:p>
                   <w:pPr>
-                    <w:jc w:val="center"/>
-                    <w:rPr>
-                      <w:rFonts w:ascii="Times New Roman" w:hAnsi="Times New Roman" w:cs="Times New Roman"/>
-                      <w:noProof/>
-                      <w:sz w:val="16"/>
-                      <w:szCs w:val="16"/>
-                    </w:rPr>
-                  </w:pPr>
-                  <w:r>
-                    <w:rPr>
-                      <w:rFonts w:ascii="Times New Roman" w:hAnsi="Times New Roman" w:cs="Times New Roman"/>
-                      <w:noProof/>
-                      <w:sz w:val="16"/>
-                      <w:szCs w:val="16"/>
+                    <w:spacing w:line="180" w:lineRule="exact"/>
+                    <w:jc w:val="center"/>
+                    <w:rPr>
+                      <w:rFonts w:ascii="Times New Roman" w:hAnsi="Times New Roman" w:cs="Times New Roman"/>
+                      <w:noProof/>
+                      <w:sz w:val="12"/>
+                      <w:szCs w:val="12"/>
+                    </w:rPr>
+                  </w:pPr>
+                  <w:r>
+                    <w:rPr>
+                      <w:rFonts w:ascii="Times New Roman" w:hAnsi="Times New Roman" w:cs="Times New Roman"/>
+                      <w:noProof/>
+                      <w:sz w:val="12"/>
+                      <w:szCs w:val="12"/>
                     </w:rPr>
                     <w:t>хорошо</w:t>
                   </w:r>
                 </w:p>
                 <w:p>
                   <w:pPr>
-                    <w:jc w:val="center"/>
-                    <w:rPr>
-                      <w:rFonts w:ascii="Times New Roman" w:hAnsi="Times New Roman" w:cs="Times New Roman"/>
-                      <w:noProof/>
-                      <w:sz w:val="16"/>
-                      <w:szCs w:val="16"/>
-                    </w:rPr>
-                  </w:pPr>
-                  <w:r>
-                    <w:rPr>
-                      <w:rFonts w:ascii="Times New Roman" w:hAnsi="Times New Roman" w:cs="Times New Roman"/>
-                      <w:noProof/>
-                      <w:sz w:val="16"/>
-                      <w:szCs w:val="16"/>
+                    <w:spacing w:line="180" w:lineRule="exact"/>
+                    <w:jc w:val="center"/>
+                    <w:rPr>
+                      <w:rFonts w:ascii="Times New Roman" w:hAnsi="Times New Roman" w:cs="Times New Roman"/>
+                      <w:noProof/>
+                      <w:sz w:val="12"/>
+                      <w:szCs w:val="12"/>
+                    </w:rPr>
+                  </w:pPr>
+                  <w:r>
+                    <w:rPr>
+                      <w:rFonts w:ascii="Times New Roman" w:hAnsi="Times New Roman" w:cs="Times New Roman"/>
+                      <w:noProof/>
+                      <w:sz w:val="12"/>
+                      <w:szCs w:val="12"/>
                     </w:rPr>
                     <w:t>отлично</w:t>
                   </w:r>
                 </w:p>
                 <w:p>
                   <w:pPr>
-                    <w:jc w:val="center"/>
-                    <w:rPr>
-                      <w:rFonts w:ascii="Times New Roman" w:hAnsi="Times New Roman" w:cs="Times New Roman"/>
-                      <w:noProof/>
-                      <w:sz w:val="16"/>
-                      <w:szCs w:val="16"/>
-                    </w:rPr>
-                  </w:pPr>
-                  <w:r>
-                    <w:rPr>
-                      <w:rFonts w:ascii="Times New Roman" w:hAnsi="Times New Roman" w:cs="Times New Roman"/>
-                      <w:noProof/>
-                      <w:sz w:val="16"/>
-                      <w:szCs w:val="16"/>
+                    <w:spacing w:line="180" w:lineRule="exact"/>
+                    <w:jc w:val="center"/>
+                    <w:rPr>
+                      <w:rFonts w:ascii="Times New Roman" w:hAnsi="Times New Roman" w:cs="Times New Roman"/>
+                      <w:noProof/>
+                      <w:sz w:val="12"/>
+                      <w:szCs w:val="12"/>
+                    </w:rPr>
+                  </w:pPr>
+                  <w:r>
+                    <w:rPr>
+                      <w:rFonts w:ascii="Times New Roman" w:hAnsi="Times New Roman" w:cs="Times New Roman"/>
+                      <w:noProof/>
+                      <w:sz w:val="12"/>
+                      <w:szCs w:val="12"/>
                     </w:rPr>
                     <w:t>отлично</w:t>
                   </w:r>
                 </w:p>
                 <w:p>
                   <w:pPr>
-                    <w:jc w:val="center"/>
-                    <w:rPr>
-                      <w:rFonts w:ascii="Times New Roman" w:hAnsi="Times New Roman" w:cs="Times New Roman"/>
-                      <w:noProof/>
-                      <w:sz w:val="16"/>
-                      <w:szCs w:val="16"/>
-                    </w:rPr>
-                  </w:pPr>
-                  <w:r>
-                    <w:rPr>
-                      <w:rFonts w:ascii="Times New Roman" w:hAnsi="Times New Roman" w:cs="Times New Roman"/>
-                      <w:noProof/>
-                      <w:sz w:val="16"/>
-                      <w:szCs w:val="16"/>
+                    <w:spacing w:line="180" w:lineRule="exact"/>
+                    <w:jc w:val="center"/>
+                    <w:rPr>
+                      <w:rFonts w:ascii="Times New Roman" w:hAnsi="Times New Roman" w:cs="Times New Roman"/>
+                      <w:noProof/>
+                      <w:sz w:val="12"/>
+                      <w:szCs w:val="12"/>
+                    </w:rPr>
+                  </w:pPr>
+                  <w:r>
+                    <w:rPr>
+                      <w:rFonts w:ascii="Times New Roman" w:hAnsi="Times New Roman" w:cs="Times New Roman"/>
+                      <w:noProof/>
+                      <w:sz w:val="12"/>
+                      <w:szCs w:val="12"/>
                     </w:rPr>
                     <w:t>отлично</w:t>
                   </w:r>
                 </w:p>
                 <w:p>
                   <w:pPr>
-                    <w:jc w:val="center"/>
-                    <w:rPr>
-                      <w:rFonts w:ascii="Times New Roman" w:hAnsi="Times New Roman" w:cs="Times New Roman"/>
-                      <w:noProof/>
-                      <w:sz w:val="16"/>
-                      <w:szCs w:val="16"/>
-                    </w:rPr>
-                  </w:pPr>
-                  <w:r>
-                    <w:rPr>
-                      <w:rFonts w:ascii="Times New Roman" w:hAnsi="Times New Roman" w:cs="Times New Roman"/>
-                      <w:noProof/>
-                      <w:sz w:val="16"/>
-                      <w:szCs w:val="16"/>
+                    <w:spacing w:line="180" w:lineRule="exact"/>
+                    <w:jc w:val="center"/>
+                    <w:rPr>
+                      <w:rFonts w:ascii="Times New Roman" w:hAnsi="Times New Roman" w:cs="Times New Roman"/>
+                      <w:noProof/>
+                      <w:sz w:val="12"/>
+                      <w:szCs w:val="12"/>
+                    </w:rPr>
+                  </w:pPr>
+                  <w:r>
+                    <w:rPr>
+                      <w:rFonts w:ascii="Times New Roman" w:hAnsi="Times New Roman" w:cs="Times New Roman"/>
+                      <w:noProof/>
+                      <w:sz w:val="12"/>
+                      <w:szCs w:val="12"/>
                     </w:rPr>
                     <w:t>отлично</w:t>
                   </w:r>
                 </w:p>
                 <w:p>
                   <w:pPr>
-                    <w:jc w:val="center"/>
-                    <w:rPr>
-                      <w:rFonts w:ascii="Times New Roman" w:hAnsi="Times New Roman" w:cs="Times New Roman"/>
-                      <w:noProof/>
-                      <w:sz w:val="16"/>
-                      <w:szCs w:val="16"/>
-                    </w:rPr>
-                  </w:pPr>
-                  <w:r>
-                    <w:rPr>
-                      <w:rFonts w:ascii="Times New Roman" w:hAnsi="Times New Roman" w:cs="Times New Roman"/>
-                      <w:noProof/>
-                      <w:sz w:val="16"/>
-                      <w:szCs w:val="16"/>
+                    <w:spacing w:line="180" w:lineRule="exact"/>
+                    <w:jc w:val="center"/>
+                    <w:rPr>
+                      <w:rFonts w:ascii="Times New Roman" w:hAnsi="Times New Roman" w:cs="Times New Roman"/>
+                      <w:noProof/>
+                      <w:sz w:val="12"/>
+                      <w:szCs w:val="12"/>
+                    </w:rPr>
+                  </w:pPr>
+                  <w:r>
+                    <w:rPr>
+                      <w:rFonts w:ascii="Times New Roman" w:hAnsi="Times New Roman" w:cs="Times New Roman"/>
+                      <w:noProof/>
+                      <w:sz w:val="12"/>
+                      <w:szCs w:val="12"/>
                     </w:rPr>
                     <w:t>отлично</w:t>
                   </w:r>
                 </w:p>
                 <w:p>
                   <w:pPr>
-                    <w:jc w:val="center"/>
-                    <w:rPr>
-                      <w:rFonts w:ascii="Times New Roman" w:hAnsi="Times New Roman" w:cs="Times New Roman"/>
-                      <w:noProof/>
-                      <w:sz w:val="16"/>
-                      <w:szCs w:val="16"/>
-                    </w:rPr>
-                  </w:pPr>
-                  <w:r>
-                    <w:rPr>
-                      <w:rFonts w:ascii="Times New Roman" w:hAnsi="Times New Roman" w:cs="Times New Roman"/>
-                      <w:noProof/>
-                      <w:sz w:val="16"/>
-                      <w:szCs w:val="16"/>
+                    <w:spacing w:line="180" w:lineRule="exact"/>
+                    <w:jc w:val="center"/>
+                    <w:rPr>
+                      <w:rFonts w:ascii="Times New Roman" w:hAnsi="Times New Roman" w:cs="Times New Roman"/>
+                      <w:noProof/>
+                      <w:sz w:val="12"/>
+                      <w:szCs w:val="12"/>
+                    </w:rPr>
+                  </w:pPr>
+                  <w:r>
+                    <w:rPr>
+                      <w:rFonts w:ascii="Times New Roman" w:hAnsi="Times New Roman" w:cs="Times New Roman"/>
+                      <w:noProof/>
+                      <w:sz w:val="12"/>
+                      <w:szCs w:val="12"/>
                     </w:rPr>
                     <w:t>отлично</w:t>
                   </w:r>
                 </w:p>
                 <w:p>
                   <w:pPr>
-                    <w:jc w:val="center"/>
-                    <w:rPr>
-                      <w:rFonts w:ascii="Times New Roman" w:hAnsi="Times New Roman" w:cs="Times New Roman"/>
-                      <w:noProof/>
-                      <w:sz w:val="16"/>
-                      <w:szCs w:val="16"/>
-                    </w:rPr>
-                  </w:pPr>
-                  <w:r>
-                    <w:rPr>
-                      <w:rFonts w:ascii="Times New Roman" w:hAnsi="Times New Roman" w:cs="Times New Roman"/>
-                      <w:noProof/>
-                      <w:sz w:val="16"/>
-                      <w:szCs w:val="16"/>
+                    <w:spacing w:line="180" w:lineRule="exact"/>
+                    <w:jc w:val="center"/>
+                    <w:rPr>
+                      <w:rFonts w:ascii="Times New Roman" w:hAnsi="Times New Roman" w:cs="Times New Roman"/>
+                      <w:noProof/>
+                      <w:sz w:val="12"/>
+                      <w:szCs w:val="12"/>
+                    </w:rPr>
+                  </w:pPr>
+                  <w:r>
+                    <w:rPr>
+                      <w:rFonts w:ascii="Times New Roman" w:hAnsi="Times New Roman" w:cs="Times New Roman"/>
+                      <w:noProof/>
+                      <w:sz w:val="12"/>
+                      <w:szCs w:val="12"/>
                     </w:rPr>
                     <w:t>отлично</w:t>
                   </w:r>
                 </w:p>
                 <w:p>
                   <w:pPr>
-                    <w:jc w:val="center"/>
-                    <w:rPr>
-                      <w:rFonts w:ascii="Times New Roman" w:hAnsi="Times New Roman" w:cs="Times New Roman"/>
-                      <w:noProof/>
-                      <w:sz w:val="16"/>
-                      <w:szCs w:val="16"/>
-                    </w:rPr>
-                  </w:pPr>
-                  <w:r>
-                    <w:rPr>
-                      <w:rFonts w:ascii="Times New Roman" w:hAnsi="Times New Roman" w:cs="Times New Roman"/>
-                      <w:noProof/>
-                      <w:sz w:val="16"/>
-                      <w:szCs w:val="16"/>
+                    <w:spacing w:line="180" w:lineRule="exact"/>
+                    <w:jc w:val="center"/>
+                    <w:rPr>
+                      <w:rFonts w:ascii="Times New Roman" w:hAnsi="Times New Roman" w:cs="Times New Roman"/>
+                      <w:noProof/>
+                      <w:sz w:val="12"/>
+                      <w:szCs w:val="12"/>
+                    </w:rPr>
+                  </w:pPr>
+                  <w:r>
+                    <w:rPr>
+                      <w:rFonts w:ascii="Times New Roman" w:hAnsi="Times New Roman" w:cs="Times New Roman"/>
+                      <w:noProof/>
+                      <w:sz w:val="12"/>
+                      <w:szCs w:val="12"/>
                     </w:rPr>
                     <w:t>хорошо</w:t>
                   </w:r>
                 </w:p>
                 <w:p>
                   <w:pPr>
-                    <w:jc w:val="center"/>
-                    <w:rPr>
-                      <w:rFonts w:ascii="Times New Roman" w:hAnsi="Times New Roman" w:cs="Times New Roman"/>
-                      <w:noProof/>
-                      <w:sz w:val="16"/>
-                      <w:szCs w:val="16"/>
-                    </w:rPr>
-                  </w:pPr>
-                  <w:r>
-                    <w:rPr>
-                      <w:rFonts w:ascii="Times New Roman" w:hAnsi="Times New Roman" w:cs="Times New Roman"/>
-                      <w:noProof/>
-                      <w:sz w:val="16"/>
-                      <w:szCs w:val="16"/>
+                    <w:spacing w:line="180" w:lineRule="exact"/>
+                    <w:jc w:val="center"/>
+                    <w:rPr>
+                      <w:rFonts w:ascii="Times New Roman" w:hAnsi="Times New Roman" w:cs="Times New Roman"/>
+                      <w:noProof/>
+                      <w:sz w:val="12"/>
+                      <w:szCs w:val="12"/>
+                    </w:rPr>
+                  </w:pPr>
+                  <w:r>
+                    <w:rPr>
+                      <w:rFonts w:ascii="Times New Roman" w:hAnsi="Times New Roman" w:cs="Times New Roman"/>
+                      <w:noProof/>
+                      <w:sz w:val="12"/>
+                      <w:szCs w:val="12"/>
                     </w:rPr>
                     <w:t>отлично</w:t>
                   </w:r>
                 </w:p>
                 <w:p>
                   <w:pPr>
-                    <w:jc w:val="center"/>
-                    <w:rPr>
-                      <w:rFonts w:ascii="Times New Roman" w:hAnsi="Times New Roman" w:cs="Times New Roman"/>
-                      <w:noProof/>
-                      <w:sz w:val="16"/>
-                      <w:szCs w:val="16"/>
-                    </w:rPr>
-                  </w:pPr>
-                  <w:r>
-                    <w:rPr>
-                      <w:rFonts w:ascii="Times New Roman" w:hAnsi="Times New Roman" w:cs="Times New Roman"/>
-                      <w:noProof/>
-                      <w:sz w:val="16"/>
-                      <w:szCs w:val="16"/>
+                    <w:spacing w:line="180" w:lineRule="exact"/>
+                    <w:jc w:val="center"/>
+                    <w:rPr>
+                      <w:rFonts w:ascii="Times New Roman" w:hAnsi="Times New Roman" w:cs="Times New Roman"/>
+                      <w:noProof/>
+                      <w:sz w:val="12"/>
+                      <w:szCs w:val="12"/>
+                    </w:rPr>
+                  </w:pPr>
+                  <w:r>
+                    <w:rPr>
+                      <w:rFonts w:ascii="Times New Roman" w:hAnsi="Times New Roman" w:cs="Times New Roman"/>
+                      <w:noProof/>
+                      <w:sz w:val="12"/>
+                      <w:szCs w:val="12"/>
                     </w:rPr>
                     <w:t>отлично</w:t>
                   </w:r>
                 </w:p>
                 <w:p>
                   <w:pPr>
-                    <w:jc w:val="center"/>
-                    <w:rPr>
-                      <w:rFonts w:ascii="Times New Roman" w:hAnsi="Times New Roman" w:cs="Times New Roman"/>
-                      <w:noProof/>
-                      <w:sz w:val="16"/>
-                      <w:szCs w:val="16"/>
-                    </w:rPr>
-                  </w:pPr>
-                  <w:r>
-                    <w:rPr>
-                      <w:rFonts w:ascii="Times New Roman" w:hAnsi="Times New Roman" w:cs="Times New Roman"/>
-                      <w:noProof/>
-                      <w:sz w:val="16"/>
-                      <w:szCs w:val="16"/>
+                    <w:spacing w:line="180" w:lineRule="exact"/>
+                    <w:jc w:val="center"/>
+                    <w:rPr>
+                      <w:rFonts w:ascii="Times New Roman" w:hAnsi="Times New Roman" w:cs="Times New Roman"/>
+                      <w:noProof/>
+                      <w:sz w:val="12"/>
+                      <w:szCs w:val="12"/>
+                    </w:rPr>
+                  </w:pPr>
+                  <w:r>
+                    <w:rPr>
+                      <w:rFonts w:ascii="Times New Roman" w:hAnsi="Times New Roman" w:cs="Times New Roman"/>
+                      <w:noProof/>
+                      <w:sz w:val="12"/>
+                      <w:szCs w:val="12"/>
                     </w:rPr>
                     <w:t>хорошо</w:t>
                   </w:r>
                 </w:p>
                 <w:p>
                   <w:pPr>
-                    <w:jc w:val="center"/>
-                    <w:rPr>
-                      <w:rFonts w:ascii="Times New Roman" w:hAnsi="Times New Roman" w:cs="Times New Roman"/>
-                      <w:noProof/>
-                      <w:sz w:val="16"/>
-                      <w:szCs w:val="16"/>
-                    </w:rPr>
-                  </w:pPr>
-                  <w:r>
-                    <w:rPr>
-                      <w:rFonts w:ascii="Times New Roman" w:hAnsi="Times New Roman" w:cs="Times New Roman"/>
-                      <w:noProof/>
-                      <w:sz w:val="16"/>
-                      <w:szCs w:val="16"/>
+                    <w:spacing w:line="180" w:lineRule="exact"/>
+                    <w:jc w:val="center"/>
+                    <w:rPr>
+                      <w:rFonts w:ascii="Times New Roman" w:hAnsi="Times New Roman" w:cs="Times New Roman"/>
+                      <w:noProof/>
+                      <w:sz w:val="12"/>
+                      <w:szCs w:val="12"/>
+                    </w:rPr>
+                  </w:pPr>
+                  <w:r>
+                    <w:rPr>
+                      <w:rFonts w:ascii="Times New Roman" w:hAnsi="Times New Roman" w:cs="Times New Roman"/>
+                      <w:noProof/>
+                      <w:sz w:val="12"/>
+                      <w:szCs w:val="12"/>
                     </w:rPr>
                     <w:t>отлично</w:t>
                   </w:r>
                 </w:p>
                 <w:p>
                   <w:pPr>
-                    <w:jc w:val="center"/>
-                    <w:rPr>
-                      <w:rFonts w:ascii="Times New Roman" w:hAnsi="Times New Roman" w:cs="Times New Roman"/>
-                      <w:noProof/>
-                      <w:sz w:val="16"/>
-                      <w:szCs w:val="16"/>
-                    </w:rPr>
-                  </w:pPr>
-                  <w:r>
-                    <w:rPr>
-                      <w:rFonts w:ascii="Times New Roman" w:hAnsi="Times New Roman" w:cs="Times New Roman"/>
-                      <w:noProof/>
-                      <w:sz w:val="16"/>
-                      <w:szCs w:val="16"/>
+                    <w:spacing w:line="180" w:lineRule="exact"/>
+                    <w:jc w:val="center"/>
+                    <w:rPr>
+                      <w:rFonts w:ascii="Times New Roman" w:hAnsi="Times New Roman" w:cs="Times New Roman"/>
+                      <w:noProof/>
+                      <w:sz w:val="12"/>
+                      <w:szCs w:val="12"/>
+                    </w:rPr>
+                  </w:pPr>
+                  <w:r>
+                    <w:rPr>
+                      <w:rFonts w:ascii="Times New Roman" w:hAnsi="Times New Roman" w:cs="Times New Roman"/>
+                      <w:noProof/>
+                      <w:sz w:val="12"/>
+                      <w:szCs w:val="12"/>
                     </w:rPr>
                     <w:t>отлично</w:t>
                   </w:r>
                 </w:p>
                 <w:p>
                   <w:pPr>
-                    <w:jc w:val="center"/>
-                    <w:rPr>
-                      <w:rFonts w:ascii="Times New Roman" w:hAnsi="Times New Roman" w:cs="Times New Roman"/>
-                      <w:noProof/>
-                      <w:sz w:val="16"/>
-                      <w:szCs w:val="16"/>
-                    </w:rPr>
-                  </w:pPr>
-                  <w:r>
-                    <w:rPr>
-                      <w:rFonts w:ascii="Times New Roman" w:hAnsi="Times New Roman" w:cs="Times New Roman"/>
-                      <w:noProof/>
-                      <w:sz w:val="16"/>
-                      <w:szCs w:val="16"/>
+                    <w:spacing w:line="180" w:lineRule="exact"/>
+                    <w:jc w:val="center"/>
+                    <w:rPr>
+                      <w:rFonts w:ascii="Times New Roman" w:hAnsi="Times New Roman" w:cs="Times New Roman"/>
+                      <w:noProof/>
+                      <w:sz w:val="12"/>
+                      <w:szCs w:val="12"/>
+                    </w:rPr>
+                  </w:pPr>
+                  <w:r>
+                    <w:rPr>
+                      <w:rFonts w:ascii="Times New Roman" w:hAnsi="Times New Roman" w:cs="Times New Roman"/>
+                      <w:noProof/>
+                      <w:sz w:val="12"/>
+                      <w:szCs w:val="12"/>
                     </w:rPr>
                     <w:t>отлично</w:t>
                   </w:r>
                 </w:p>
                 <w:p>
                   <w:pPr>
-                    <w:jc w:val="center"/>
-                    <w:rPr>
-                      <w:rFonts w:ascii="Times New Roman" w:hAnsi="Times New Roman" w:cs="Times New Roman"/>
-                      <w:noProof/>
-                      <w:sz w:val="16"/>
-                      <w:szCs w:val="16"/>
-                    </w:rPr>
-                  </w:pPr>
-                  <w:r>
-                    <w:rPr>
-                      <w:rFonts w:ascii="Times New Roman" w:hAnsi="Times New Roman" w:cs="Times New Roman"/>
-                      <w:noProof/>
-                      <w:sz w:val="16"/>
-                      <w:szCs w:val="16"/>
+                    <w:spacing w:line="180" w:lineRule="exact"/>
+                    <w:jc w:val="center"/>
+                    <w:rPr>
+                      <w:rFonts w:ascii="Times New Roman" w:hAnsi="Times New Roman" w:cs="Times New Roman"/>
+                      <w:noProof/>
+                      <w:sz w:val="12"/>
+                      <w:szCs w:val="12"/>
+                    </w:rPr>
+                  </w:pPr>
+                  <w:r>
+                    <w:rPr>
+                      <w:rFonts w:ascii="Times New Roman" w:hAnsi="Times New Roman" w:cs="Times New Roman"/>
+                      <w:noProof/>
+                      <w:sz w:val="12"/>
+                      <w:szCs w:val="12"/>
                     </w:rPr>
                     <w:t>отлично</w:t>
                   </w:r>
                 </w:p>
                 <w:p>
                   <w:pPr>
-                    <w:jc w:val="center"/>
-                    <w:rPr>
-                      <w:rFonts w:ascii="Times New Roman" w:hAnsi="Times New Roman" w:cs="Times New Roman"/>
-                      <w:noProof/>
-                      <w:sz w:val="16"/>
-                      <w:szCs w:val="16"/>
-                    </w:rPr>
-                  </w:pPr>
-                  <w:r>
-                    <w:rPr>
-                      <w:rFonts w:ascii="Times New Roman" w:hAnsi="Times New Roman" w:cs="Times New Roman"/>
-                      <w:noProof/>
-                      <w:sz w:val="16"/>
-                      <w:szCs w:val="16"/>
+                    <w:spacing w:line="180" w:lineRule="exact"/>
+                    <w:jc w:val="center"/>
+                    <w:rPr>
+                      <w:rFonts w:ascii="Times New Roman" w:hAnsi="Times New Roman" w:cs="Times New Roman"/>
+                      <w:noProof/>
+                      <w:sz w:val="12"/>
+                      <w:szCs w:val="12"/>
+                    </w:rPr>
+                  </w:pPr>
+                  <w:r>
+                    <w:rPr>
+                      <w:rFonts w:ascii="Times New Roman" w:hAnsi="Times New Roman" w:cs="Times New Roman"/>
+                      <w:noProof/>
+                      <w:sz w:val="12"/>
+                      <w:szCs w:val="12"/>
                     </w:rPr>
                     <w:t>отлично</w:t>
                   </w:r>
                 </w:p>
                 <w:p>
                   <w:pPr>
-                    <w:jc w:val="center"/>
-                    <w:rPr>
-                      <w:rFonts w:ascii="Times New Roman" w:hAnsi="Times New Roman" w:cs="Times New Roman"/>
-                      <w:noProof/>
-                      <w:sz w:val="16"/>
-                      <w:szCs w:val="16"/>
-                    </w:rPr>
-                  </w:pPr>
-                  <w:r>
-                    <w:rPr>
-                      <w:rFonts w:ascii="Times New Roman" w:hAnsi="Times New Roman" w:cs="Times New Roman"/>
-                      <w:noProof/>
-                      <w:sz w:val="16"/>
-                      <w:szCs w:val="16"/>
+                    <w:spacing w:line="180" w:lineRule="exact"/>
+                    <w:jc w:val="center"/>
+                    <w:rPr>
+                      <w:rFonts w:ascii="Times New Roman" w:hAnsi="Times New Roman" w:cs="Times New Roman"/>
+                      <w:noProof/>
+                      <w:sz w:val="12"/>
+                      <w:szCs w:val="12"/>
+                    </w:rPr>
+                  </w:pPr>
+                  <w:r>
+                    <w:rPr>
+                      <w:rFonts w:ascii="Times New Roman" w:hAnsi="Times New Roman" w:cs="Times New Roman"/>
+                      <w:noProof/>
+                      <w:sz w:val="12"/>
+                      <w:szCs w:val="12"/>
                     </w:rPr>
                     <w:t>отлично</w:t>
                   </w:r>
                 </w:p>
                 <w:p>
                   <w:pPr>
-                    <w:jc w:val="center"/>
-                    <w:rPr>
-                      <w:rFonts w:ascii="Times New Roman" w:hAnsi="Times New Roman" w:cs="Times New Roman"/>
-                      <w:noProof/>
-                      <w:sz w:val="16"/>
-                      <w:szCs w:val="16"/>
-                    </w:rPr>
-                  </w:pPr>
-                  <w:r>
-                    <w:rPr>
-                      <w:rFonts w:ascii="Times New Roman" w:hAnsi="Times New Roman" w:cs="Times New Roman"/>
-                      <w:noProof/>
-                      <w:sz w:val="16"/>
-                      <w:szCs w:val="16"/>
+                    <w:spacing w:line="180" w:lineRule="exact"/>
+                    <w:jc w:val="center"/>
+                    <w:rPr>
+                      <w:rFonts w:ascii="Times New Roman" w:hAnsi="Times New Roman" w:cs="Times New Roman"/>
+                      <w:noProof/>
+                      <w:sz w:val="12"/>
+                      <w:szCs w:val="12"/>
+                    </w:rPr>
+                  </w:pPr>
+                  <w:r>
+                    <w:rPr>
+                      <w:rFonts w:ascii="Times New Roman" w:hAnsi="Times New Roman" w:cs="Times New Roman"/>
+                      <w:noProof/>
+                      <w:sz w:val="12"/>
+                      <w:szCs w:val="12"/>
                     </w:rPr>
                     <w:t>отлично</w:t>
                   </w:r>
                 </w:p>
                 <w:p>
                   <w:pPr>
-                    <w:jc w:val="center"/>
-                    <w:rPr>
-                      <w:rFonts w:ascii="Times New Roman" w:hAnsi="Times New Roman" w:cs="Times New Roman"/>
-                      <w:noProof/>
-                      <w:sz w:val="16"/>
-                      <w:szCs w:val="16"/>
-                    </w:rPr>
-                  </w:pPr>
-                  <w:r>
-                    <w:rPr>
-                      <w:rFonts w:ascii="Times New Roman" w:hAnsi="Times New Roman" w:cs="Times New Roman"/>
-                      <w:noProof/>
-                      <w:sz w:val="16"/>
-                      <w:szCs w:val="16"/>
+                    <w:spacing w:line="180" w:lineRule="exact"/>
+                    <w:jc w:val="center"/>
+                    <w:rPr>
+                      <w:rFonts w:ascii="Times New Roman" w:hAnsi="Times New Roman" w:cs="Times New Roman"/>
+                      <w:noProof/>
+                      <w:sz w:val="12"/>
+                      <w:szCs w:val="12"/>
+                    </w:rPr>
+                  </w:pPr>
+                  <w:r>
+                    <w:rPr>
+                      <w:rFonts w:ascii="Times New Roman" w:hAnsi="Times New Roman" w:cs="Times New Roman"/>
+                      <w:noProof/>
+                      <w:sz w:val="12"/>
+                      <w:szCs w:val="12"/>
                     </w:rPr>
                     <w:t>отлично</w:t>
                   </w:r>
                 </w:p>
                 <w:p>
                   <w:pPr>
-                    <w:jc w:val="center"/>
-                    <w:rPr>
-                      <w:rFonts w:ascii="Times New Roman" w:hAnsi="Times New Roman" w:cs="Times New Roman"/>
-                      <w:noProof/>
-                      <w:sz w:val="16"/>
-                      <w:szCs w:val="16"/>
-                    </w:rPr>
-                  </w:pPr>
-                  <w:r>
-                    <w:rPr>
-                      <w:rFonts w:ascii="Times New Roman" w:hAnsi="Times New Roman" w:cs="Times New Roman"/>
-                      <w:noProof/>
-                      <w:sz w:val="16"/>
-                      <w:szCs w:val="16"/>
+                    <w:spacing w:line="180" w:lineRule="exact"/>
+                    <w:jc w:val="center"/>
+                    <w:rPr>
+                      <w:rFonts w:ascii="Times New Roman" w:hAnsi="Times New Roman" w:cs="Times New Roman"/>
+                      <w:noProof/>
+                      <w:sz w:val="12"/>
+                      <w:szCs w:val="12"/>
+                    </w:rPr>
+                  </w:pPr>
+                  <w:r>
+                    <w:rPr>
+                      <w:rFonts w:ascii="Times New Roman" w:hAnsi="Times New Roman" w:cs="Times New Roman"/>
+                      <w:noProof/>
+                      <w:sz w:val="12"/>
+                      <w:szCs w:val="12"/>
                     </w:rPr>
                     <w:t>отлично</w:t>
                   </w:r>
                 </w:p>
                 <w:p>
                   <w:pPr>
-                    <w:jc w:val="center"/>
-                    <w:rPr>
-                      <w:rFonts w:ascii="Times New Roman" w:hAnsi="Times New Roman" w:cs="Times New Roman"/>
-                      <w:noProof/>
-                      <w:sz w:val="16"/>
-                      <w:szCs w:val="16"/>
-                    </w:rPr>
-                  </w:pPr>
-                  <w:r>
-                    <w:rPr>
-                      <w:rFonts w:ascii="Times New Roman" w:hAnsi="Times New Roman" w:cs="Times New Roman"/>
-                      <w:noProof/>
-                      <w:sz w:val="16"/>
-                      <w:szCs w:val="16"/>
+                    <w:spacing w:line="180" w:lineRule="exact"/>
+                    <w:jc w:val="center"/>
+                    <w:rPr>
+                      <w:rFonts w:ascii="Times New Roman" w:hAnsi="Times New Roman" w:cs="Times New Roman"/>
+                      <w:noProof/>
+                      <w:sz w:val="12"/>
+                      <w:szCs w:val="12"/>
+                    </w:rPr>
+                  </w:pPr>
+                  <w:r>
+                    <w:rPr>
+                      <w:rFonts w:ascii="Times New Roman" w:hAnsi="Times New Roman" w:cs="Times New Roman"/>
+                      <w:noProof/>
+                      <w:sz w:val="12"/>
+                      <w:szCs w:val="12"/>
                     </w:rPr>
                     <w:t>отлично</w:t>
                   </w:r>
                 </w:p>
                 <w:p>
                   <w:pPr>
-                    <w:jc w:val="center"/>
-                    <w:rPr>
-                      <w:rFonts w:ascii="Times New Roman" w:hAnsi="Times New Roman" w:cs="Times New Roman"/>
-                      <w:noProof/>
-                      <w:sz w:val="16"/>
-                      <w:szCs w:val="16"/>
-                    </w:rPr>
-                  </w:pPr>
-                  <w:r>
-                    <w:rPr>
-                      <w:rFonts w:ascii="Times New Roman" w:hAnsi="Times New Roman" w:cs="Times New Roman"/>
-                      <w:noProof/>
-                      <w:sz w:val="16"/>
-                      <w:szCs w:val="16"/>
+                    <w:spacing w:line="180" w:lineRule="exact"/>
+                    <w:jc w:val="center"/>
+                    <w:rPr>
+                      <w:rFonts w:ascii="Times New Roman" w:hAnsi="Times New Roman" w:cs="Times New Roman"/>
+                      <w:noProof/>
+                      <w:sz w:val="12"/>
+                      <w:szCs w:val="12"/>
+                    </w:rPr>
+                  </w:pPr>
+                  <w:r>
+                    <w:rPr>
+                      <w:rFonts w:ascii="Times New Roman" w:hAnsi="Times New Roman" w:cs="Times New Roman"/>
+                      <w:noProof/>
+                      <w:sz w:val="12"/>
+                      <w:szCs w:val="12"/>
                     </w:rPr>
                     <w:t>отлично</w:t>
                   </w:r>
                 </w:p>
                 <w:p>
                   <w:pPr>
-                    <w:jc w:val="center"/>
-                    <w:rPr>
-                      <w:rFonts w:ascii="Times New Roman" w:hAnsi="Times New Roman" w:cs="Times New Roman"/>
-                      <w:noProof/>
-                      <w:sz w:val="16"/>
-                      <w:szCs w:val="16"/>
-                    </w:rPr>
-                  </w:pPr>
-                  <w:r>
-                    <w:rPr>
-                      <w:rFonts w:ascii="Times New Roman" w:hAnsi="Times New Roman" w:cs="Times New Roman"/>
-                      <w:noProof/>
-                      <w:sz w:val="16"/>
-                      <w:szCs w:val="16"/>
+                    <w:spacing w:line="180" w:lineRule="exact"/>
+                    <w:jc w:val="center"/>
+                    <w:rPr>
+                      <w:rFonts w:ascii="Times New Roman" w:hAnsi="Times New Roman" w:cs="Times New Roman"/>
+                      <w:noProof/>
+                      <w:sz w:val="12"/>
+                      <w:szCs w:val="12"/>
+                    </w:rPr>
+                  </w:pPr>
+                  <w:r>
+                    <w:rPr>
+                      <w:rFonts w:ascii="Times New Roman" w:hAnsi="Times New Roman" w:cs="Times New Roman"/>
+                      <w:noProof/>
+                      <w:sz w:val="12"/>
+                      <w:szCs w:val="12"/>
                     </w:rPr>
                     <w:t>отлично</w:t>
                   </w:r>
                 </w:p>
                 <w:p>
                   <w:pPr>
-                    <w:jc w:val="center"/>
-                    <w:rPr>
-                      <w:rFonts w:ascii="Times New Roman" w:hAnsi="Times New Roman" w:cs="Times New Roman"/>
-                      <w:noProof/>
-                      <w:sz w:val="16"/>
-                      <w:szCs w:val="16"/>
-                    </w:rPr>
-                  </w:pPr>
-                  <w:r>
-                    <w:rPr>
-                      <w:rFonts w:ascii="Times New Roman" w:hAnsi="Times New Roman" w:cs="Times New Roman"/>
-                      <w:noProof/>
-                      <w:sz w:val="16"/>
-                      <w:szCs w:val="16"/>
+                    <w:spacing w:line="180" w:lineRule="exact"/>
+                    <w:jc w:val="center"/>
+                    <w:rPr>
+                      <w:rFonts w:ascii="Times New Roman" w:hAnsi="Times New Roman" w:cs="Times New Roman"/>
+                      <w:noProof/>
+                      <w:sz w:val="12"/>
+                      <w:szCs w:val="12"/>
+                    </w:rPr>
+                  </w:pPr>
+                  <w:r>
+                    <w:rPr>
+                      <w:rFonts w:ascii="Times New Roman" w:hAnsi="Times New Roman" w:cs="Times New Roman"/>
+                      <w:noProof/>
+                      <w:sz w:val="12"/>
+                      <w:szCs w:val="12"/>
                     </w:rPr>
                     <w:t>отлично</w:t>
                   </w:r>
                 </w:p>
                 <w:p>
                   <w:pPr>
-                    <w:jc w:val="center"/>
-                    <w:rPr>
-                      <w:rFonts w:ascii="Times New Roman" w:hAnsi="Times New Roman" w:cs="Times New Roman"/>
-                      <w:sz w:val="16"/>
-                      <w:szCs w:val="16"/>
-                    </w:rPr>
-                  </w:pPr>
-                  <w:r>
-                    <w:rPr>
-                      <w:rFonts w:ascii="Times New Roman" w:hAnsi="Times New Roman" w:cs="Times New Roman"/>
-                      <w:noProof/>
-                      <w:sz w:val="16"/>
-                      <w:szCs w:val="16"/>
+                    <w:spacing w:line="180" w:lineRule="exact"/>
+                    <w:jc w:val="center"/>
+                    <w:rPr>
+                      <w:rFonts w:ascii="Times New Roman" w:hAnsi="Times New Roman" w:cs="Times New Roman"/>
+                      <w:sz w:val="12"/>
+                      <w:szCs w:val="12"/>
+                    </w:rPr>
+                  </w:pPr>
+                  <w:r>
+                    <w:rPr>
+                      <w:rFonts w:ascii="Times New Roman" w:hAnsi="Times New Roman" w:cs="Times New Roman"/>
+                      <w:noProof/>
+                      <w:sz w:val="12"/>
+                      <w:szCs w:val="12"/>
                     </w:rPr>
                     <w:t>отлично</w:t>
                   </w:r>
                   <w:r>
                     <w:rPr>
-                      <w:sz w:val="16"/>
-                      <w:szCs w:val="16"/>
+                      <w:sz w:val="12"/>
+                      <w:szCs w:val="12"/>
                     </w:rPr>
                     <w:fldChar w:fldCharType="end"/>
                   </w:r>
                 </w:p>
               </w:tc>
             </w:tr>
+            <w:bookmarkEnd w:id="0"/>
           </w:tbl>
           <w:p>
             <w:pPr>
@@ -4139,6 +4447,7 @@
               <w:ind w:left="1072"/>
               <w:rPr>
                 <w:rFonts w:ascii="Times New Roman" w:hAnsi="Times New Roman" w:cs="Times New Roman"/>
+                <w:color w:val="FFFFFF" w:themeColor="background1"/>
                 <w:sz w:val="14"/>
                 <w:szCs w:val="16"/>
               </w:rPr>
@@ -4150,6 +4459,7 @@
               <w:ind w:left="1071"/>
               <w:rPr>
                 <w:rFonts w:ascii="Times New Roman" w:hAnsi="Times New Roman" w:cs="Times New Roman"/>
+                <w:color w:val="FFFFFF" w:themeColor="background1"/>
                 <w:sz w:val="14"/>
                 <w:szCs w:val="16"/>
               </w:rPr>
@@ -4157,6 +4467,7 @@
             <w:r>
               <w:rPr>
                 <w:rFonts w:ascii="Times New Roman" w:hAnsi="Times New Roman" w:cs="Times New Roman"/>
+                <w:color w:val="FFFFFF" w:themeColor="background1"/>
                 <w:sz w:val="14"/>
                 <w:szCs w:val="16"/>
               </w:rPr>
@@ -4176,6 +4487,7 @@
               <w:jc w:val="right"/>
               <w:rPr>
                 <w:rFonts w:ascii="Times New Roman" w:hAnsi="Times New Roman" w:cs="Times New Roman"/>
+                <w:color w:val="FFFFFF" w:themeColor="background1"/>
                 <w:sz w:val="14"/>
                 <w:szCs w:val="16"/>
               </w:rPr>
@@ -4183,6 +4495,7 @@
             <w:r>
               <w:rPr>
                 <w:rFonts w:ascii="Times New Roman" w:hAnsi="Times New Roman" w:cs="Times New Roman"/>
+                <w:color w:val="FFFFFF" w:themeColor="background1"/>
                 <w:sz w:val="14"/>
                 <w:szCs w:val="16"/>
               </w:rPr>
@@ -5049,7 +5362,7 @@
 </file>
 
 <file path=customXml/itemProps1.xml><?xml version="1.0" encoding="utf-8"?>
-<ds:datastoreItem xmlns:ds="http://schemas.openxmlformats.org/officeDocument/2006/customXml" ds:itemID="{82F6F9F4-A148-465E-8F17-469E5C7F2307}">
+<ds:datastoreItem xmlns:ds="http://schemas.openxmlformats.org/officeDocument/2006/customXml" ds:itemID="{F16566E5-0409-4633-853C-EA247A802D7A}">
   <ds:schemaRefs>
     <ds:schemaRef ds:uri="http://schemas.openxmlformats.org/officeDocument/2006/bibliography"/>
   </ds:schemaRefs>
